--- a/教学资料/25级高职计算机应用技术专业《Linux操作系统》-教学设计-第1-4周.docx
+++ b/教学资料/25级高职计算机应用技术专业《Linux操作系统》-教学设计-第1-4周.docx
@@ -1,6 +1,6 @@
 
 <file path=word/document.xml><?xml version="1.0" encoding="utf-8"?>
-<w:document xmlns:wpc="http://schemas.microsoft.com/office/word/2010/wordprocessingCanvas" xmlns:cx="http://schemas.microsoft.com/office/drawing/2014/chartex" xmlns:cx1="http://schemas.microsoft.com/office/drawing/2015/9/8/chartex" xmlns:cx2="http://schemas.microsoft.com/office/drawing/2015/10/21/chartex" xmlns:cx3="http://schemas.microsoft.com/office/drawing/2016/5/9/chartex" xmlns:cx4="http://schemas.microsoft.com/office/drawing/2016/5/10/chartex" xmlns:cx5="http://schemas.microsoft.com/office/drawing/2016/5/11/chartex" xmlns:cx6="http://schemas.microsoft.com/office/drawing/2016/5/12/chartex" xmlns:cx7="http://schemas.microsoft.com/office/drawing/2016/5/13/chartex" xmlns:cx8="http://schemas.microsoft.com/office/drawing/2016/5/14/chartex" xmlns:mc="http://schemas.openxmlformats.org/markup-compatibility/2006" xmlns:o="urn:schemas-microsoft-com:office:office" xmlns:r="http://schemas.openxmlformats.org/officeDocument/2006/relationships" xmlns:m="http://schemas.openxmlformats.org/officeDocument/2006/math" xmlns:v="urn:schemas-microsoft-com:vml" xmlns:wp14="http://schemas.microsoft.com/office/word/2010/wordprocessingDrawing" xmlns:wp="http://schemas.openxmlformats.org/drawingml/2006/wordprocessingDrawing" xmlns:w="http://schemas.openxmlformats.org/wordprocessingml/2006/main" xmlns:w14="http://schemas.microsoft.com/office/word/2010/wordml" xmlns:w10="urn:schemas-microsoft-com:office:word" xmlns:w15="http://schemas.microsoft.com/office/word/2012/wordml" xmlns:wpg="http://schemas.microsoft.com/office/word/2010/wordprocessingGroup" xmlns:wpi="http://schemas.microsoft.com/office/word/2010/wordprocessingInk" xmlns:wne="http://schemas.microsoft.com/office/word/2006/wordml" xmlns:wps="http://schemas.microsoft.com/office/word/2010/wordprocessingShape" xmlns:wpsCustomData="http://www.wps.cn/officeDocument/2013/wpsCustomData" mc:Ignorable="w14 w15 wp14">
+<w:document xmlns:wpc="http://schemas.microsoft.com/office/word/2010/wordprocessingCanvas" xmlns:mc="http://schemas.openxmlformats.org/markup-compatibility/2006" xmlns:o="urn:schemas-microsoft-com:office:office" xmlns:r="http://schemas.openxmlformats.org/officeDocument/2006/relationships" xmlns:m="http://schemas.openxmlformats.org/officeDocument/2006/math" xmlns:v="urn:schemas-microsoft-com:vml" xmlns:wp14="http://schemas.microsoft.com/office/word/2010/wordprocessingDrawing" xmlns:wp="http://schemas.openxmlformats.org/drawingml/2006/wordprocessingDrawing" xmlns:w="http://schemas.openxmlformats.org/wordprocessingml/2006/main" xmlns:w14="http://schemas.microsoft.com/office/word/2010/wordml" xmlns:w10="urn:schemas-microsoft-com:office:word" xmlns:w15="http://schemas.microsoft.com/office/word/2012/wordml" xmlns:wpg="http://schemas.microsoft.com/office/word/2010/wordprocessingGroup" xmlns:wpi="http://schemas.microsoft.com/office/word/2010/wordprocessingInk" xmlns:wne="http://schemas.microsoft.com/office/word/2006/wordml" xmlns:wps="http://schemas.microsoft.com/office/word/2010/wordprocessingShape" xmlns:wpsCustomData="http://www.wps.cn/officeDocument/2013/wpsCustomData" mc:Ignorable="w14 w15 wp14">
   <w:body>
     <w:p>
       <w:pPr>
@@ -838,6 +838,22 @@
         <w:gridCol w:w="2645"/>
       </w:tblGrid>
       <w:tr>
+        <w:tblPrEx>
+          <w:tblBorders>
+            <w:top w:val="single" w:color="auto" w:sz="4" w:space="0"/>
+            <w:left w:val="single" w:color="auto" w:sz="4" w:space="0"/>
+            <w:bottom w:val="single" w:color="auto" w:sz="4" w:space="0"/>
+            <w:right w:val="single" w:color="auto" w:sz="4" w:space="0"/>
+            <w:insideH w:val="single" w:color="auto" w:sz="4" w:space="0"/>
+            <w:insideV w:val="single" w:color="auto" w:sz="4" w:space="0"/>
+          </w:tblBorders>
+          <w:tblCellMar>
+            <w:top w:w="0" w:type="dxa"/>
+            <w:left w:w="108" w:type="dxa"/>
+            <w:bottom w:w="0" w:type="dxa"/>
+            <w:right w:w="108" w:type="dxa"/>
+          </w:tblCellMar>
+        </w:tblPrEx>
         <w:trPr>
           <w:jc w:val="center"/>
         </w:trPr>
@@ -1063,6 +1079,22 @@
         </w:tc>
       </w:tr>
       <w:tr>
+        <w:tblPrEx>
+          <w:tblBorders>
+            <w:top w:val="single" w:color="auto" w:sz="4" w:space="0"/>
+            <w:left w:val="single" w:color="auto" w:sz="4" w:space="0"/>
+            <w:bottom w:val="single" w:color="auto" w:sz="4" w:space="0"/>
+            <w:right w:val="single" w:color="auto" w:sz="4" w:space="0"/>
+            <w:insideH w:val="single" w:color="auto" w:sz="4" w:space="0"/>
+            <w:insideV w:val="single" w:color="auto" w:sz="4" w:space="0"/>
+          </w:tblBorders>
+          <w:tblCellMar>
+            <w:top w:w="0" w:type="dxa"/>
+            <w:left w:w="108" w:type="dxa"/>
+            <w:bottom w:w="0" w:type="dxa"/>
+            <w:right w:w="108" w:type="dxa"/>
+          </w:tblCellMar>
+        </w:tblPrEx>
         <w:trPr>
           <w:jc w:val="center"/>
         </w:trPr>
@@ -1290,6 +1322,22 @@
         </w:tc>
       </w:tr>
       <w:tr>
+        <w:tblPrEx>
+          <w:tblBorders>
+            <w:top w:val="single" w:color="auto" w:sz="4" w:space="0"/>
+            <w:left w:val="single" w:color="auto" w:sz="4" w:space="0"/>
+            <w:bottom w:val="single" w:color="auto" w:sz="4" w:space="0"/>
+            <w:right w:val="single" w:color="auto" w:sz="4" w:space="0"/>
+            <w:insideH w:val="single" w:color="auto" w:sz="4" w:space="0"/>
+            <w:insideV w:val="single" w:color="auto" w:sz="4" w:space="0"/>
+          </w:tblBorders>
+          <w:tblCellMar>
+            <w:top w:w="0" w:type="dxa"/>
+            <w:left w:w="108" w:type="dxa"/>
+            <w:bottom w:w="0" w:type="dxa"/>
+            <w:right w:w="108" w:type="dxa"/>
+          </w:tblCellMar>
+        </w:tblPrEx>
         <w:trPr>
           <w:jc w:val="center"/>
         </w:trPr>
@@ -1426,6 +1474,22 @@
         </w:tc>
       </w:tr>
       <w:tr>
+        <w:tblPrEx>
+          <w:tblBorders>
+            <w:top w:val="single" w:color="auto" w:sz="4" w:space="0"/>
+            <w:left w:val="single" w:color="auto" w:sz="4" w:space="0"/>
+            <w:bottom w:val="single" w:color="auto" w:sz="4" w:space="0"/>
+            <w:right w:val="single" w:color="auto" w:sz="4" w:space="0"/>
+            <w:insideH w:val="single" w:color="auto" w:sz="4" w:space="0"/>
+            <w:insideV w:val="single" w:color="auto" w:sz="4" w:space="0"/>
+          </w:tblBorders>
+          <w:tblCellMar>
+            <w:top w:w="0" w:type="dxa"/>
+            <w:left w:w="108" w:type="dxa"/>
+            <w:bottom w:w="0" w:type="dxa"/>
+            <w:right w:w="108" w:type="dxa"/>
+          </w:tblCellMar>
+        </w:tblPrEx>
         <w:trPr>
           <w:trHeight w:val="494" w:hRule="atLeast"/>
           <w:jc w:val="center"/>
@@ -1557,6 +1621,22 @@
         </w:tc>
       </w:tr>
       <w:tr>
+        <w:tblPrEx>
+          <w:tblBorders>
+            <w:top w:val="single" w:color="auto" w:sz="4" w:space="0"/>
+            <w:left w:val="single" w:color="auto" w:sz="4" w:space="0"/>
+            <w:bottom w:val="single" w:color="auto" w:sz="4" w:space="0"/>
+            <w:right w:val="single" w:color="auto" w:sz="4" w:space="0"/>
+            <w:insideH w:val="single" w:color="auto" w:sz="4" w:space="0"/>
+            <w:insideV w:val="single" w:color="auto" w:sz="4" w:space="0"/>
+          </w:tblBorders>
+          <w:tblCellMar>
+            <w:top w:w="0" w:type="dxa"/>
+            <w:left w:w="108" w:type="dxa"/>
+            <w:bottom w:w="0" w:type="dxa"/>
+            <w:right w:w="108" w:type="dxa"/>
+          </w:tblCellMar>
+        </w:tblPrEx>
         <w:trPr>
           <w:trHeight w:val="494" w:hRule="atLeast"/>
           <w:jc w:val="center"/>
@@ -1693,6 +1773,22 @@
         </w:tc>
       </w:tr>
       <w:tr>
+        <w:tblPrEx>
+          <w:tblBorders>
+            <w:top w:val="single" w:color="auto" w:sz="4" w:space="0"/>
+            <w:left w:val="single" w:color="auto" w:sz="4" w:space="0"/>
+            <w:bottom w:val="single" w:color="auto" w:sz="4" w:space="0"/>
+            <w:right w:val="single" w:color="auto" w:sz="4" w:space="0"/>
+            <w:insideH w:val="single" w:color="auto" w:sz="4" w:space="0"/>
+            <w:insideV w:val="single" w:color="auto" w:sz="4" w:space="0"/>
+          </w:tblBorders>
+          <w:tblCellMar>
+            <w:top w:w="0" w:type="dxa"/>
+            <w:left w:w="108" w:type="dxa"/>
+            <w:bottom w:w="0" w:type="dxa"/>
+            <w:right w:w="108" w:type="dxa"/>
+          </w:tblCellMar>
+        </w:tblPrEx>
         <w:trPr>
           <w:trHeight w:val="635" w:hRule="atLeast"/>
           <w:jc w:val="center"/>
@@ -1850,6 +1946,22 @@
         </w:tc>
       </w:tr>
       <w:tr>
+        <w:tblPrEx>
+          <w:tblBorders>
+            <w:top w:val="single" w:color="auto" w:sz="4" w:space="0"/>
+            <w:left w:val="single" w:color="auto" w:sz="4" w:space="0"/>
+            <w:bottom w:val="single" w:color="auto" w:sz="4" w:space="0"/>
+            <w:right w:val="single" w:color="auto" w:sz="4" w:space="0"/>
+            <w:insideH w:val="single" w:color="auto" w:sz="4" w:space="0"/>
+            <w:insideV w:val="single" w:color="auto" w:sz="4" w:space="0"/>
+          </w:tblBorders>
+          <w:tblCellMar>
+            <w:top w:w="0" w:type="dxa"/>
+            <w:left w:w="108" w:type="dxa"/>
+            <w:bottom w:w="0" w:type="dxa"/>
+            <w:right w:w="108" w:type="dxa"/>
+          </w:tblCellMar>
+        </w:tblPrEx>
         <w:trPr>
           <w:trHeight w:val="635" w:hRule="atLeast"/>
           <w:jc w:val="center"/>
@@ -2117,6 +2229,22 @@
         </w:tc>
       </w:tr>
       <w:tr>
+        <w:tblPrEx>
+          <w:tblBorders>
+            <w:top w:val="single" w:color="auto" w:sz="4" w:space="0"/>
+            <w:left w:val="single" w:color="auto" w:sz="4" w:space="0"/>
+            <w:bottom w:val="single" w:color="auto" w:sz="4" w:space="0"/>
+            <w:right w:val="single" w:color="auto" w:sz="4" w:space="0"/>
+            <w:insideH w:val="single" w:color="auto" w:sz="4" w:space="0"/>
+            <w:insideV w:val="single" w:color="auto" w:sz="4" w:space="0"/>
+          </w:tblBorders>
+          <w:tblCellMar>
+            <w:top w:w="0" w:type="dxa"/>
+            <w:left w:w="108" w:type="dxa"/>
+            <w:bottom w:w="0" w:type="dxa"/>
+            <w:right w:w="108" w:type="dxa"/>
+          </w:tblCellMar>
+        </w:tblPrEx>
         <w:trPr>
           <w:jc w:val="center"/>
         </w:trPr>
@@ -2291,6 +2419,22 @@
         </w:tc>
       </w:tr>
       <w:tr>
+        <w:tblPrEx>
+          <w:tblBorders>
+            <w:top w:val="single" w:color="auto" w:sz="4" w:space="0"/>
+            <w:left w:val="single" w:color="auto" w:sz="4" w:space="0"/>
+            <w:bottom w:val="single" w:color="auto" w:sz="4" w:space="0"/>
+            <w:right w:val="single" w:color="auto" w:sz="4" w:space="0"/>
+            <w:insideH w:val="single" w:color="auto" w:sz="4" w:space="0"/>
+            <w:insideV w:val="single" w:color="auto" w:sz="4" w:space="0"/>
+          </w:tblBorders>
+          <w:tblCellMar>
+            <w:top w:w="0" w:type="dxa"/>
+            <w:left w:w="108" w:type="dxa"/>
+            <w:bottom w:w="0" w:type="dxa"/>
+            <w:right w:w="108" w:type="dxa"/>
+          </w:tblCellMar>
+        </w:tblPrEx>
         <w:trPr>
           <w:jc w:val="center"/>
         </w:trPr>
@@ -2470,6 +2614,22 @@
         </w:tc>
       </w:tr>
       <w:tr>
+        <w:tblPrEx>
+          <w:tblBorders>
+            <w:top w:val="single" w:color="auto" w:sz="4" w:space="0"/>
+            <w:left w:val="single" w:color="auto" w:sz="4" w:space="0"/>
+            <w:bottom w:val="single" w:color="auto" w:sz="4" w:space="0"/>
+            <w:right w:val="single" w:color="auto" w:sz="4" w:space="0"/>
+            <w:insideH w:val="single" w:color="auto" w:sz="4" w:space="0"/>
+            <w:insideV w:val="single" w:color="auto" w:sz="4" w:space="0"/>
+          </w:tblBorders>
+          <w:tblCellMar>
+            <w:top w:w="0" w:type="dxa"/>
+            <w:left w:w="108" w:type="dxa"/>
+            <w:bottom w:w="0" w:type="dxa"/>
+            <w:right w:w="108" w:type="dxa"/>
+          </w:tblCellMar>
+        </w:tblPrEx>
         <w:trPr>
           <w:jc w:val="center"/>
         </w:trPr>
@@ -2606,6 +2766,22 @@
         </w:tc>
       </w:tr>
       <w:tr>
+        <w:tblPrEx>
+          <w:tblBorders>
+            <w:top w:val="single" w:color="auto" w:sz="4" w:space="0"/>
+            <w:left w:val="single" w:color="auto" w:sz="4" w:space="0"/>
+            <w:bottom w:val="single" w:color="auto" w:sz="4" w:space="0"/>
+            <w:right w:val="single" w:color="auto" w:sz="4" w:space="0"/>
+            <w:insideH w:val="single" w:color="auto" w:sz="4" w:space="0"/>
+            <w:insideV w:val="single" w:color="auto" w:sz="4" w:space="0"/>
+          </w:tblBorders>
+          <w:tblCellMar>
+            <w:top w:w="0" w:type="dxa"/>
+            <w:left w:w="108" w:type="dxa"/>
+            <w:bottom w:w="0" w:type="dxa"/>
+            <w:right w:w="108" w:type="dxa"/>
+          </w:tblCellMar>
+        </w:tblPrEx>
         <w:trPr>
           <w:jc w:val="center"/>
         </w:trPr>
@@ -2733,6 +2909,22 @@
         </w:tc>
       </w:tr>
       <w:tr>
+        <w:tblPrEx>
+          <w:tblBorders>
+            <w:top w:val="single" w:color="auto" w:sz="4" w:space="0"/>
+            <w:left w:val="single" w:color="auto" w:sz="4" w:space="0"/>
+            <w:bottom w:val="single" w:color="auto" w:sz="4" w:space="0"/>
+            <w:right w:val="single" w:color="auto" w:sz="4" w:space="0"/>
+            <w:insideH w:val="single" w:color="auto" w:sz="4" w:space="0"/>
+            <w:insideV w:val="single" w:color="auto" w:sz="4" w:space="0"/>
+          </w:tblBorders>
+          <w:tblCellMar>
+            <w:top w:w="0" w:type="dxa"/>
+            <w:left w:w="108" w:type="dxa"/>
+            <w:bottom w:w="0" w:type="dxa"/>
+            <w:right w:w="108" w:type="dxa"/>
+          </w:tblCellMar>
+        </w:tblPrEx>
         <w:trPr>
           <w:jc w:val="center"/>
         </w:trPr>
@@ -2868,6 +3060,22 @@
         </w:tc>
       </w:tr>
       <w:tr>
+        <w:tblPrEx>
+          <w:tblBorders>
+            <w:top w:val="single" w:color="auto" w:sz="4" w:space="0"/>
+            <w:left w:val="single" w:color="auto" w:sz="4" w:space="0"/>
+            <w:bottom w:val="single" w:color="auto" w:sz="4" w:space="0"/>
+            <w:right w:val="single" w:color="auto" w:sz="4" w:space="0"/>
+            <w:insideH w:val="single" w:color="auto" w:sz="4" w:space="0"/>
+            <w:insideV w:val="single" w:color="auto" w:sz="4" w:space="0"/>
+          </w:tblBorders>
+          <w:tblCellMar>
+            <w:top w:w="0" w:type="dxa"/>
+            <w:left w:w="108" w:type="dxa"/>
+            <w:bottom w:w="0" w:type="dxa"/>
+            <w:right w:w="108" w:type="dxa"/>
+          </w:tblCellMar>
+        </w:tblPrEx>
         <w:trPr>
           <w:trHeight w:val="434" w:hRule="atLeast"/>
           <w:jc w:val="center"/>
@@ -3051,6 +3259,22 @@
         </w:tc>
       </w:tr>
       <w:tr>
+        <w:tblPrEx>
+          <w:tblBorders>
+            <w:top w:val="single" w:color="auto" w:sz="4" w:space="0"/>
+            <w:left w:val="single" w:color="auto" w:sz="4" w:space="0"/>
+            <w:bottom w:val="single" w:color="auto" w:sz="4" w:space="0"/>
+            <w:right w:val="single" w:color="auto" w:sz="4" w:space="0"/>
+            <w:insideH w:val="single" w:color="auto" w:sz="4" w:space="0"/>
+            <w:insideV w:val="single" w:color="auto" w:sz="4" w:space="0"/>
+          </w:tblBorders>
+          <w:tblCellMar>
+            <w:top w:w="0" w:type="dxa"/>
+            <w:left w:w="108" w:type="dxa"/>
+            <w:bottom w:w="0" w:type="dxa"/>
+            <w:right w:w="108" w:type="dxa"/>
+          </w:tblCellMar>
+        </w:tblPrEx>
         <w:trPr>
           <w:trHeight w:val="2268" w:hRule="atLeast"/>
           <w:jc w:val="center"/>
@@ -3344,7 +3568,7 @@
           <w:tab w:val="left" w:pos="7080"/>
           <w:tab w:val="left" w:pos="7371"/>
         </w:tabs>
-        <w:ind w:firstLine="240" w:firstLineChars="100"/>
+        <w:ind w:firstLine="241" w:firstLineChars="100"/>
         <w:jc w:val="right"/>
         <w:rPr>
           <w:rFonts w:hint="eastAsia"/>
@@ -3498,6 +3722,22 @@
         <w:gridCol w:w="1316"/>
       </w:tblGrid>
       <w:tr>
+        <w:tblPrEx>
+          <w:tblBorders>
+            <w:top w:val="single" w:color="auto" w:sz="4" w:space="0"/>
+            <w:left w:val="single" w:color="auto" w:sz="4" w:space="0"/>
+            <w:bottom w:val="single" w:color="auto" w:sz="4" w:space="0"/>
+            <w:right w:val="single" w:color="auto" w:sz="4" w:space="0"/>
+            <w:insideH w:val="single" w:color="auto" w:sz="4" w:space="0"/>
+            <w:insideV w:val="single" w:color="auto" w:sz="4" w:space="0"/>
+          </w:tblBorders>
+          <w:tblCellMar>
+            <w:top w:w="0" w:type="dxa"/>
+            <w:left w:w="108" w:type="dxa"/>
+            <w:bottom w:w="0" w:type="dxa"/>
+            <w:right w:w="108" w:type="dxa"/>
+          </w:tblCellMar>
+        </w:tblPrEx>
         <w:trPr>
           <w:trHeight w:val="614" w:hRule="atLeast"/>
           <w:jc w:val="center"/>
@@ -3552,7 +3792,64 @@
                 <w:sz w:val="24"/>
                 <w:u w:val="single"/>
               </w:rPr>
-              <w:t>2026 年    月    日（星期    ）</w:t>
+              <w:t xml:space="preserve">2026 年 </w:t>
+            </w:r>
+            <w:r>
+              <w:rPr>
+                <w:rFonts w:hint="eastAsia" w:eastAsia="仿宋_GB2312"/>
+                <w:color w:val="auto"/>
+                <w:sz w:val="24"/>
+                <w:u w:val="single"/>
+                <w:lang w:val="en-US" w:eastAsia="zh-CN"/>
+              </w:rPr>
+              <w:t>9</w:t>
+            </w:r>
+            <w:r>
+              <w:rPr>
+                <w:rFonts w:hint="eastAsia" w:ascii="Times New Roman" w:hAnsi="Times New Roman" w:eastAsia="仿宋_GB2312"/>
+                <w:color w:val="auto"/>
+                <w:sz w:val="24"/>
+                <w:u w:val="single"/>
+              </w:rPr>
+              <w:t xml:space="preserve"> 月 </w:t>
+            </w:r>
+            <w:r>
+              <w:rPr>
+                <w:rFonts w:hint="eastAsia" w:eastAsia="仿宋_GB2312"/>
+                <w:color w:val="auto"/>
+                <w:sz w:val="24"/>
+                <w:u w:val="single"/>
+                <w:lang w:val="en-US" w:eastAsia="zh-CN"/>
+              </w:rPr>
+              <w:t>14</w:t>
+            </w:r>
+            <w:r>
+              <w:rPr>
+                <w:rFonts w:hint="eastAsia" w:ascii="Times New Roman" w:hAnsi="Times New Roman" w:eastAsia="仿宋_GB2312"/>
+                <w:color w:val="auto"/>
+                <w:sz w:val="24"/>
+                <w:u w:val="single"/>
+              </w:rPr>
+              <w:t xml:space="preserve"> 日（星期 </w:t>
+            </w:r>
+            <w:r>
+              <w:rPr>
+                <w:rFonts w:hint="eastAsia" w:eastAsia="仿宋_GB2312"/>
+                <w:color w:val="auto"/>
+                <w:sz w:val="24"/>
+                <w:u w:val="single"/>
+                <w:lang w:val="en-US" w:eastAsia="zh-CN"/>
+              </w:rPr>
+              <w:t>一</w:t>
+            </w:r>
+            <w:r>
+              <w:rPr>
+                <w:rFonts w:hint="eastAsia" w:ascii="Times New Roman" w:hAnsi="Times New Roman" w:eastAsia="仿宋_GB2312"/>
+                <w:color w:val="auto"/>
+                <w:sz w:val="24"/>
+                <w:u w:val="single"/>
+              </w:rPr>
+              <w:t xml:space="preserve"> ）</w:t>
             </w:r>
           </w:p>
         </w:tc>
@@ -3611,6 +3908,22 @@
         </w:tc>
       </w:tr>
       <w:tr>
+        <w:tblPrEx>
+          <w:tblBorders>
+            <w:top w:val="single" w:color="auto" w:sz="4" w:space="0"/>
+            <w:left w:val="single" w:color="auto" w:sz="4" w:space="0"/>
+            <w:bottom w:val="single" w:color="auto" w:sz="4" w:space="0"/>
+            <w:right w:val="single" w:color="auto" w:sz="4" w:space="0"/>
+            <w:insideH w:val="single" w:color="auto" w:sz="4" w:space="0"/>
+            <w:insideV w:val="single" w:color="auto" w:sz="4" w:space="0"/>
+          </w:tblBorders>
+          <w:tblCellMar>
+            <w:top w:w="0" w:type="dxa"/>
+            <w:left w:w="108" w:type="dxa"/>
+            <w:bottom w:w="0" w:type="dxa"/>
+            <w:right w:w="108" w:type="dxa"/>
+          </w:tblCellMar>
+        </w:tblPrEx>
         <w:trPr>
           <w:trHeight w:val="565" w:hRule="atLeast"/>
           <w:jc w:val="center"/>
@@ -3684,6 +3997,22 @@
         </w:tc>
       </w:tr>
       <w:tr>
+        <w:tblPrEx>
+          <w:tblBorders>
+            <w:top w:val="single" w:color="auto" w:sz="4" w:space="0"/>
+            <w:left w:val="single" w:color="auto" w:sz="4" w:space="0"/>
+            <w:bottom w:val="single" w:color="auto" w:sz="4" w:space="0"/>
+            <w:right w:val="single" w:color="auto" w:sz="4" w:space="0"/>
+            <w:insideH w:val="single" w:color="auto" w:sz="4" w:space="0"/>
+            <w:insideV w:val="single" w:color="auto" w:sz="4" w:space="0"/>
+          </w:tblBorders>
+          <w:tblCellMar>
+            <w:top w:w="0" w:type="dxa"/>
+            <w:left w:w="108" w:type="dxa"/>
+            <w:bottom w:w="0" w:type="dxa"/>
+            <w:right w:w="108" w:type="dxa"/>
+          </w:tblCellMar>
+        </w:tblPrEx>
         <w:trPr>
           <w:trHeight w:val="3241" w:hRule="atLeast"/>
           <w:jc w:val="center"/>
@@ -3954,6 +4283,22 @@
         </w:tc>
       </w:tr>
       <w:tr>
+        <w:tblPrEx>
+          <w:tblBorders>
+            <w:top w:val="single" w:color="auto" w:sz="4" w:space="0"/>
+            <w:left w:val="single" w:color="auto" w:sz="4" w:space="0"/>
+            <w:bottom w:val="single" w:color="auto" w:sz="4" w:space="0"/>
+            <w:right w:val="single" w:color="auto" w:sz="4" w:space="0"/>
+            <w:insideH w:val="single" w:color="auto" w:sz="4" w:space="0"/>
+            <w:insideV w:val="single" w:color="auto" w:sz="4" w:space="0"/>
+          </w:tblBorders>
+          <w:tblCellMar>
+            <w:top w:w="0" w:type="dxa"/>
+            <w:left w:w="108" w:type="dxa"/>
+            <w:bottom w:w="0" w:type="dxa"/>
+            <w:right w:w="108" w:type="dxa"/>
+          </w:tblCellMar>
+        </w:tblPrEx>
         <w:trPr>
           <w:trHeight w:val="2311" w:hRule="atLeast"/>
           <w:jc w:val="center"/>
@@ -4016,6 +4361,22 @@
         </w:tc>
       </w:tr>
       <w:tr>
+        <w:tblPrEx>
+          <w:tblBorders>
+            <w:top w:val="single" w:color="auto" w:sz="4" w:space="0"/>
+            <w:left w:val="single" w:color="auto" w:sz="4" w:space="0"/>
+            <w:bottom w:val="single" w:color="auto" w:sz="4" w:space="0"/>
+            <w:right w:val="single" w:color="auto" w:sz="4" w:space="0"/>
+            <w:insideH w:val="single" w:color="auto" w:sz="4" w:space="0"/>
+            <w:insideV w:val="single" w:color="auto" w:sz="4" w:space="0"/>
+          </w:tblBorders>
+          <w:tblCellMar>
+            <w:top w:w="0" w:type="dxa"/>
+            <w:left w:w="108" w:type="dxa"/>
+            <w:bottom w:w="0" w:type="dxa"/>
+            <w:right w:w="108" w:type="dxa"/>
+          </w:tblCellMar>
+        </w:tblPrEx>
         <w:trPr>
           <w:trHeight w:val="1237" w:hRule="atLeast"/>
           <w:jc w:val="center"/>
@@ -4117,6 +4478,22 @@
         </w:tc>
       </w:tr>
       <w:tr>
+        <w:tblPrEx>
+          <w:tblBorders>
+            <w:top w:val="single" w:color="auto" w:sz="4" w:space="0"/>
+            <w:left w:val="single" w:color="auto" w:sz="4" w:space="0"/>
+            <w:bottom w:val="single" w:color="auto" w:sz="4" w:space="0"/>
+            <w:right w:val="single" w:color="auto" w:sz="4" w:space="0"/>
+            <w:insideH w:val="single" w:color="auto" w:sz="4" w:space="0"/>
+            <w:insideV w:val="single" w:color="auto" w:sz="4" w:space="0"/>
+          </w:tblBorders>
+          <w:tblCellMar>
+            <w:top w:w="0" w:type="dxa"/>
+            <w:left w:w="108" w:type="dxa"/>
+            <w:bottom w:w="0" w:type="dxa"/>
+            <w:right w:w="108" w:type="dxa"/>
+          </w:tblCellMar>
+        </w:tblPrEx>
         <w:trPr>
           <w:trHeight w:val="1279" w:hRule="atLeast"/>
           <w:jc w:val="center"/>
@@ -4198,6 +4575,22 @@
         </w:tc>
       </w:tr>
       <w:tr>
+        <w:tblPrEx>
+          <w:tblBorders>
+            <w:top w:val="single" w:color="auto" w:sz="4" w:space="0"/>
+            <w:left w:val="single" w:color="auto" w:sz="4" w:space="0"/>
+            <w:bottom w:val="single" w:color="auto" w:sz="4" w:space="0"/>
+            <w:right w:val="single" w:color="auto" w:sz="4" w:space="0"/>
+            <w:insideH w:val="single" w:color="auto" w:sz="4" w:space="0"/>
+            <w:insideV w:val="single" w:color="auto" w:sz="4" w:space="0"/>
+          </w:tblBorders>
+          <w:tblCellMar>
+            <w:top w:w="0" w:type="dxa"/>
+            <w:left w:w="108" w:type="dxa"/>
+            <w:bottom w:w="0" w:type="dxa"/>
+            <w:right w:w="108" w:type="dxa"/>
+          </w:tblCellMar>
+        </w:tblPrEx>
         <w:trPr>
           <w:trHeight w:val="2122" w:hRule="atLeast"/>
           <w:jc w:val="center"/>
@@ -4265,6 +4658,22 @@
         </w:tc>
       </w:tr>
       <w:tr>
+        <w:tblPrEx>
+          <w:tblBorders>
+            <w:top w:val="single" w:color="auto" w:sz="4" w:space="0"/>
+            <w:left w:val="single" w:color="auto" w:sz="4" w:space="0"/>
+            <w:bottom w:val="single" w:color="auto" w:sz="4" w:space="0"/>
+            <w:right w:val="single" w:color="auto" w:sz="4" w:space="0"/>
+            <w:insideH w:val="single" w:color="auto" w:sz="4" w:space="0"/>
+            <w:insideV w:val="single" w:color="auto" w:sz="4" w:space="0"/>
+          </w:tblBorders>
+          <w:tblCellMar>
+            <w:top w:w="0" w:type="dxa"/>
+            <w:left w:w="108" w:type="dxa"/>
+            <w:bottom w:w="0" w:type="dxa"/>
+            <w:right w:w="108" w:type="dxa"/>
+          </w:tblCellMar>
+        </w:tblPrEx>
         <w:trPr>
           <w:trHeight w:val="5232" w:hRule="atLeast"/>
           <w:jc w:val="center"/>
@@ -4407,6 +4816,22 @@
         </w:tc>
       </w:tr>
       <w:tr>
+        <w:tblPrEx>
+          <w:tblBorders>
+            <w:top w:val="single" w:color="auto" w:sz="4" w:space="0"/>
+            <w:left w:val="single" w:color="auto" w:sz="4" w:space="0"/>
+            <w:bottom w:val="single" w:color="auto" w:sz="4" w:space="0"/>
+            <w:right w:val="single" w:color="auto" w:sz="4" w:space="0"/>
+            <w:insideH w:val="single" w:color="auto" w:sz="4" w:space="0"/>
+            <w:insideV w:val="single" w:color="auto" w:sz="4" w:space="0"/>
+          </w:tblBorders>
+          <w:tblCellMar>
+            <w:top w:w="0" w:type="dxa"/>
+            <w:left w:w="108" w:type="dxa"/>
+            <w:bottom w:w="0" w:type="dxa"/>
+            <w:right w:w="108" w:type="dxa"/>
+          </w:tblCellMar>
+        </w:tblPrEx>
         <w:trPr>
           <w:trHeight w:val="23" w:hRule="atLeast"/>
           <w:jc w:val="center"/>
@@ -4497,6 +4922,22 @@
         </w:tc>
       </w:tr>
       <w:tr>
+        <w:tblPrEx>
+          <w:tblBorders>
+            <w:top w:val="single" w:color="auto" w:sz="4" w:space="0"/>
+            <w:left w:val="single" w:color="auto" w:sz="4" w:space="0"/>
+            <w:bottom w:val="single" w:color="auto" w:sz="4" w:space="0"/>
+            <w:right w:val="single" w:color="auto" w:sz="4" w:space="0"/>
+            <w:insideH w:val="single" w:color="auto" w:sz="4" w:space="0"/>
+            <w:insideV w:val="single" w:color="auto" w:sz="4" w:space="0"/>
+          </w:tblBorders>
+          <w:tblCellMar>
+            <w:top w:w="0" w:type="dxa"/>
+            <w:left w:w="108" w:type="dxa"/>
+            <w:bottom w:w="0" w:type="dxa"/>
+            <w:right w:w="108" w:type="dxa"/>
+          </w:tblCellMar>
+        </w:tblPrEx>
         <w:trPr>
           <w:trHeight w:val="3447" w:hRule="atLeast"/>
           <w:jc w:val="center"/>
@@ -5154,8 +5595,6 @@
                 <w:lang w:val="en-US" w:eastAsia="zh-CN"/>
               </w:rPr>
             </w:pPr>
-            <w:bookmarkStart w:id="0" w:name="_GoBack"/>
-            <w:bookmarkEnd w:id="0"/>
             <w:r>
               <w:t>总结与作业（5分钟）</w:t>
             </w:r>
@@ -5163,6 +5602,22 @@
         </w:tc>
       </w:tr>
       <w:tr>
+        <w:tblPrEx>
+          <w:tblBorders>
+            <w:top w:val="single" w:color="auto" w:sz="4" w:space="0"/>
+            <w:left w:val="single" w:color="auto" w:sz="4" w:space="0"/>
+            <w:bottom w:val="single" w:color="auto" w:sz="4" w:space="0"/>
+            <w:right w:val="single" w:color="auto" w:sz="4" w:space="0"/>
+            <w:insideH w:val="single" w:color="auto" w:sz="4" w:space="0"/>
+            <w:insideV w:val="single" w:color="auto" w:sz="4" w:space="0"/>
+          </w:tblBorders>
+          <w:tblCellMar>
+            <w:top w:w="0" w:type="dxa"/>
+            <w:left w:w="108" w:type="dxa"/>
+            <w:bottom w:w="0" w:type="dxa"/>
+            <w:right w:w="108" w:type="dxa"/>
+          </w:tblCellMar>
+        </w:tblPrEx>
         <w:trPr>
           <w:trHeight w:val="3735" w:hRule="atLeast"/>
           <w:jc w:val="center"/>
@@ -5323,6 +5778,22 @@
         </w:tc>
       </w:tr>
       <w:tr>
+        <w:tblPrEx>
+          <w:tblBorders>
+            <w:top w:val="single" w:color="auto" w:sz="4" w:space="0"/>
+            <w:left w:val="single" w:color="auto" w:sz="4" w:space="0"/>
+            <w:bottom w:val="single" w:color="auto" w:sz="4" w:space="0"/>
+            <w:right w:val="single" w:color="auto" w:sz="4" w:space="0"/>
+            <w:insideH w:val="single" w:color="auto" w:sz="4" w:space="0"/>
+            <w:insideV w:val="single" w:color="auto" w:sz="4" w:space="0"/>
+          </w:tblBorders>
+          <w:tblCellMar>
+            <w:top w:w="0" w:type="dxa"/>
+            <w:left w:w="108" w:type="dxa"/>
+            <w:bottom w:w="0" w:type="dxa"/>
+            <w:right w:w="108" w:type="dxa"/>
+          </w:tblCellMar>
+        </w:tblPrEx>
         <w:trPr>
           <w:trHeight w:val="3092" w:hRule="atLeast"/>
           <w:jc w:val="center"/>
@@ -5456,7 +5927,7 @@
           <w:tab w:val="left" w:pos="7080"/>
           <w:tab w:val="left" w:pos="7371"/>
         </w:tabs>
-        <w:ind w:firstLine="240" w:firstLineChars="100"/>
+        <w:ind w:firstLine="241" w:firstLineChars="100"/>
         <w:jc w:val="right"/>
         <w:rPr>
           <w:rFonts w:hint="eastAsia"/>
@@ -5610,6 +6081,22 @@
         <w:gridCol w:w="1316"/>
       </w:tblGrid>
       <w:tr>
+        <w:tblPrEx>
+          <w:tblBorders>
+            <w:top w:val="single" w:color="auto" w:sz="4" w:space="0"/>
+            <w:left w:val="single" w:color="auto" w:sz="4" w:space="0"/>
+            <w:bottom w:val="single" w:color="auto" w:sz="4" w:space="0"/>
+            <w:right w:val="single" w:color="auto" w:sz="4" w:space="0"/>
+            <w:insideH w:val="single" w:color="auto" w:sz="4" w:space="0"/>
+            <w:insideV w:val="single" w:color="auto" w:sz="4" w:space="0"/>
+          </w:tblBorders>
+          <w:tblCellMar>
+            <w:top w:w="0" w:type="dxa"/>
+            <w:left w:w="108" w:type="dxa"/>
+            <w:bottom w:w="0" w:type="dxa"/>
+            <w:right w:w="108" w:type="dxa"/>
+          </w:tblCellMar>
+        </w:tblPrEx>
         <w:trPr>
           <w:trHeight w:val="614" w:hRule="atLeast"/>
           <w:jc w:val="center"/>
@@ -5664,7 +6151,64 @@
                 <w:sz w:val="24"/>
                 <w:u w:val="single"/>
               </w:rPr>
-              <w:t>2026 年    月    日（星期    ）</w:t>
+              <w:t xml:space="preserve">2026 年 </w:t>
+            </w:r>
+            <w:r>
+              <w:rPr>
+                <w:rFonts w:hint="eastAsia" w:eastAsia="仿宋_GB2312"/>
+                <w:color w:val="auto"/>
+                <w:sz w:val="24"/>
+                <w:u w:val="single"/>
+                <w:lang w:val="en-US" w:eastAsia="zh-CN"/>
+              </w:rPr>
+              <w:t>9</w:t>
+            </w:r>
+            <w:r>
+              <w:rPr>
+                <w:rFonts w:hint="eastAsia" w:ascii="Times New Roman" w:hAnsi="Times New Roman" w:eastAsia="仿宋_GB2312"/>
+                <w:color w:val="auto"/>
+                <w:sz w:val="24"/>
+                <w:u w:val="single"/>
+              </w:rPr>
+              <w:t xml:space="preserve"> 月 </w:t>
+            </w:r>
+            <w:r>
+              <w:rPr>
+                <w:rFonts w:hint="eastAsia" w:eastAsia="仿宋_GB2312"/>
+                <w:color w:val="auto"/>
+                <w:sz w:val="24"/>
+                <w:u w:val="single"/>
+                <w:lang w:val="en-US" w:eastAsia="zh-CN"/>
+              </w:rPr>
+              <w:t>16</w:t>
+            </w:r>
+            <w:r>
+              <w:rPr>
+                <w:rFonts w:hint="eastAsia" w:ascii="Times New Roman" w:hAnsi="Times New Roman" w:eastAsia="仿宋_GB2312"/>
+                <w:color w:val="auto"/>
+                <w:sz w:val="24"/>
+                <w:u w:val="single"/>
+              </w:rPr>
+              <w:t xml:space="preserve"> 日（星期 </w:t>
+            </w:r>
+            <w:r>
+              <w:rPr>
+                <w:rFonts w:hint="eastAsia" w:eastAsia="仿宋_GB2312"/>
+                <w:color w:val="auto"/>
+                <w:sz w:val="24"/>
+                <w:u w:val="single"/>
+                <w:lang w:val="en-US" w:eastAsia="zh-CN"/>
+              </w:rPr>
+              <w:t>三</w:t>
+            </w:r>
+            <w:r>
+              <w:rPr>
+                <w:rFonts w:hint="eastAsia" w:ascii="Times New Roman" w:hAnsi="Times New Roman" w:eastAsia="仿宋_GB2312"/>
+                <w:color w:val="auto"/>
+                <w:sz w:val="24"/>
+                <w:u w:val="single"/>
+              </w:rPr>
+              <w:t xml:space="preserve"> ）</w:t>
             </w:r>
           </w:p>
         </w:tc>
@@ -5723,6 +6267,22 @@
         </w:tc>
       </w:tr>
       <w:tr>
+        <w:tblPrEx>
+          <w:tblBorders>
+            <w:top w:val="single" w:color="auto" w:sz="4" w:space="0"/>
+            <w:left w:val="single" w:color="auto" w:sz="4" w:space="0"/>
+            <w:bottom w:val="single" w:color="auto" w:sz="4" w:space="0"/>
+            <w:right w:val="single" w:color="auto" w:sz="4" w:space="0"/>
+            <w:insideH w:val="single" w:color="auto" w:sz="4" w:space="0"/>
+            <w:insideV w:val="single" w:color="auto" w:sz="4" w:space="0"/>
+          </w:tblBorders>
+          <w:tblCellMar>
+            <w:top w:w="0" w:type="dxa"/>
+            <w:left w:w="108" w:type="dxa"/>
+            <w:bottom w:w="0" w:type="dxa"/>
+            <w:right w:w="108" w:type="dxa"/>
+          </w:tblCellMar>
+        </w:tblPrEx>
         <w:trPr>
           <w:trHeight w:val="565" w:hRule="atLeast"/>
           <w:jc w:val="center"/>
@@ -5811,6 +6371,22 @@
         </w:tc>
       </w:tr>
       <w:tr>
+        <w:tblPrEx>
+          <w:tblBorders>
+            <w:top w:val="single" w:color="auto" w:sz="4" w:space="0"/>
+            <w:left w:val="single" w:color="auto" w:sz="4" w:space="0"/>
+            <w:bottom w:val="single" w:color="auto" w:sz="4" w:space="0"/>
+            <w:right w:val="single" w:color="auto" w:sz="4" w:space="0"/>
+            <w:insideH w:val="single" w:color="auto" w:sz="4" w:space="0"/>
+            <w:insideV w:val="single" w:color="auto" w:sz="4" w:space="0"/>
+          </w:tblBorders>
+          <w:tblCellMar>
+            <w:top w:w="0" w:type="dxa"/>
+            <w:left w:w="108" w:type="dxa"/>
+            <w:bottom w:w="0" w:type="dxa"/>
+            <w:right w:w="108" w:type="dxa"/>
+          </w:tblCellMar>
+        </w:tblPrEx>
         <w:trPr>
           <w:trHeight w:val="3241" w:hRule="atLeast"/>
           <w:jc w:val="center"/>
@@ -6081,6 +6657,22 @@
         </w:tc>
       </w:tr>
       <w:tr>
+        <w:tblPrEx>
+          <w:tblBorders>
+            <w:top w:val="single" w:color="auto" w:sz="4" w:space="0"/>
+            <w:left w:val="single" w:color="auto" w:sz="4" w:space="0"/>
+            <w:bottom w:val="single" w:color="auto" w:sz="4" w:space="0"/>
+            <w:right w:val="single" w:color="auto" w:sz="4" w:space="0"/>
+            <w:insideH w:val="single" w:color="auto" w:sz="4" w:space="0"/>
+            <w:insideV w:val="single" w:color="auto" w:sz="4" w:space="0"/>
+          </w:tblBorders>
+          <w:tblCellMar>
+            <w:top w:w="0" w:type="dxa"/>
+            <w:left w:w="108" w:type="dxa"/>
+            <w:bottom w:w="0" w:type="dxa"/>
+            <w:right w:w="108" w:type="dxa"/>
+          </w:tblCellMar>
+        </w:tblPrEx>
         <w:trPr>
           <w:trHeight w:val="2311" w:hRule="atLeast"/>
           <w:jc w:val="center"/>
@@ -6143,6 +6735,22 @@
         </w:tc>
       </w:tr>
       <w:tr>
+        <w:tblPrEx>
+          <w:tblBorders>
+            <w:top w:val="single" w:color="auto" w:sz="4" w:space="0"/>
+            <w:left w:val="single" w:color="auto" w:sz="4" w:space="0"/>
+            <w:bottom w:val="single" w:color="auto" w:sz="4" w:space="0"/>
+            <w:right w:val="single" w:color="auto" w:sz="4" w:space="0"/>
+            <w:insideH w:val="single" w:color="auto" w:sz="4" w:space="0"/>
+            <w:insideV w:val="single" w:color="auto" w:sz="4" w:space="0"/>
+          </w:tblBorders>
+          <w:tblCellMar>
+            <w:top w:w="0" w:type="dxa"/>
+            <w:left w:w="108" w:type="dxa"/>
+            <w:bottom w:w="0" w:type="dxa"/>
+            <w:right w:w="108" w:type="dxa"/>
+          </w:tblCellMar>
+        </w:tblPrEx>
         <w:trPr>
           <w:trHeight w:val="1237" w:hRule="atLeast"/>
           <w:jc w:val="center"/>
@@ -6244,6 +6852,22 @@
         </w:tc>
       </w:tr>
       <w:tr>
+        <w:tblPrEx>
+          <w:tblBorders>
+            <w:top w:val="single" w:color="auto" w:sz="4" w:space="0"/>
+            <w:left w:val="single" w:color="auto" w:sz="4" w:space="0"/>
+            <w:bottom w:val="single" w:color="auto" w:sz="4" w:space="0"/>
+            <w:right w:val="single" w:color="auto" w:sz="4" w:space="0"/>
+            <w:insideH w:val="single" w:color="auto" w:sz="4" w:space="0"/>
+            <w:insideV w:val="single" w:color="auto" w:sz="4" w:space="0"/>
+          </w:tblBorders>
+          <w:tblCellMar>
+            <w:top w:w="0" w:type="dxa"/>
+            <w:left w:w="108" w:type="dxa"/>
+            <w:bottom w:w="0" w:type="dxa"/>
+            <w:right w:w="108" w:type="dxa"/>
+          </w:tblCellMar>
+        </w:tblPrEx>
         <w:trPr>
           <w:trHeight w:val="1279" w:hRule="atLeast"/>
           <w:jc w:val="center"/>
@@ -6325,6 +6949,22 @@
         </w:tc>
       </w:tr>
       <w:tr>
+        <w:tblPrEx>
+          <w:tblBorders>
+            <w:top w:val="single" w:color="auto" w:sz="4" w:space="0"/>
+            <w:left w:val="single" w:color="auto" w:sz="4" w:space="0"/>
+            <w:bottom w:val="single" w:color="auto" w:sz="4" w:space="0"/>
+            <w:right w:val="single" w:color="auto" w:sz="4" w:space="0"/>
+            <w:insideH w:val="single" w:color="auto" w:sz="4" w:space="0"/>
+            <w:insideV w:val="single" w:color="auto" w:sz="4" w:space="0"/>
+          </w:tblBorders>
+          <w:tblCellMar>
+            <w:top w:w="0" w:type="dxa"/>
+            <w:left w:w="108" w:type="dxa"/>
+            <w:bottom w:w="0" w:type="dxa"/>
+            <w:right w:w="108" w:type="dxa"/>
+          </w:tblCellMar>
+        </w:tblPrEx>
         <w:trPr>
           <w:trHeight w:val="2122" w:hRule="atLeast"/>
           <w:jc w:val="center"/>
@@ -6392,6 +7032,22 @@
         </w:tc>
       </w:tr>
       <w:tr>
+        <w:tblPrEx>
+          <w:tblBorders>
+            <w:top w:val="single" w:color="auto" w:sz="4" w:space="0"/>
+            <w:left w:val="single" w:color="auto" w:sz="4" w:space="0"/>
+            <w:bottom w:val="single" w:color="auto" w:sz="4" w:space="0"/>
+            <w:right w:val="single" w:color="auto" w:sz="4" w:space="0"/>
+            <w:insideH w:val="single" w:color="auto" w:sz="4" w:space="0"/>
+            <w:insideV w:val="single" w:color="auto" w:sz="4" w:space="0"/>
+          </w:tblBorders>
+          <w:tblCellMar>
+            <w:top w:w="0" w:type="dxa"/>
+            <w:left w:w="108" w:type="dxa"/>
+            <w:bottom w:w="0" w:type="dxa"/>
+            <w:right w:w="108" w:type="dxa"/>
+          </w:tblCellMar>
+        </w:tblPrEx>
         <w:trPr>
           <w:trHeight w:val="5232" w:hRule="atLeast"/>
           <w:jc w:val="center"/>
@@ -6534,6 +7190,22 @@
         </w:tc>
       </w:tr>
       <w:tr>
+        <w:tblPrEx>
+          <w:tblBorders>
+            <w:top w:val="single" w:color="auto" w:sz="4" w:space="0"/>
+            <w:left w:val="single" w:color="auto" w:sz="4" w:space="0"/>
+            <w:bottom w:val="single" w:color="auto" w:sz="4" w:space="0"/>
+            <w:right w:val="single" w:color="auto" w:sz="4" w:space="0"/>
+            <w:insideH w:val="single" w:color="auto" w:sz="4" w:space="0"/>
+            <w:insideV w:val="single" w:color="auto" w:sz="4" w:space="0"/>
+          </w:tblBorders>
+          <w:tblCellMar>
+            <w:top w:w="0" w:type="dxa"/>
+            <w:left w:w="108" w:type="dxa"/>
+            <w:bottom w:w="0" w:type="dxa"/>
+            <w:right w:w="108" w:type="dxa"/>
+          </w:tblCellMar>
+        </w:tblPrEx>
         <w:trPr>
           <w:trHeight w:val="23" w:hRule="atLeast"/>
           <w:jc w:val="center"/>
@@ -6624,6 +7296,22 @@
         </w:tc>
       </w:tr>
       <w:tr>
+        <w:tblPrEx>
+          <w:tblBorders>
+            <w:top w:val="single" w:color="auto" w:sz="4" w:space="0"/>
+            <w:left w:val="single" w:color="auto" w:sz="4" w:space="0"/>
+            <w:bottom w:val="single" w:color="auto" w:sz="4" w:space="0"/>
+            <w:right w:val="single" w:color="auto" w:sz="4" w:space="0"/>
+            <w:insideH w:val="single" w:color="auto" w:sz="4" w:space="0"/>
+            <w:insideV w:val="single" w:color="auto" w:sz="4" w:space="0"/>
+          </w:tblBorders>
+          <w:tblCellMar>
+            <w:top w:w="0" w:type="dxa"/>
+            <w:left w:w="108" w:type="dxa"/>
+            <w:bottom w:w="0" w:type="dxa"/>
+            <w:right w:w="108" w:type="dxa"/>
+          </w:tblCellMar>
+        </w:tblPrEx>
         <w:trPr>
           <w:trHeight w:val="3447" w:hRule="atLeast"/>
           <w:jc w:val="center"/>
@@ -7177,6 +7865,22 @@
         </w:tc>
       </w:tr>
       <w:tr>
+        <w:tblPrEx>
+          <w:tblBorders>
+            <w:top w:val="single" w:color="auto" w:sz="4" w:space="0"/>
+            <w:left w:val="single" w:color="auto" w:sz="4" w:space="0"/>
+            <w:bottom w:val="single" w:color="auto" w:sz="4" w:space="0"/>
+            <w:right w:val="single" w:color="auto" w:sz="4" w:space="0"/>
+            <w:insideH w:val="single" w:color="auto" w:sz="4" w:space="0"/>
+            <w:insideV w:val="single" w:color="auto" w:sz="4" w:space="0"/>
+          </w:tblBorders>
+          <w:tblCellMar>
+            <w:top w:w="0" w:type="dxa"/>
+            <w:left w:w="108" w:type="dxa"/>
+            <w:bottom w:w="0" w:type="dxa"/>
+            <w:right w:w="108" w:type="dxa"/>
+          </w:tblCellMar>
+        </w:tblPrEx>
         <w:trPr>
           <w:trHeight w:val="3735" w:hRule="atLeast"/>
           <w:jc w:val="center"/>
@@ -7377,6 +8081,22 @@
         </w:tc>
       </w:tr>
       <w:tr>
+        <w:tblPrEx>
+          <w:tblBorders>
+            <w:top w:val="single" w:color="auto" w:sz="4" w:space="0"/>
+            <w:left w:val="single" w:color="auto" w:sz="4" w:space="0"/>
+            <w:bottom w:val="single" w:color="auto" w:sz="4" w:space="0"/>
+            <w:right w:val="single" w:color="auto" w:sz="4" w:space="0"/>
+            <w:insideH w:val="single" w:color="auto" w:sz="4" w:space="0"/>
+            <w:insideV w:val="single" w:color="auto" w:sz="4" w:space="0"/>
+          </w:tblBorders>
+          <w:tblCellMar>
+            <w:top w:w="0" w:type="dxa"/>
+            <w:left w:w="108" w:type="dxa"/>
+            <w:bottom w:w="0" w:type="dxa"/>
+            <w:right w:w="108" w:type="dxa"/>
+          </w:tblCellMar>
+        </w:tblPrEx>
         <w:trPr>
           <w:trHeight w:val="4634" w:hRule="atLeast"/>
           <w:jc w:val="center"/>
@@ -7510,7 +8230,7 @@
           <w:tab w:val="left" w:pos="7080"/>
           <w:tab w:val="left" w:pos="7371"/>
         </w:tabs>
-        <w:ind w:firstLine="240" w:firstLineChars="100"/>
+        <w:ind w:firstLine="241" w:firstLineChars="100"/>
         <w:jc w:val="right"/>
         <w:rPr>
           <w:rFonts w:hint="eastAsia"/>
@@ -7664,6 +8384,22 @@
         <w:gridCol w:w="1316"/>
       </w:tblGrid>
       <w:tr>
+        <w:tblPrEx>
+          <w:tblBorders>
+            <w:top w:val="single" w:color="auto" w:sz="4" w:space="0"/>
+            <w:left w:val="single" w:color="auto" w:sz="4" w:space="0"/>
+            <w:bottom w:val="single" w:color="auto" w:sz="4" w:space="0"/>
+            <w:right w:val="single" w:color="auto" w:sz="4" w:space="0"/>
+            <w:insideH w:val="single" w:color="auto" w:sz="4" w:space="0"/>
+            <w:insideV w:val="single" w:color="auto" w:sz="4" w:space="0"/>
+          </w:tblBorders>
+          <w:tblCellMar>
+            <w:top w:w="0" w:type="dxa"/>
+            <w:left w:w="108" w:type="dxa"/>
+            <w:bottom w:w="0" w:type="dxa"/>
+            <w:right w:w="108" w:type="dxa"/>
+          </w:tblCellMar>
+        </w:tblPrEx>
         <w:trPr>
           <w:trHeight w:val="614" w:hRule="atLeast"/>
           <w:jc w:val="center"/>
@@ -7718,7 +8454,64 @@
                 <w:sz w:val="24"/>
                 <w:u w:val="single"/>
               </w:rPr>
-              <w:t>2026 年    月    日（星期    ）</w:t>
+              <w:t xml:space="preserve">2026 年 </w:t>
+            </w:r>
+            <w:r>
+              <w:rPr>
+                <w:rFonts w:hint="eastAsia" w:eastAsia="仿宋_GB2312"/>
+                <w:color w:val="auto"/>
+                <w:sz w:val="24"/>
+                <w:u w:val="single"/>
+                <w:lang w:val="en-US" w:eastAsia="zh-CN"/>
+              </w:rPr>
+              <w:t>9</w:t>
+            </w:r>
+            <w:r>
+              <w:rPr>
+                <w:rFonts w:hint="eastAsia" w:ascii="Times New Roman" w:hAnsi="Times New Roman" w:eastAsia="仿宋_GB2312"/>
+                <w:color w:val="auto"/>
+                <w:sz w:val="24"/>
+                <w:u w:val="single"/>
+              </w:rPr>
+              <w:t xml:space="preserve"> 月 </w:t>
+            </w:r>
+            <w:r>
+              <w:rPr>
+                <w:rFonts w:hint="eastAsia" w:eastAsia="仿宋_GB2312"/>
+                <w:color w:val="auto"/>
+                <w:sz w:val="24"/>
+                <w:u w:val="single"/>
+                <w:lang w:val="en-US" w:eastAsia="zh-CN"/>
+              </w:rPr>
+              <w:t>18</w:t>
+            </w:r>
+            <w:r>
+              <w:rPr>
+                <w:rFonts w:hint="eastAsia" w:ascii="Times New Roman" w:hAnsi="Times New Roman" w:eastAsia="仿宋_GB2312"/>
+                <w:color w:val="auto"/>
+                <w:sz w:val="24"/>
+                <w:u w:val="single"/>
+              </w:rPr>
+              <w:t xml:space="preserve"> 日（星期</w:t>
+            </w:r>
+            <w:r>
+              <w:rPr>
+                <w:rFonts w:hint="eastAsia" w:eastAsia="仿宋_GB2312"/>
+                <w:color w:val="auto"/>
+                <w:sz w:val="24"/>
+                <w:u w:val="single"/>
+                <w:lang w:val="en-US" w:eastAsia="zh-CN"/>
+              </w:rPr>
+              <w:t xml:space="preserve"> 五</w:t>
+            </w:r>
+            <w:r>
+              <w:rPr>
+                <w:rFonts w:hint="eastAsia" w:ascii="Times New Roman" w:hAnsi="Times New Roman" w:eastAsia="仿宋_GB2312"/>
+                <w:color w:val="auto"/>
+                <w:sz w:val="24"/>
+                <w:u w:val="single"/>
+              </w:rPr>
+              <w:t xml:space="preserve"> ）</w:t>
             </w:r>
           </w:p>
         </w:tc>
@@ -7777,6 +8570,22 @@
         </w:tc>
       </w:tr>
       <w:tr>
+        <w:tblPrEx>
+          <w:tblBorders>
+            <w:top w:val="single" w:color="auto" w:sz="4" w:space="0"/>
+            <w:left w:val="single" w:color="auto" w:sz="4" w:space="0"/>
+            <w:bottom w:val="single" w:color="auto" w:sz="4" w:space="0"/>
+            <w:right w:val="single" w:color="auto" w:sz="4" w:space="0"/>
+            <w:insideH w:val="single" w:color="auto" w:sz="4" w:space="0"/>
+            <w:insideV w:val="single" w:color="auto" w:sz="4" w:space="0"/>
+          </w:tblBorders>
+          <w:tblCellMar>
+            <w:top w:w="0" w:type="dxa"/>
+            <w:left w:w="108" w:type="dxa"/>
+            <w:bottom w:w="0" w:type="dxa"/>
+            <w:right w:w="108" w:type="dxa"/>
+          </w:tblCellMar>
+        </w:tblPrEx>
         <w:trPr>
           <w:trHeight w:val="565" w:hRule="atLeast"/>
           <w:jc w:val="center"/>
@@ -7850,6 +8659,22 @@
         </w:tc>
       </w:tr>
       <w:tr>
+        <w:tblPrEx>
+          <w:tblBorders>
+            <w:top w:val="single" w:color="auto" w:sz="4" w:space="0"/>
+            <w:left w:val="single" w:color="auto" w:sz="4" w:space="0"/>
+            <w:bottom w:val="single" w:color="auto" w:sz="4" w:space="0"/>
+            <w:right w:val="single" w:color="auto" w:sz="4" w:space="0"/>
+            <w:insideH w:val="single" w:color="auto" w:sz="4" w:space="0"/>
+            <w:insideV w:val="single" w:color="auto" w:sz="4" w:space="0"/>
+          </w:tblBorders>
+          <w:tblCellMar>
+            <w:top w:w="0" w:type="dxa"/>
+            <w:left w:w="108" w:type="dxa"/>
+            <w:bottom w:w="0" w:type="dxa"/>
+            <w:right w:w="108" w:type="dxa"/>
+          </w:tblCellMar>
+        </w:tblPrEx>
         <w:trPr>
           <w:trHeight w:val="3241" w:hRule="atLeast"/>
           <w:jc w:val="center"/>
@@ -8120,6 +8945,22 @@
         </w:tc>
       </w:tr>
       <w:tr>
+        <w:tblPrEx>
+          <w:tblBorders>
+            <w:top w:val="single" w:color="auto" w:sz="4" w:space="0"/>
+            <w:left w:val="single" w:color="auto" w:sz="4" w:space="0"/>
+            <w:bottom w:val="single" w:color="auto" w:sz="4" w:space="0"/>
+            <w:right w:val="single" w:color="auto" w:sz="4" w:space="0"/>
+            <w:insideH w:val="single" w:color="auto" w:sz="4" w:space="0"/>
+            <w:insideV w:val="single" w:color="auto" w:sz="4" w:space="0"/>
+          </w:tblBorders>
+          <w:tblCellMar>
+            <w:top w:w="0" w:type="dxa"/>
+            <w:left w:w="108" w:type="dxa"/>
+            <w:bottom w:w="0" w:type="dxa"/>
+            <w:right w:w="108" w:type="dxa"/>
+          </w:tblCellMar>
+        </w:tblPrEx>
         <w:trPr>
           <w:trHeight w:val="2311" w:hRule="atLeast"/>
           <w:jc w:val="center"/>
@@ -8182,6 +9023,22 @@
         </w:tc>
       </w:tr>
       <w:tr>
+        <w:tblPrEx>
+          <w:tblBorders>
+            <w:top w:val="single" w:color="auto" w:sz="4" w:space="0"/>
+            <w:left w:val="single" w:color="auto" w:sz="4" w:space="0"/>
+            <w:bottom w:val="single" w:color="auto" w:sz="4" w:space="0"/>
+            <w:right w:val="single" w:color="auto" w:sz="4" w:space="0"/>
+            <w:insideH w:val="single" w:color="auto" w:sz="4" w:space="0"/>
+            <w:insideV w:val="single" w:color="auto" w:sz="4" w:space="0"/>
+          </w:tblBorders>
+          <w:tblCellMar>
+            <w:top w:w="0" w:type="dxa"/>
+            <w:left w:w="108" w:type="dxa"/>
+            <w:bottom w:w="0" w:type="dxa"/>
+            <w:right w:w="108" w:type="dxa"/>
+          </w:tblCellMar>
+        </w:tblPrEx>
         <w:trPr>
           <w:trHeight w:val="1237" w:hRule="atLeast"/>
           <w:jc w:val="center"/>
@@ -8283,6 +9140,22 @@
         </w:tc>
       </w:tr>
       <w:tr>
+        <w:tblPrEx>
+          <w:tblBorders>
+            <w:top w:val="single" w:color="auto" w:sz="4" w:space="0"/>
+            <w:left w:val="single" w:color="auto" w:sz="4" w:space="0"/>
+            <w:bottom w:val="single" w:color="auto" w:sz="4" w:space="0"/>
+            <w:right w:val="single" w:color="auto" w:sz="4" w:space="0"/>
+            <w:insideH w:val="single" w:color="auto" w:sz="4" w:space="0"/>
+            <w:insideV w:val="single" w:color="auto" w:sz="4" w:space="0"/>
+          </w:tblBorders>
+          <w:tblCellMar>
+            <w:top w:w="0" w:type="dxa"/>
+            <w:left w:w="108" w:type="dxa"/>
+            <w:bottom w:w="0" w:type="dxa"/>
+            <w:right w:w="108" w:type="dxa"/>
+          </w:tblCellMar>
+        </w:tblPrEx>
         <w:trPr>
           <w:trHeight w:val="1279" w:hRule="atLeast"/>
           <w:jc w:val="center"/>
@@ -8364,6 +9237,22 @@
         </w:tc>
       </w:tr>
       <w:tr>
+        <w:tblPrEx>
+          <w:tblBorders>
+            <w:top w:val="single" w:color="auto" w:sz="4" w:space="0"/>
+            <w:left w:val="single" w:color="auto" w:sz="4" w:space="0"/>
+            <w:bottom w:val="single" w:color="auto" w:sz="4" w:space="0"/>
+            <w:right w:val="single" w:color="auto" w:sz="4" w:space="0"/>
+            <w:insideH w:val="single" w:color="auto" w:sz="4" w:space="0"/>
+            <w:insideV w:val="single" w:color="auto" w:sz="4" w:space="0"/>
+          </w:tblBorders>
+          <w:tblCellMar>
+            <w:top w:w="0" w:type="dxa"/>
+            <w:left w:w="108" w:type="dxa"/>
+            <w:bottom w:w="0" w:type="dxa"/>
+            <w:right w:w="108" w:type="dxa"/>
+          </w:tblCellMar>
+        </w:tblPrEx>
         <w:trPr>
           <w:trHeight w:val="2122" w:hRule="atLeast"/>
           <w:jc w:val="center"/>
@@ -8431,6 +9320,22 @@
         </w:tc>
       </w:tr>
       <w:tr>
+        <w:tblPrEx>
+          <w:tblBorders>
+            <w:top w:val="single" w:color="auto" w:sz="4" w:space="0"/>
+            <w:left w:val="single" w:color="auto" w:sz="4" w:space="0"/>
+            <w:bottom w:val="single" w:color="auto" w:sz="4" w:space="0"/>
+            <w:right w:val="single" w:color="auto" w:sz="4" w:space="0"/>
+            <w:insideH w:val="single" w:color="auto" w:sz="4" w:space="0"/>
+            <w:insideV w:val="single" w:color="auto" w:sz="4" w:space="0"/>
+          </w:tblBorders>
+          <w:tblCellMar>
+            <w:top w:w="0" w:type="dxa"/>
+            <w:left w:w="108" w:type="dxa"/>
+            <w:bottom w:w="0" w:type="dxa"/>
+            <w:right w:w="108" w:type="dxa"/>
+          </w:tblCellMar>
+        </w:tblPrEx>
         <w:trPr>
           <w:trHeight w:val="5232" w:hRule="atLeast"/>
           <w:jc w:val="center"/>
@@ -8573,6 +9478,22 @@
         </w:tc>
       </w:tr>
       <w:tr>
+        <w:tblPrEx>
+          <w:tblBorders>
+            <w:top w:val="single" w:color="auto" w:sz="4" w:space="0"/>
+            <w:left w:val="single" w:color="auto" w:sz="4" w:space="0"/>
+            <w:bottom w:val="single" w:color="auto" w:sz="4" w:space="0"/>
+            <w:right w:val="single" w:color="auto" w:sz="4" w:space="0"/>
+            <w:insideH w:val="single" w:color="auto" w:sz="4" w:space="0"/>
+            <w:insideV w:val="single" w:color="auto" w:sz="4" w:space="0"/>
+          </w:tblBorders>
+          <w:tblCellMar>
+            <w:top w:w="0" w:type="dxa"/>
+            <w:left w:w="108" w:type="dxa"/>
+            <w:bottom w:w="0" w:type="dxa"/>
+            <w:right w:w="108" w:type="dxa"/>
+          </w:tblCellMar>
+        </w:tblPrEx>
         <w:trPr>
           <w:trHeight w:val="23" w:hRule="atLeast"/>
           <w:jc w:val="center"/>
@@ -8663,6 +9584,22 @@
         </w:tc>
       </w:tr>
       <w:tr>
+        <w:tblPrEx>
+          <w:tblBorders>
+            <w:top w:val="single" w:color="auto" w:sz="4" w:space="0"/>
+            <w:left w:val="single" w:color="auto" w:sz="4" w:space="0"/>
+            <w:bottom w:val="single" w:color="auto" w:sz="4" w:space="0"/>
+            <w:right w:val="single" w:color="auto" w:sz="4" w:space="0"/>
+            <w:insideH w:val="single" w:color="auto" w:sz="4" w:space="0"/>
+            <w:insideV w:val="single" w:color="auto" w:sz="4" w:space="0"/>
+          </w:tblBorders>
+          <w:tblCellMar>
+            <w:top w:w="0" w:type="dxa"/>
+            <w:left w:w="108" w:type="dxa"/>
+            <w:bottom w:w="0" w:type="dxa"/>
+            <w:right w:w="108" w:type="dxa"/>
+          </w:tblCellMar>
+        </w:tblPrEx>
         <w:trPr>
           <w:trHeight w:val="3447" w:hRule="atLeast"/>
           <w:jc w:val="center"/>
@@ -9117,6 +10054,22 @@
         </w:tc>
       </w:tr>
       <w:tr>
+        <w:tblPrEx>
+          <w:tblBorders>
+            <w:top w:val="single" w:color="auto" w:sz="4" w:space="0"/>
+            <w:left w:val="single" w:color="auto" w:sz="4" w:space="0"/>
+            <w:bottom w:val="single" w:color="auto" w:sz="4" w:space="0"/>
+            <w:right w:val="single" w:color="auto" w:sz="4" w:space="0"/>
+            <w:insideH w:val="single" w:color="auto" w:sz="4" w:space="0"/>
+            <w:insideV w:val="single" w:color="auto" w:sz="4" w:space="0"/>
+          </w:tblBorders>
+          <w:tblCellMar>
+            <w:top w:w="0" w:type="dxa"/>
+            <w:left w:w="108" w:type="dxa"/>
+            <w:bottom w:w="0" w:type="dxa"/>
+            <w:right w:w="108" w:type="dxa"/>
+          </w:tblCellMar>
+        </w:tblPrEx>
         <w:trPr>
           <w:trHeight w:val="3735" w:hRule="atLeast"/>
           <w:jc w:val="center"/>
@@ -9297,8 +10250,24 @@
         </w:tc>
       </w:tr>
       <w:tr>
+        <w:tblPrEx>
+          <w:tblBorders>
+            <w:top w:val="single" w:color="auto" w:sz="4" w:space="0"/>
+            <w:left w:val="single" w:color="auto" w:sz="4" w:space="0"/>
+            <w:bottom w:val="single" w:color="auto" w:sz="4" w:space="0"/>
+            <w:right w:val="single" w:color="auto" w:sz="4" w:space="0"/>
+            <w:insideH w:val="single" w:color="auto" w:sz="4" w:space="0"/>
+            <w:insideV w:val="single" w:color="auto" w:sz="4" w:space="0"/>
+          </w:tblBorders>
+          <w:tblCellMar>
+            <w:top w:w="0" w:type="dxa"/>
+            <w:left w:w="108" w:type="dxa"/>
+            <w:bottom w:w="0" w:type="dxa"/>
+            <w:right w:w="108" w:type="dxa"/>
+          </w:tblCellMar>
+        </w:tblPrEx>
         <w:trPr>
-          <w:trHeight w:val="4634" w:hRule="atLeast"/>
+          <w:trHeight w:val="90" w:hRule="atLeast"/>
           <w:jc w:val="center"/>
         </w:trPr>
         <w:tc>
@@ -9445,7 +10414,7 @@
           <w:tab w:val="left" w:pos="7080"/>
           <w:tab w:val="left" w:pos="7371"/>
         </w:tabs>
-        <w:ind w:firstLine="240" w:firstLineChars="100"/>
+        <w:ind w:firstLine="241" w:firstLineChars="100"/>
         <w:jc w:val="right"/>
         <w:rPr>
           <w:rFonts w:hint="eastAsia"/>
@@ -9599,6 +10568,22 @@
         <w:gridCol w:w="1316"/>
       </w:tblGrid>
       <w:tr>
+        <w:tblPrEx>
+          <w:tblBorders>
+            <w:top w:val="single" w:color="auto" w:sz="4" w:space="0"/>
+            <w:left w:val="single" w:color="auto" w:sz="4" w:space="0"/>
+            <w:bottom w:val="single" w:color="auto" w:sz="4" w:space="0"/>
+            <w:right w:val="single" w:color="auto" w:sz="4" w:space="0"/>
+            <w:insideH w:val="single" w:color="auto" w:sz="4" w:space="0"/>
+            <w:insideV w:val="single" w:color="auto" w:sz="4" w:space="0"/>
+          </w:tblBorders>
+          <w:tblCellMar>
+            <w:top w:w="0" w:type="dxa"/>
+            <w:left w:w="108" w:type="dxa"/>
+            <w:bottom w:w="0" w:type="dxa"/>
+            <w:right w:w="108" w:type="dxa"/>
+          </w:tblCellMar>
+        </w:tblPrEx>
         <w:trPr>
           <w:trHeight w:val="614" w:hRule="atLeast"/>
           <w:jc w:val="center"/>
@@ -9712,6 +10697,22 @@
         </w:tc>
       </w:tr>
       <w:tr>
+        <w:tblPrEx>
+          <w:tblBorders>
+            <w:top w:val="single" w:color="auto" w:sz="4" w:space="0"/>
+            <w:left w:val="single" w:color="auto" w:sz="4" w:space="0"/>
+            <w:bottom w:val="single" w:color="auto" w:sz="4" w:space="0"/>
+            <w:right w:val="single" w:color="auto" w:sz="4" w:space="0"/>
+            <w:insideH w:val="single" w:color="auto" w:sz="4" w:space="0"/>
+            <w:insideV w:val="single" w:color="auto" w:sz="4" w:space="0"/>
+          </w:tblBorders>
+          <w:tblCellMar>
+            <w:top w:w="0" w:type="dxa"/>
+            <w:left w:w="108" w:type="dxa"/>
+            <w:bottom w:w="0" w:type="dxa"/>
+            <w:right w:w="108" w:type="dxa"/>
+          </w:tblCellMar>
+        </w:tblPrEx>
         <w:trPr>
           <w:trHeight w:val="565" w:hRule="atLeast"/>
           <w:jc w:val="center"/>
@@ -9785,6 +10786,22 @@
         </w:tc>
       </w:tr>
       <w:tr>
+        <w:tblPrEx>
+          <w:tblBorders>
+            <w:top w:val="single" w:color="auto" w:sz="4" w:space="0"/>
+            <w:left w:val="single" w:color="auto" w:sz="4" w:space="0"/>
+            <w:bottom w:val="single" w:color="auto" w:sz="4" w:space="0"/>
+            <w:right w:val="single" w:color="auto" w:sz="4" w:space="0"/>
+            <w:insideH w:val="single" w:color="auto" w:sz="4" w:space="0"/>
+            <w:insideV w:val="single" w:color="auto" w:sz="4" w:space="0"/>
+          </w:tblBorders>
+          <w:tblCellMar>
+            <w:top w:w="0" w:type="dxa"/>
+            <w:left w:w="108" w:type="dxa"/>
+            <w:bottom w:w="0" w:type="dxa"/>
+            <w:right w:w="108" w:type="dxa"/>
+          </w:tblCellMar>
+        </w:tblPrEx>
         <w:trPr>
           <w:trHeight w:val="3241" w:hRule="atLeast"/>
           <w:jc w:val="center"/>
@@ -10055,6 +11072,22 @@
         </w:tc>
       </w:tr>
       <w:tr>
+        <w:tblPrEx>
+          <w:tblBorders>
+            <w:top w:val="single" w:color="auto" w:sz="4" w:space="0"/>
+            <w:left w:val="single" w:color="auto" w:sz="4" w:space="0"/>
+            <w:bottom w:val="single" w:color="auto" w:sz="4" w:space="0"/>
+            <w:right w:val="single" w:color="auto" w:sz="4" w:space="0"/>
+            <w:insideH w:val="single" w:color="auto" w:sz="4" w:space="0"/>
+            <w:insideV w:val="single" w:color="auto" w:sz="4" w:space="0"/>
+          </w:tblBorders>
+          <w:tblCellMar>
+            <w:top w:w="0" w:type="dxa"/>
+            <w:left w:w="108" w:type="dxa"/>
+            <w:bottom w:w="0" w:type="dxa"/>
+            <w:right w:w="108" w:type="dxa"/>
+          </w:tblCellMar>
+        </w:tblPrEx>
         <w:trPr>
           <w:trHeight w:val="2311" w:hRule="atLeast"/>
           <w:jc w:val="center"/>
@@ -10117,6 +11150,22 @@
         </w:tc>
       </w:tr>
       <w:tr>
+        <w:tblPrEx>
+          <w:tblBorders>
+            <w:top w:val="single" w:color="auto" w:sz="4" w:space="0"/>
+            <w:left w:val="single" w:color="auto" w:sz="4" w:space="0"/>
+            <w:bottom w:val="single" w:color="auto" w:sz="4" w:space="0"/>
+            <w:right w:val="single" w:color="auto" w:sz="4" w:space="0"/>
+            <w:insideH w:val="single" w:color="auto" w:sz="4" w:space="0"/>
+            <w:insideV w:val="single" w:color="auto" w:sz="4" w:space="0"/>
+          </w:tblBorders>
+          <w:tblCellMar>
+            <w:top w:w="0" w:type="dxa"/>
+            <w:left w:w="108" w:type="dxa"/>
+            <w:bottom w:w="0" w:type="dxa"/>
+            <w:right w:w="108" w:type="dxa"/>
+          </w:tblCellMar>
+        </w:tblPrEx>
         <w:trPr>
           <w:trHeight w:val="1237" w:hRule="atLeast"/>
           <w:jc w:val="center"/>
@@ -10218,6 +11267,22 @@
         </w:tc>
       </w:tr>
       <w:tr>
+        <w:tblPrEx>
+          <w:tblBorders>
+            <w:top w:val="single" w:color="auto" w:sz="4" w:space="0"/>
+            <w:left w:val="single" w:color="auto" w:sz="4" w:space="0"/>
+            <w:bottom w:val="single" w:color="auto" w:sz="4" w:space="0"/>
+            <w:right w:val="single" w:color="auto" w:sz="4" w:space="0"/>
+            <w:insideH w:val="single" w:color="auto" w:sz="4" w:space="0"/>
+            <w:insideV w:val="single" w:color="auto" w:sz="4" w:space="0"/>
+          </w:tblBorders>
+          <w:tblCellMar>
+            <w:top w:w="0" w:type="dxa"/>
+            <w:left w:w="108" w:type="dxa"/>
+            <w:bottom w:w="0" w:type="dxa"/>
+            <w:right w:w="108" w:type="dxa"/>
+          </w:tblCellMar>
+        </w:tblPrEx>
         <w:trPr>
           <w:trHeight w:val="1279" w:hRule="atLeast"/>
           <w:jc w:val="center"/>
@@ -10299,6 +11364,22 @@
         </w:tc>
       </w:tr>
       <w:tr>
+        <w:tblPrEx>
+          <w:tblBorders>
+            <w:top w:val="single" w:color="auto" w:sz="4" w:space="0"/>
+            <w:left w:val="single" w:color="auto" w:sz="4" w:space="0"/>
+            <w:bottom w:val="single" w:color="auto" w:sz="4" w:space="0"/>
+            <w:right w:val="single" w:color="auto" w:sz="4" w:space="0"/>
+            <w:insideH w:val="single" w:color="auto" w:sz="4" w:space="0"/>
+            <w:insideV w:val="single" w:color="auto" w:sz="4" w:space="0"/>
+          </w:tblBorders>
+          <w:tblCellMar>
+            <w:top w:w="0" w:type="dxa"/>
+            <w:left w:w="108" w:type="dxa"/>
+            <w:bottom w:w="0" w:type="dxa"/>
+            <w:right w:w="108" w:type="dxa"/>
+          </w:tblCellMar>
+        </w:tblPrEx>
         <w:trPr>
           <w:trHeight w:val="2122" w:hRule="atLeast"/>
           <w:jc w:val="center"/>
@@ -10366,6 +11447,22 @@
         </w:tc>
       </w:tr>
       <w:tr>
+        <w:tblPrEx>
+          <w:tblBorders>
+            <w:top w:val="single" w:color="auto" w:sz="4" w:space="0"/>
+            <w:left w:val="single" w:color="auto" w:sz="4" w:space="0"/>
+            <w:bottom w:val="single" w:color="auto" w:sz="4" w:space="0"/>
+            <w:right w:val="single" w:color="auto" w:sz="4" w:space="0"/>
+            <w:insideH w:val="single" w:color="auto" w:sz="4" w:space="0"/>
+            <w:insideV w:val="single" w:color="auto" w:sz="4" w:space="0"/>
+          </w:tblBorders>
+          <w:tblCellMar>
+            <w:top w:w="0" w:type="dxa"/>
+            <w:left w:w="108" w:type="dxa"/>
+            <w:bottom w:w="0" w:type="dxa"/>
+            <w:right w:w="108" w:type="dxa"/>
+          </w:tblCellMar>
+        </w:tblPrEx>
         <w:trPr>
           <w:trHeight w:val="5232" w:hRule="atLeast"/>
           <w:jc w:val="center"/>
@@ -10508,6 +11605,22 @@
         </w:tc>
       </w:tr>
       <w:tr>
+        <w:tblPrEx>
+          <w:tblBorders>
+            <w:top w:val="single" w:color="auto" w:sz="4" w:space="0"/>
+            <w:left w:val="single" w:color="auto" w:sz="4" w:space="0"/>
+            <w:bottom w:val="single" w:color="auto" w:sz="4" w:space="0"/>
+            <w:right w:val="single" w:color="auto" w:sz="4" w:space="0"/>
+            <w:insideH w:val="single" w:color="auto" w:sz="4" w:space="0"/>
+            <w:insideV w:val="single" w:color="auto" w:sz="4" w:space="0"/>
+          </w:tblBorders>
+          <w:tblCellMar>
+            <w:top w:w="0" w:type="dxa"/>
+            <w:left w:w="108" w:type="dxa"/>
+            <w:bottom w:w="0" w:type="dxa"/>
+            <w:right w:w="108" w:type="dxa"/>
+          </w:tblCellMar>
+        </w:tblPrEx>
         <w:trPr>
           <w:trHeight w:val="23" w:hRule="atLeast"/>
           <w:jc w:val="center"/>
@@ -10598,6 +11711,22 @@
         </w:tc>
       </w:tr>
       <w:tr>
+        <w:tblPrEx>
+          <w:tblBorders>
+            <w:top w:val="single" w:color="auto" w:sz="4" w:space="0"/>
+            <w:left w:val="single" w:color="auto" w:sz="4" w:space="0"/>
+            <w:bottom w:val="single" w:color="auto" w:sz="4" w:space="0"/>
+            <w:right w:val="single" w:color="auto" w:sz="4" w:space="0"/>
+            <w:insideH w:val="single" w:color="auto" w:sz="4" w:space="0"/>
+            <w:insideV w:val="single" w:color="auto" w:sz="4" w:space="0"/>
+          </w:tblBorders>
+          <w:tblCellMar>
+            <w:top w:w="0" w:type="dxa"/>
+            <w:left w:w="108" w:type="dxa"/>
+            <w:bottom w:w="0" w:type="dxa"/>
+            <w:right w:w="108" w:type="dxa"/>
+          </w:tblCellMar>
+        </w:tblPrEx>
         <w:trPr>
           <w:trHeight w:val="3447" w:hRule="atLeast"/>
           <w:jc w:val="center"/>
@@ -11052,6 +12181,22 @@
         </w:tc>
       </w:tr>
       <w:tr>
+        <w:tblPrEx>
+          <w:tblBorders>
+            <w:top w:val="single" w:color="auto" w:sz="4" w:space="0"/>
+            <w:left w:val="single" w:color="auto" w:sz="4" w:space="0"/>
+            <w:bottom w:val="single" w:color="auto" w:sz="4" w:space="0"/>
+            <w:right w:val="single" w:color="auto" w:sz="4" w:space="0"/>
+            <w:insideH w:val="single" w:color="auto" w:sz="4" w:space="0"/>
+            <w:insideV w:val="single" w:color="auto" w:sz="4" w:space="0"/>
+          </w:tblBorders>
+          <w:tblCellMar>
+            <w:top w:w="0" w:type="dxa"/>
+            <w:left w:w="108" w:type="dxa"/>
+            <w:bottom w:w="0" w:type="dxa"/>
+            <w:right w:w="108" w:type="dxa"/>
+          </w:tblCellMar>
+        </w:tblPrEx>
         <w:trPr>
           <w:trHeight w:val="3735" w:hRule="atLeast"/>
           <w:jc w:val="center"/>
@@ -11212,6 +12357,22 @@
         </w:tc>
       </w:tr>
       <w:tr>
+        <w:tblPrEx>
+          <w:tblBorders>
+            <w:top w:val="single" w:color="auto" w:sz="4" w:space="0"/>
+            <w:left w:val="single" w:color="auto" w:sz="4" w:space="0"/>
+            <w:bottom w:val="single" w:color="auto" w:sz="4" w:space="0"/>
+            <w:right w:val="single" w:color="auto" w:sz="4" w:space="0"/>
+            <w:insideH w:val="single" w:color="auto" w:sz="4" w:space="0"/>
+            <w:insideV w:val="single" w:color="auto" w:sz="4" w:space="0"/>
+          </w:tblBorders>
+          <w:tblCellMar>
+            <w:top w:w="0" w:type="dxa"/>
+            <w:left w:w="108" w:type="dxa"/>
+            <w:bottom w:w="0" w:type="dxa"/>
+            <w:right w:w="108" w:type="dxa"/>
+          </w:tblCellMar>
+        </w:tblPrEx>
         <w:trPr>
           <w:trHeight w:val="4634" w:hRule="atLeast"/>
           <w:jc w:val="center"/>
@@ -11345,7 +12506,7 @@
           <w:tab w:val="left" w:pos="7080"/>
           <w:tab w:val="left" w:pos="7371"/>
         </w:tabs>
-        <w:ind w:firstLine="240" w:firstLineChars="100"/>
+        <w:ind w:firstLine="241" w:firstLineChars="100"/>
         <w:jc w:val="right"/>
         <w:rPr>
           <w:rFonts w:hint="eastAsia"/>
@@ -11499,6 +12660,22 @@
         <w:gridCol w:w="1316"/>
       </w:tblGrid>
       <w:tr>
+        <w:tblPrEx>
+          <w:tblBorders>
+            <w:top w:val="single" w:color="auto" w:sz="4" w:space="0"/>
+            <w:left w:val="single" w:color="auto" w:sz="4" w:space="0"/>
+            <w:bottom w:val="single" w:color="auto" w:sz="4" w:space="0"/>
+            <w:right w:val="single" w:color="auto" w:sz="4" w:space="0"/>
+            <w:insideH w:val="single" w:color="auto" w:sz="4" w:space="0"/>
+            <w:insideV w:val="single" w:color="auto" w:sz="4" w:space="0"/>
+          </w:tblBorders>
+          <w:tblCellMar>
+            <w:top w:w="0" w:type="dxa"/>
+            <w:left w:w="108" w:type="dxa"/>
+            <w:bottom w:w="0" w:type="dxa"/>
+            <w:right w:w="108" w:type="dxa"/>
+          </w:tblCellMar>
+        </w:tblPrEx>
         <w:trPr>
           <w:trHeight w:val="614" w:hRule="atLeast"/>
           <w:jc w:val="center"/>
@@ -11612,6 +12789,22 @@
         </w:tc>
       </w:tr>
       <w:tr>
+        <w:tblPrEx>
+          <w:tblBorders>
+            <w:top w:val="single" w:color="auto" w:sz="4" w:space="0"/>
+            <w:left w:val="single" w:color="auto" w:sz="4" w:space="0"/>
+            <w:bottom w:val="single" w:color="auto" w:sz="4" w:space="0"/>
+            <w:right w:val="single" w:color="auto" w:sz="4" w:space="0"/>
+            <w:insideH w:val="single" w:color="auto" w:sz="4" w:space="0"/>
+            <w:insideV w:val="single" w:color="auto" w:sz="4" w:space="0"/>
+          </w:tblBorders>
+          <w:tblCellMar>
+            <w:top w:w="0" w:type="dxa"/>
+            <w:left w:w="108" w:type="dxa"/>
+            <w:bottom w:w="0" w:type="dxa"/>
+            <w:right w:w="108" w:type="dxa"/>
+          </w:tblCellMar>
+        </w:tblPrEx>
         <w:trPr>
           <w:trHeight w:val="565" w:hRule="atLeast"/>
           <w:jc w:val="center"/>
@@ -11685,6 +12878,22 @@
         </w:tc>
       </w:tr>
       <w:tr>
+        <w:tblPrEx>
+          <w:tblBorders>
+            <w:top w:val="single" w:color="auto" w:sz="4" w:space="0"/>
+            <w:left w:val="single" w:color="auto" w:sz="4" w:space="0"/>
+            <w:bottom w:val="single" w:color="auto" w:sz="4" w:space="0"/>
+            <w:right w:val="single" w:color="auto" w:sz="4" w:space="0"/>
+            <w:insideH w:val="single" w:color="auto" w:sz="4" w:space="0"/>
+            <w:insideV w:val="single" w:color="auto" w:sz="4" w:space="0"/>
+          </w:tblBorders>
+          <w:tblCellMar>
+            <w:top w:w="0" w:type="dxa"/>
+            <w:left w:w="108" w:type="dxa"/>
+            <w:bottom w:w="0" w:type="dxa"/>
+            <w:right w:w="108" w:type="dxa"/>
+          </w:tblCellMar>
+        </w:tblPrEx>
         <w:trPr>
           <w:trHeight w:val="3241" w:hRule="atLeast"/>
           <w:jc w:val="center"/>
@@ -11955,6 +13164,22 @@
         </w:tc>
       </w:tr>
       <w:tr>
+        <w:tblPrEx>
+          <w:tblBorders>
+            <w:top w:val="single" w:color="auto" w:sz="4" w:space="0"/>
+            <w:left w:val="single" w:color="auto" w:sz="4" w:space="0"/>
+            <w:bottom w:val="single" w:color="auto" w:sz="4" w:space="0"/>
+            <w:right w:val="single" w:color="auto" w:sz="4" w:space="0"/>
+            <w:insideH w:val="single" w:color="auto" w:sz="4" w:space="0"/>
+            <w:insideV w:val="single" w:color="auto" w:sz="4" w:space="0"/>
+          </w:tblBorders>
+          <w:tblCellMar>
+            <w:top w:w="0" w:type="dxa"/>
+            <w:left w:w="108" w:type="dxa"/>
+            <w:bottom w:w="0" w:type="dxa"/>
+            <w:right w:w="108" w:type="dxa"/>
+          </w:tblCellMar>
+        </w:tblPrEx>
         <w:trPr>
           <w:trHeight w:val="2311" w:hRule="atLeast"/>
           <w:jc w:val="center"/>
@@ -12017,6 +13242,22 @@
         </w:tc>
       </w:tr>
       <w:tr>
+        <w:tblPrEx>
+          <w:tblBorders>
+            <w:top w:val="single" w:color="auto" w:sz="4" w:space="0"/>
+            <w:left w:val="single" w:color="auto" w:sz="4" w:space="0"/>
+            <w:bottom w:val="single" w:color="auto" w:sz="4" w:space="0"/>
+            <w:right w:val="single" w:color="auto" w:sz="4" w:space="0"/>
+            <w:insideH w:val="single" w:color="auto" w:sz="4" w:space="0"/>
+            <w:insideV w:val="single" w:color="auto" w:sz="4" w:space="0"/>
+          </w:tblBorders>
+          <w:tblCellMar>
+            <w:top w:w="0" w:type="dxa"/>
+            <w:left w:w="108" w:type="dxa"/>
+            <w:bottom w:w="0" w:type="dxa"/>
+            <w:right w:w="108" w:type="dxa"/>
+          </w:tblCellMar>
+        </w:tblPrEx>
         <w:trPr>
           <w:trHeight w:val="1237" w:hRule="atLeast"/>
           <w:jc w:val="center"/>
@@ -12133,6 +13374,22 @@
         </w:tc>
       </w:tr>
       <w:tr>
+        <w:tblPrEx>
+          <w:tblBorders>
+            <w:top w:val="single" w:color="auto" w:sz="4" w:space="0"/>
+            <w:left w:val="single" w:color="auto" w:sz="4" w:space="0"/>
+            <w:bottom w:val="single" w:color="auto" w:sz="4" w:space="0"/>
+            <w:right w:val="single" w:color="auto" w:sz="4" w:space="0"/>
+            <w:insideH w:val="single" w:color="auto" w:sz="4" w:space="0"/>
+            <w:insideV w:val="single" w:color="auto" w:sz="4" w:space="0"/>
+          </w:tblBorders>
+          <w:tblCellMar>
+            <w:top w:w="0" w:type="dxa"/>
+            <w:left w:w="108" w:type="dxa"/>
+            <w:bottom w:w="0" w:type="dxa"/>
+            <w:right w:w="108" w:type="dxa"/>
+          </w:tblCellMar>
+        </w:tblPrEx>
         <w:trPr>
           <w:trHeight w:val="1279" w:hRule="atLeast"/>
           <w:jc w:val="center"/>
@@ -12214,6 +13471,22 @@
         </w:tc>
       </w:tr>
       <w:tr>
+        <w:tblPrEx>
+          <w:tblBorders>
+            <w:top w:val="single" w:color="auto" w:sz="4" w:space="0"/>
+            <w:left w:val="single" w:color="auto" w:sz="4" w:space="0"/>
+            <w:bottom w:val="single" w:color="auto" w:sz="4" w:space="0"/>
+            <w:right w:val="single" w:color="auto" w:sz="4" w:space="0"/>
+            <w:insideH w:val="single" w:color="auto" w:sz="4" w:space="0"/>
+            <w:insideV w:val="single" w:color="auto" w:sz="4" w:space="0"/>
+          </w:tblBorders>
+          <w:tblCellMar>
+            <w:top w:w="0" w:type="dxa"/>
+            <w:left w:w="108" w:type="dxa"/>
+            <w:bottom w:w="0" w:type="dxa"/>
+            <w:right w:w="108" w:type="dxa"/>
+          </w:tblCellMar>
+        </w:tblPrEx>
         <w:trPr>
           <w:trHeight w:val="2122" w:hRule="atLeast"/>
           <w:jc w:val="center"/>
@@ -12281,6 +13554,22 @@
         </w:tc>
       </w:tr>
       <w:tr>
+        <w:tblPrEx>
+          <w:tblBorders>
+            <w:top w:val="single" w:color="auto" w:sz="4" w:space="0"/>
+            <w:left w:val="single" w:color="auto" w:sz="4" w:space="0"/>
+            <w:bottom w:val="single" w:color="auto" w:sz="4" w:space="0"/>
+            <w:right w:val="single" w:color="auto" w:sz="4" w:space="0"/>
+            <w:insideH w:val="single" w:color="auto" w:sz="4" w:space="0"/>
+            <w:insideV w:val="single" w:color="auto" w:sz="4" w:space="0"/>
+          </w:tblBorders>
+          <w:tblCellMar>
+            <w:top w:w="0" w:type="dxa"/>
+            <w:left w:w="108" w:type="dxa"/>
+            <w:bottom w:w="0" w:type="dxa"/>
+            <w:right w:w="108" w:type="dxa"/>
+          </w:tblCellMar>
+        </w:tblPrEx>
         <w:trPr>
           <w:trHeight w:val="5232" w:hRule="atLeast"/>
           <w:jc w:val="center"/>
@@ -12423,6 +13712,22 @@
         </w:tc>
       </w:tr>
       <w:tr>
+        <w:tblPrEx>
+          <w:tblBorders>
+            <w:top w:val="single" w:color="auto" w:sz="4" w:space="0"/>
+            <w:left w:val="single" w:color="auto" w:sz="4" w:space="0"/>
+            <w:bottom w:val="single" w:color="auto" w:sz="4" w:space="0"/>
+            <w:right w:val="single" w:color="auto" w:sz="4" w:space="0"/>
+            <w:insideH w:val="single" w:color="auto" w:sz="4" w:space="0"/>
+            <w:insideV w:val="single" w:color="auto" w:sz="4" w:space="0"/>
+          </w:tblBorders>
+          <w:tblCellMar>
+            <w:top w:w="0" w:type="dxa"/>
+            <w:left w:w="108" w:type="dxa"/>
+            <w:bottom w:w="0" w:type="dxa"/>
+            <w:right w:w="108" w:type="dxa"/>
+          </w:tblCellMar>
+        </w:tblPrEx>
         <w:trPr>
           <w:trHeight w:val="23" w:hRule="atLeast"/>
           <w:jc w:val="center"/>
@@ -12513,6 +13818,22 @@
         </w:tc>
       </w:tr>
       <w:tr>
+        <w:tblPrEx>
+          <w:tblBorders>
+            <w:top w:val="single" w:color="auto" w:sz="4" w:space="0"/>
+            <w:left w:val="single" w:color="auto" w:sz="4" w:space="0"/>
+            <w:bottom w:val="single" w:color="auto" w:sz="4" w:space="0"/>
+            <w:right w:val="single" w:color="auto" w:sz="4" w:space="0"/>
+            <w:insideH w:val="single" w:color="auto" w:sz="4" w:space="0"/>
+            <w:insideV w:val="single" w:color="auto" w:sz="4" w:space="0"/>
+          </w:tblBorders>
+          <w:tblCellMar>
+            <w:top w:w="0" w:type="dxa"/>
+            <w:left w:w="108" w:type="dxa"/>
+            <w:bottom w:w="0" w:type="dxa"/>
+            <w:right w:w="108" w:type="dxa"/>
+          </w:tblCellMar>
+        </w:tblPrEx>
         <w:trPr>
           <w:trHeight w:val="3447" w:hRule="atLeast"/>
           <w:jc w:val="center"/>
@@ -13060,8 +14381,24 @@
         </w:tc>
       </w:tr>
       <w:tr>
+        <w:tblPrEx>
+          <w:tblBorders>
+            <w:top w:val="single" w:color="auto" w:sz="4" w:space="0"/>
+            <w:left w:val="single" w:color="auto" w:sz="4" w:space="0"/>
+            <w:bottom w:val="single" w:color="auto" w:sz="4" w:space="0"/>
+            <w:right w:val="single" w:color="auto" w:sz="4" w:space="0"/>
+            <w:insideH w:val="single" w:color="auto" w:sz="4" w:space="0"/>
+            <w:insideV w:val="single" w:color="auto" w:sz="4" w:space="0"/>
+          </w:tblBorders>
+          <w:tblCellMar>
+            <w:top w:w="0" w:type="dxa"/>
+            <w:left w:w="108" w:type="dxa"/>
+            <w:bottom w:w="0" w:type="dxa"/>
+            <w:right w:w="108" w:type="dxa"/>
+          </w:tblCellMar>
+        </w:tblPrEx>
         <w:trPr>
-          <w:trHeight w:val="3735" w:hRule="atLeast"/>
+          <w:trHeight w:val="3052" w:hRule="atLeast"/>
           <w:jc w:val="center"/>
         </w:trPr>
         <w:tc>
@@ -13280,8 +14617,24 @@
         </w:tc>
       </w:tr>
       <w:tr>
+        <w:tblPrEx>
+          <w:tblBorders>
+            <w:top w:val="single" w:color="auto" w:sz="4" w:space="0"/>
+            <w:left w:val="single" w:color="auto" w:sz="4" w:space="0"/>
+            <w:bottom w:val="single" w:color="auto" w:sz="4" w:space="0"/>
+            <w:right w:val="single" w:color="auto" w:sz="4" w:space="0"/>
+            <w:insideH w:val="single" w:color="auto" w:sz="4" w:space="0"/>
+            <w:insideV w:val="single" w:color="auto" w:sz="4" w:space="0"/>
+          </w:tblBorders>
+          <w:tblCellMar>
+            <w:top w:w="0" w:type="dxa"/>
+            <w:left w:w="108" w:type="dxa"/>
+            <w:bottom w:w="0" w:type="dxa"/>
+            <w:right w:w="108" w:type="dxa"/>
+          </w:tblCellMar>
+        </w:tblPrEx>
         <w:trPr>
-          <w:trHeight w:val="4634" w:hRule="atLeast"/>
+          <w:trHeight w:val="1449" w:hRule="atLeast"/>
           <w:jc w:val="center"/>
         </w:trPr>
         <w:tc>
@@ -13413,7 +14766,7 @@
           <w:tab w:val="left" w:pos="7080"/>
           <w:tab w:val="left" w:pos="7371"/>
         </w:tabs>
-        <w:ind w:firstLine="240" w:firstLineChars="100"/>
+        <w:ind w:firstLine="241" w:firstLineChars="100"/>
         <w:jc w:val="right"/>
         <w:rPr>
           <w:rFonts w:hint="eastAsia"/>
@@ -13567,6 +14920,22 @@
         <w:gridCol w:w="1316"/>
       </w:tblGrid>
       <w:tr>
+        <w:tblPrEx>
+          <w:tblBorders>
+            <w:top w:val="single" w:color="auto" w:sz="4" w:space="0"/>
+            <w:left w:val="single" w:color="auto" w:sz="4" w:space="0"/>
+            <w:bottom w:val="single" w:color="auto" w:sz="4" w:space="0"/>
+            <w:right w:val="single" w:color="auto" w:sz="4" w:space="0"/>
+            <w:insideH w:val="single" w:color="auto" w:sz="4" w:space="0"/>
+            <w:insideV w:val="single" w:color="auto" w:sz="4" w:space="0"/>
+          </w:tblBorders>
+          <w:tblCellMar>
+            <w:top w:w="0" w:type="dxa"/>
+            <w:left w:w="108" w:type="dxa"/>
+            <w:bottom w:w="0" w:type="dxa"/>
+            <w:right w:w="108" w:type="dxa"/>
+          </w:tblCellMar>
+        </w:tblPrEx>
         <w:trPr>
           <w:trHeight w:val="614" w:hRule="atLeast"/>
           <w:jc w:val="center"/>
@@ -13680,6 +15049,22 @@
         </w:tc>
       </w:tr>
       <w:tr>
+        <w:tblPrEx>
+          <w:tblBorders>
+            <w:top w:val="single" w:color="auto" w:sz="4" w:space="0"/>
+            <w:left w:val="single" w:color="auto" w:sz="4" w:space="0"/>
+            <w:bottom w:val="single" w:color="auto" w:sz="4" w:space="0"/>
+            <w:right w:val="single" w:color="auto" w:sz="4" w:space="0"/>
+            <w:insideH w:val="single" w:color="auto" w:sz="4" w:space="0"/>
+            <w:insideV w:val="single" w:color="auto" w:sz="4" w:space="0"/>
+          </w:tblBorders>
+          <w:tblCellMar>
+            <w:top w:w="0" w:type="dxa"/>
+            <w:left w:w="108" w:type="dxa"/>
+            <w:bottom w:w="0" w:type="dxa"/>
+            <w:right w:w="108" w:type="dxa"/>
+          </w:tblCellMar>
+        </w:tblPrEx>
         <w:trPr>
           <w:trHeight w:val="565" w:hRule="atLeast"/>
           <w:jc w:val="center"/>
@@ -13753,6 +15138,22 @@
         </w:tc>
       </w:tr>
       <w:tr>
+        <w:tblPrEx>
+          <w:tblBorders>
+            <w:top w:val="single" w:color="auto" w:sz="4" w:space="0"/>
+            <w:left w:val="single" w:color="auto" w:sz="4" w:space="0"/>
+            <w:bottom w:val="single" w:color="auto" w:sz="4" w:space="0"/>
+            <w:right w:val="single" w:color="auto" w:sz="4" w:space="0"/>
+            <w:insideH w:val="single" w:color="auto" w:sz="4" w:space="0"/>
+            <w:insideV w:val="single" w:color="auto" w:sz="4" w:space="0"/>
+          </w:tblBorders>
+          <w:tblCellMar>
+            <w:top w:w="0" w:type="dxa"/>
+            <w:left w:w="108" w:type="dxa"/>
+            <w:bottom w:w="0" w:type="dxa"/>
+            <w:right w:w="108" w:type="dxa"/>
+          </w:tblCellMar>
+        </w:tblPrEx>
         <w:trPr>
           <w:trHeight w:val="3241" w:hRule="atLeast"/>
           <w:jc w:val="center"/>
@@ -14023,6 +15424,22 @@
         </w:tc>
       </w:tr>
       <w:tr>
+        <w:tblPrEx>
+          <w:tblBorders>
+            <w:top w:val="single" w:color="auto" w:sz="4" w:space="0"/>
+            <w:left w:val="single" w:color="auto" w:sz="4" w:space="0"/>
+            <w:bottom w:val="single" w:color="auto" w:sz="4" w:space="0"/>
+            <w:right w:val="single" w:color="auto" w:sz="4" w:space="0"/>
+            <w:insideH w:val="single" w:color="auto" w:sz="4" w:space="0"/>
+            <w:insideV w:val="single" w:color="auto" w:sz="4" w:space="0"/>
+          </w:tblBorders>
+          <w:tblCellMar>
+            <w:top w:w="0" w:type="dxa"/>
+            <w:left w:w="108" w:type="dxa"/>
+            <w:bottom w:w="0" w:type="dxa"/>
+            <w:right w:w="108" w:type="dxa"/>
+          </w:tblCellMar>
+        </w:tblPrEx>
         <w:trPr>
           <w:trHeight w:val="2311" w:hRule="atLeast"/>
           <w:jc w:val="center"/>
@@ -14085,6 +15502,22 @@
         </w:tc>
       </w:tr>
       <w:tr>
+        <w:tblPrEx>
+          <w:tblBorders>
+            <w:top w:val="single" w:color="auto" w:sz="4" w:space="0"/>
+            <w:left w:val="single" w:color="auto" w:sz="4" w:space="0"/>
+            <w:bottom w:val="single" w:color="auto" w:sz="4" w:space="0"/>
+            <w:right w:val="single" w:color="auto" w:sz="4" w:space="0"/>
+            <w:insideH w:val="single" w:color="auto" w:sz="4" w:space="0"/>
+            <w:insideV w:val="single" w:color="auto" w:sz="4" w:space="0"/>
+          </w:tblBorders>
+          <w:tblCellMar>
+            <w:top w:w="0" w:type="dxa"/>
+            <w:left w:w="108" w:type="dxa"/>
+            <w:bottom w:w="0" w:type="dxa"/>
+            <w:right w:w="108" w:type="dxa"/>
+          </w:tblCellMar>
+        </w:tblPrEx>
         <w:trPr>
           <w:trHeight w:val="1237" w:hRule="atLeast"/>
           <w:jc w:val="center"/>
@@ -14186,6 +15619,22 @@
         </w:tc>
       </w:tr>
       <w:tr>
+        <w:tblPrEx>
+          <w:tblBorders>
+            <w:top w:val="single" w:color="auto" w:sz="4" w:space="0"/>
+            <w:left w:val="single" w:color="auto" w:sz="4" w:space="0"/>
+            <w:bottom w:val="single" w:color="auto" w:sz="4" w:space="0"/>
+            <w:right w:val="single" w:color="auto" w:sz="4" w:space="0"/>
+            <w:insideH w:val="single" w:color="auto" w:sz="4" w:space="0"/>
+            <w:insideV w:val="single" w:color="auto" w:sz="4" w:space="0"/>
+          </w:tblBorders>
+          <w:tblCellMar>
+            <w:top w:w="0" w:type="dxa"/>
+            <w:left w:w="108" w:type="dxa"/>
+            <w:bottom w:w="0" w:type="dxa"/>
+            <w:right w:w="108" w:type="dxa"/>
+          </w:tblCellMar>
+        </w:tblPrEx>
         <w:trPr>
           <w:trHeight w:val="1279" w:hRule="atLeast"/>
           <w:jc w:val="center"/>
@@ -14267,6 +15716,22 @@
         </w:tc>
       </w:tr>
       <w:tr>
+        <w:tblPrEx>
+          <w:tblBorders>
+            <w:top w:val="single" w:color="auto" w:sz="4" w:space="0"/>
+            <w:left w:val="single" w:color="auto" w:sz="4" w:space="0"/>
+            <w:bottom w:val="single" w:color="auto" w:sz="4" w:space="0"/>
+            <w:right w:val="single" w:color="auto" w:sz="4" w:space="0"/>
+            <w:insideH w:val="single" w:color="auto" w:sz="4" w:space="0"/>
+            <w:insideV w:val="single" w:color="auto" w:sz="4" w:space="0"/>
+          </w:tblBorders>
+          <w:tblCellMar>
+            <w:top w:w="0" w:type="dxa"/>
+            <w:left w:w="108" w:type="dxa"/>
+            <w:bottom w:w="0" w:type="dxa"/>
+            <w:right w:w="108" w:type="dxa"/>
+          </w:tblCellMar>
+        </w:tblPrEx>
         <w:trPr>
           <w:trHeight w:val="2122" w:hRule="atLeast"/>
           <w:jc w:val="center"/>
@@ -14334,6 +15799,22 @@
         </w:tc>
       </w:tr>
       <w:tr>
+        <w:tblPrEx>
+          <w:tblBorders>
+            <w:top w:val="single" w:color="auto" w:sz="4" w:space="0"/>
+            <w:left w:val="single" w:color="auto" w:sz="4" w:space="0"/>
+            <w:bottom w:val="single" w:color="auto" w:sz="4" w:space="0"/>
+            <w:right w:val="single" w:color="auto" w:sz="4" w:space="0"/>
+            <w:insideH w:val="single" w:color="auto" w:sz="4" w:space="0"/>
+            <w:insideV w:val="single" w:color="auto" w:sz="4" w:space="0"/>
+          </w:tblBorders>
+          <w:tblCellMar>
+            <w:top w:w="0" w:type="dxa"/>
+            <w:left w:w="108" w:type="dxa"/>
+            <w:bottom w:w="0" w:type="dxa"/>
+            <w:right w:w="108" w:type="dxa"/>
+          </w:tblCellMar>
+        </w:tblPrEx>
         <w:trPr>
           <w:trHeight w:val="5232" w:hRule="atLeast"/>
           <w:jc w:val="center"/>
@@ -14476,6 +15957,22 @@
         </w:tc>
       </w:tr>
       <w:tr>
+        <w:tblPrEx>
+          <w:tblBorders>
+            <w:top w:val="single" w:color="auto" w:sz="4" w:space="0"/>
+            <w:left w:val="single" w:color="auto" w:sz="4" w:space="0"/>
+            <w:bottom w:val="single" w:color="auto" w:sz="4" w:space="0"/>
+            <w:right w:val="single" w:color="auto" w:sz="4" w:space="0"/>
+            <w:insideH w:val="single" w:color="auto" w:sz="4" w:space="0"/>
+            <w:insideV w:val="single" w:color="auto" w:sz="4" w:space="0"/>
+          </w:tblBorders>
+          <w:tblCellMar>
+            <w:top w:w="0" w:type="dxa"/>
+            <w:left w:w="108" w:type="dxa"/>
+            <w:bottom w:w="0" w:type="dxa"/>
+            <w:right w:w="108" w:type="dxa"/>
+          </w:tblCellMar>
+        </w:tblPrEx>
         <w:trPr>
           <w:trHeight w:val="23" w:hRule="atLeast"/>
           <w:jc w:val="center"/>
@@ -14566,6 +16063,22 @@
         </w:tc>
       </w:tr>
       <w:tr>
+        <w:tblPrEx>
+          <w:tblBorders>
+            <w:top w:val="single" w:color="auto" w:sz="4" w:space="0"/>
+            <w:left w:val="single" w:color="auto" w:sz="4" w:space="0"/>
+            <w:bottom w:val="single" w:color="auto" w:sz="4" w:space="0"/>
+            <w:right w:val="single" w:color="auto" w:sz="4" w:space="0"/>
+            <w:insideH w:val="single" w:color="auto" w:sz="4" w:space="0"/>
+            <w:insideV w:val="single" w:color="auto" w:sz="4" w:space="0"/>
+          </w:tblBorders>
+          <w:tblCellMar>
+            <w:top w:w="0" w:type="dxa"/>
+            <w:left w:w="108" w:type="dxa"/>
+            <w:bottom w:w="0" w:type="dxa"/>
+            <w:right w:w="108" w:type="dxa"/>
+          </w:tblCellMar>
+        </w:tblPrEx>
         <w:trPr>
           <w:trHeight w:val="3447" w:hRule="atLeast"/>
           <w:jc w:val="center"/>
@@ -15026,6 +16539,22 @@
         </w:tc>
       </w:tr>
       <w:tr>
+        <w:tblPrEx>
+          <w:tblBorders>
+            <w:top w:val="single" w:color="auto" w:sz="4" w:space="0"/>
+            <w:left w:val="single" w:color="auto" w:sz="4" w:space="0"/>
+            <w:bottom w:val="single" w:color="auto" w:sz="4" w:space="0"/>
+            <w:right w:val="single" w:color="auto" w:sz="4" w:space="0"/>
+            <w:insideH w:val="single" w:color="auto" w:sz="4" w:space="0"/>
+            <w:insideV w:val="single" w:color="auto" w:sz="4" w:space="0"/>
+          </w:tblBorders>
+          <w:tblCellMar>
+            <w:top w:w="0" w:type="dxa"/>
+            <w:left w:w="108" w:type="dxa"/>
+            <w:bottom w:w="0" w:type="dxa"/>
+            <w:right w:w="108" w:type="dxa"/>
+          </w:tblCellMar>
+        </w:tblPrEx>
         <w:trPr>
           <w:trHeight w:val="3735" w:hRule="atLeast"/>
           <w:jc w:val="center"/>
@@ -15186,8 +16715,24 @@
         </w:tc>
       </w:tr>
       <w:tr>
+        <w:tblPrEx>
+          <w:tblBorders>
+            <w:top w:val="single" w:color="auto" w:sz="4" w:space="0"/>
+            <w:left w:val="single" w:color="auto" w:sz="4" w:space="0"/>
+            <w:bottom w:val="single" w:color="auto" w:sz="4" w:space="0"/>
+            <w:right w:val="single" w:color="auto" w:sz="4" w:space="0"/>
+            <w:insideH w:val="single" w:color="auto" w:sz="4" w:space="0"/>
+            <w:insideV w:val="single" w:color="auto" w:sz="4" w:space="0"/>
+          </w:tblBorders>
+          <w:tblCellMar>
+            <w:top w:w="0" w:type="dxa"/>
+            <w:left w:w="108" w:type="dxa"/>
+            <w:bottom w:w="0" w:type="dxa"/>
+            <w:right w:w="108" w:type="dxa"/>
+          </w:tblCellMar>
+        </w:tblPrEx>
         <w:trPr>
-          <w:trHeight w:val="4634" w:hRule="atLeast"/>
+          <w:trHeight w:val="4082" w:hRule="atLeast"/>
           <w:jc w:val="center"/>
         </w:trPr>
         <w:tc>
@@ -15334,7 +16879,7 @@
           <w:tab w:val="left" w:pos="7080"/>
           <w:tab w:val="left" w:pos="7371"/>
         </w:tabs>
-        <w:ind w:firstLine="240" w:firstLineChars="100"/>
+        <w:ind w:firstLine="241" w:firstLineChars="100"/>
         <w:jc w:val="right"/>
         <w:rPr>
           <w:rFonts w:hint="eastAsia"/>
@@ -15488,6 +17033,22 @@
         <w:gridCol w:w="1316"/>
       </w:tblGrid>
       <w:tr>
+        <w:tblPrEx>
+          <w:tblBorders>
+            <w:top w:val="single" w:color="auto" w:sz="4" w:space="0"/>
+            <w:left w:val="single" w:color="auto" w:sz="4" w:space="0"/>
+            <w:bottom w:val="single" w:color="auto" w:sz="4" w:space="0"/>
+            <w:right w:val="single" w:color="auto" w:sz="4" w:space="0"/>
+            <w:insideH w:val="single" w:color="auto" w:sz="4" w:space="0"/>
+            <w:insideV w:val="single" w:color="auto" w:sz="4" w:space="0"/>
+          </w:tblBorders>
+          <w:tblCellMar>
+            <w:top w:w="0" w:type="dxa"/>
+            <w:left w:w="108" w:type="dxa"/>
+            <w:bottom w:w="0" w:type="dxa"/>
+            <w:right w:w="108" w:type="dxa"/>
+          </w:tblCellMar>
+        </w:tblPrEx>
         <w:trPr>
           <w:trHeight w:val="614" w:hRule="atLeast"/>
           <w:jc w:val="center"/>
@@ -15601,6 +17162,22 @@
         </w:tc>
       </w:tr>
       <w:tr>
+        <w:tblPrEx>
+          <w:tblBorders>
+            <w:top w:val="single" w:color="auto" w:sz="4" w:space="0"/>
+            <w:left w:val="single" w:color="auto" w:sz="4" w:space="0"/>
+            <w:bottom w:val="single" w:color="auto" w:sz="4" w:space="0"/>
+            <w:right w:val="single" w:color="auto" w:sz="4" w:space="0"/>
+            <w:insideH w:val="single" w:color="auto" w:sz="4" w:space="0"/>
+            <w:insideV w:val="single" w:color="auto" w:sz="4" w:space="0"/>
+          </w:tblBorders>
+          <w:tblCellMar>
+            <w:top w:w="0" w:type="dxa"/>
+            <w:left w:w="108" w:type="dxa"/>
+            <w:bottom w:w="0" w:type="dxa"/>
+            <w:right w:w="108" w:type="dxa"/>
+          </w:tblCellMar>
+        </w:tblPrEx>
         <w:trPr>
           <w:trHeight w:val="565" w:hRule="atLeast"/>
           <w:jc w:val="center"/>
@@ -15674,6 +17251,22 @@
         </w:tc>
       </w:tr>
       <w:tr>
+        <w:tblPrEx>
+          <w:tblBorders>
+            <w:top w:val="single" w:color="auto" w:sz="4" w:space="0"/>
+            <w:left w:val="single" w:color="auto" w:sz="4" w:space="0"/>
+            <w:bottom w:val="single" w:color="auto" w:sz="4" w:space="0"/>
+            <w:right w:val="single" w:color="auto" w:sz="4" w:space="0"/>
+            <w:insideH w:val="single" w:color="auto" w:sz="4" w:space="0"/>
+            <w:insideV w:val="single" w:color="auto" w:sz="4" w:space="0"/>
+          </w:tblBorders>
+          <w:tblCellMar>
+            <w:top w:w="0" w:type="dxa"/>
+            <w:left w:w="108" w:type="dxa"/>
+            <w:bottom w:w="0" w:type="dxa"/>
+            <w:right w:w="108" w:type="dxa"/>
+          </w:tblCellMar>
+        </w:tblPrEx>
         <w:trPr>
           <w:trHeight w:val="3241" w:hRule="atLeast"/>
           <w:jc w:val="center"/>
@@ -15944,6 +17537,22 @@
         </w:tc>
       </w:tr>
       <w:tr>
+        <w:tblPrEx>
+          <w:tblBorders>
+            <w:top w:val="single" w:color="auto" w:sz="4" w:space="0"/>
+            <w:left w:val="single" w:color="auto" w:sz="4" w:space="0"/>
+            <w:bottom w:val="single" w:color="auto" w:sz="4" w:space="0"/>
+            <w:right w:val="single" w:color="auto" w:sz="4" w:space="0"/>
+            <w:insideH w:val="single" w:color="auto" w:sz="4" w:space="0"/>
+            <w:insideV w:val="single" w:color="auto" w:sz="4" w:space="0"/>
+          </w:tblBorders>
+          <w:tblCellMar>
+            <w:top w:w="0" w:type="dxa"/>
+            <w:left w:w="108" w:type="dxa"/>
+            <w:bottom w:w="0" w:type="dxa"/>
+            <w:right w:w="108" w:type="dxa"/>
+          </w:tblCellMar>
+        </w:tblPrEx>
         <w:trPr>
           <w:trHeight w:val="2311" w:hRule="atLeast"/>
           <w:jc w:val="center"/>
@@ -16006,6 +17615,22 @@
         </w:tc>
       </w:tr>
       <w:tr>
+        <w:tblPrEx>
+          <w:tblBorders>
+            <w:top w:val="single" w:color="auto" w:sz="4" w:space="0"/>
+            <w:left w:val="single" w:color="auto" w:sz="4" w:space="0"/>
+            <w:bottom w:val="single" w:color="auto" w:sz="4" w:space="0"/>
+            <w:right w:val="single" w:color="auto" w:sz="4" w:space="0"/>
+            <w:insideH w:val="single" w:color="auto" w:sz="4" w:space="0"/>
+            <w:insideV w:val="single" w:color="auto" w:sz="4" w:space="0"/>
+          </w:tblBorders>
+          <w:tblCellMar>
+            <w:top w:w="0" w:type="dxa"/>
+            <w:left w:w="108" w:type="dxa"/>
+            <w:bottom w:w="0" w:type="dxa"/>
+            <w:right w:w="108" w:type="dxa"/>
+          </w:tblCellMar>
+        </w:tblPrEx>
         <w:trPr>
           <w:trHeight w:val="1237" w:hRule="atLeast"/>
           <w:jc w:val="center"/>
@@ -16122,6 +17747,22 @@
         </w:tc>
       </w:tr>
       <w:tr>
+        <w:tblPrEx>
+          <w:tblBorders>
+            <w:top w:val="single" w:color="auto" w:sz="4" w:space="0"/>
+            <w:left w:val="single" w:color="auto" w:sz="4" w:space="0"/>
+            <w:bottom w:val="single" w:color="auto" w:sz="4" w:space="0"/>
+            <w:right w:val="single" w:color="auto" w:sz="4" w:space="0"/>
+            <w:insideH w:val="single" w:color="auto" w:sz="4" w:space="0"/>
+            <w:insideV w:val="single" w:color="auto" w:sz="4" w:space="0"/>
+          </w:tblBorders>
+          <w:tblCellMar>
+            <w:top w:w="0" w:type="dxa"/>
+            <w:left w:w="108" w:type="dxa"/>
+            <w:bottom w:w="0" w:type="dxa"/>
+            <w:right w:w="108" w:type="dxa"/>
+          </w:tblCellMar>
+        </w:tblPrEx>
         <w:trPr>
           <w:trHeight w:val="1279" w:hRule="atLeast"/>
           <w:jc w:val="center"/>
@@ -16203,6 +17844,22 @@
         </w:tc>
       </w:tr>
       <w:tr>
+        <w:tblPrEx>
+          <w:tblBorders>
+            <w:top w:val="single" w:color="auto" w:sz="4" w:space="0"/>
+            <w:left w:val="single" w:color="auto" w:sz="4" w:space="0"/>
+            <w:bottom w:val="single" w:color="auto" w:sz="4" w:space="0"/>
+            <w:right w:val="single" w:color="auto" w:sz="4" w:space="0"/>
+            <w:insideH w:val="single" w:color="auto" w:sz="4" w:space="0"/>
+            <w:insideV w:val="single" w:color="auto" w:sz="4" w:space="0"/>
+          </w:tblBorders>
+          <w:tblCellMar>
+            <w:top w:w="0" w:type="dxa"/>
+            <w:left w:w="108" w:type="dxa"/>
+            <w:bottom w:w="0" w:type="dxa"/>
+            <w:right w:w="108" w:type="dxa"/>
+          </w:tblCellMar>
+        </w:tblPrEx>
         <w:trPr>
           <w:trHeight w:val="2122" w:hRule="atLeast"/>
           <w:jc w:val="center"/>
@@ -16270,6 +17927,22 @@
         </w:tc>
       </w:tr>
       <w:tr>
+        <w:tblPrEx>
+          <w:tblBorders>
+            <w:top w:val="single" w:color="auto" w:sz="4" w:space="0"/>
+            <w:left w:val="single" w:color="auto" w:sz="4" w:space="0"/>
+            <w:bottom w:val="single" w:color="auto" w:sz="4" w:space="0"/>
+            <w:right w:val="single" w:color="auto" w:sz="4" w:space="0"/>
+            <w:insideH w:val="single" w:color="auto" w:sz="4" w:space="0"/>
+            <w:insideV w:val="single" w:color="auto" w:sz="4" w:space="0"/>
+          </w:tblBorders>
+          <w:tblCellMar>
+            <w:top w:w="0" w:type="dxa"/>
+            <w:left w:w="108" w:type="dxa"/>
+            <w:bottom w:w="0" w:type="dxa"/>
+            <w:right w:w="108" w:type="dxa"/>
+          </w:tblCellMar>
+        </w:tblPrEx>
         <w:trPr>
           <w:trHeight w:val="5232" w:hRule="atLeast"/>
           <w:jc w:val="center"/>
@@ -16412,6 +18085,22 @@
         </w:tc>
       </w:tr>
       <w:tr>
+        <w:tblPrEx>
+          <w:tblBorders>
+            <w:top w:val="single" w:color="auto" w:sz="4" w:space="0"/>
+            <w:left w:val="single" w:color="auto" w:sz="4" w:space="0"/>
+            <w:bottom w:val="single" w:color="auto" w:sz="4" w:space="0"/>
+            <w:right w:val="single" w:color="auto" w:sz="4" w:space="0"/>
+            <w:insideH w:val="single" w:color="auto" w:sz="4" w:space="0"/>
+            <w:insideV w:val="single" w:color="auto" w:sz="4" w:space="0"/>
+          </w:tblBorders>
+          <w:tblCellMar>
+            <w:top w:w="0" w:type="dxa"/>
+            <w:left w:w="108" w:type="dxa"/>
+            <w:bottom w:w="0" w:type="dxa"/>
+            <w:right w:w="108" w:type="dxa"/>
+          </w:tblCellMar>
+        </w:tblPrEx>
         <w:trPr>
           <w:trHeight w:val="23" w:hRule="atLeast"/>
           <w:jc w:val="center"/>
@@ -16502,6 +18191,22 @@
         </w:tc>
       </w:tr>
       <w:tr>
+        <w:tblPrEx>
+          <w:tblBorders>
+            <w:top w:val="single" w:color="auto" w:sz="4" w:space="0"/>
+            <w:left w:val="single" w:color="auto" w:sz="4" w:space="0"/>
+            <w:bottom w:val="single" w:color="auto" w:sz="4" w:space="0"/>
+            <w:right w:val="single" w:color="auto" w:sz="4" w:space="0"/>
+            <w:insideH w:val="single" w:color="auto" w:sz="4" w:space="0"/>
+            <w:insideV w:val="single" w:color="auto" w:sz="4" w:space="0"/>
+          </w:tblBorders>
+          <w:tblCellMar>
+            <w:top w:w="0" w:type="dxa"/>
+            <w:left w:w="108" w:type="dxa"/>
+            <w:bottom w:w="0" w:type="dxa"/>
+            <w:right w:w="108" w:type="dxa"/>
+          </w:tblCellMar>
+        </w:tblPrEx>
         <w:trPr>
           <w:trHeight w:val="3447" w:hRule="atLeast"/>
           <w:jc w:val="center"/>
@@ -16950,6 +18655,22 @@
         </w:tc>
       </w:tr>
       <w:tr>
+        <w:tblPrEx>
+          <w:tblBorders>
+            <w:top w:val="single" w:color="auto" w:sz="4" w:space="0"/>
+            <w:left w:val="single" w:color="auto" w:sz="4" w:space="0"/>
+            <w:bottom w:val="single" w:color="auto" w:sz="4" w:space="0"/>
+            <w:right w:val="single" w:color="auto" w:sz="4" w:space="0"/>
+            <w:insideH w:val="single" w:color="auto" w:sz="4" w:space="0"/>
+            <w:insideV w:val="single" w:color="auto" w:sz="4" w:space="0"/>
+          </w:tblBorders>
+          <w:tblCellMar>
+            <w:top w:w="0" w:type="dxa"/>
+            <w:left w:w="108" w:type="dxa"/>
+            <w:bottom w:w="0" w:type="dxa"/>
+            <w:right w:w="108" w:type="dxa"/>
+          </w:tblCellMar>
+        </w:tblPrEx>
         <w:trPr>
           <w:trHeight w:val="3735" w:hRule="atLeast"/>
           <w:jc w:val="center"/>
@@ -17150,8 +18871,24 @@
         </w:tc>
       </w:tr>
       <w:tr>
+        <w:tblPrEx>
+          <w:tblBorders>
+            <w:top w:val="single" w:color="auto" w:sz="4" w:space="0"/>
+            <w:left w:val="single" w:color="auto" w:sz="4" w:space="0"/>
+            <w:bottom w:val="single" w:color="auto" w:sz="4" w:space="0"/>
+            <w:right w:val="single" w:color="auto" w:sz="4" w:space="0"/>
+            <w:insideH w:val="single" w:color="auto" w:sz="4" w:space="0"/>
+            <w:insideV w:val="single" w:color="auto" w:sz="4" w:space="0"/>
+          </w:tblBorders>
+          <w:tblCellMar>
+            <w:top w:w="0" w:type="dxa"/>
+            <w:left w:w="108" w:type="dxa"/>
+            <w:bottom w:w="0" w:type="dxa"/>
+            <w:right w:w="108" w:type="dxa"/>
+          </w:tblCellMar>
+        </w:tblPrEx>
         <w:trPr>
-          <w:trHeight w:val="4634" w:hRule="atLeast"/>
+          <w:trHeight w:val="3434" w:hRule="atLeast"/>
           <w:jc w:val="center"/>
         </w:trPr>
         <w:tc>
@@ -17198,6 +18935,8 @@
                 <w:lang w:val="en-US" w:eastAsia="zh-CN"/>
               </w:rPr>
             </w:pPr>
+            <w:bookmarkStart w:id="0" w:name="_GoBack"/>
+            <w:bookmarkEnd w:id="0"/>
           </w:p>
         </w:tc>
       </w:tr>
@@ -17283,7 +19022,7 @@
           <w:tab w:val="left" w:pos="7080"/>
           <w:tab w:val="left" w:pos="7371"/>
         </w:tabs>
-        <w:ind w:firstLine="240" w:firstLineChars="100"/>
+        <w:ind w:firstLine="241" w:firstLineChars="100"/>
         <w:jc w:val="right"/>
         <w:rPr>
           <w:rFonts w:hint="eastAsia"/>
@@ -17437,6 +19176,22 @@
         <w:gridCol w:w="1316"/>
       </w:tblGrid>
       <w:tr>
+        <w:tblPrEx>
+          <w:tblBorders>
+            <w:top w:val="single" w:color="auto" w:sz="4" w:space="0"/>
+            <w:left w:val="single" w:color="auto" w:sz="4" w:space="0"/>
+            <w:bottom w:val="single" w:color="auto" w:sz="4" w:space="0"/>
+            <w:right w:val="single" w:color="auto" w:sz="4" w:space="0"/>
+            <w:insideH w:val="single" w:color="auto" w:sz="4" w:space="0"/>
+            <w:insideV w:val="single" w:color="auto" w:sz="4" w:space="0"/>
+          </w:tblBorders>
+          <w:tblCellMar>
+            <w:top w:w="0" w:type="dxa"/>
+            <w:left w:w="108" w:type="dxa"/>
+            <w:bottom w:w="0" w:type="dxa"/>
+            <w:right w:w="108" w:type="dxa"/>
+          </w:tblCellMar>
+        </w:tblPrEx>
         <w:trPr>
           <w:trHeight w:val="614" w:hRule="atLeast"/>
           <w:jc w:val="center"/>
@@ -17550,6 +19305,22 @@
         </w:tc>
       </w:tr>
       <w:tr>
+        <w:tblPrEx>
+          <w:tblBorders>
+            <w:top w:val="single" w:color="auto" w:sz="4" w:space="0"/>
+            <w:left w:val="single" w:color="auto" w:sz="4" w:space="0"/>
+            <w:bottom w:val="single" w:color="auto" w:sz="4" w:space="0"/>
+            <w:right w:val="single" w:color="auto" w:sz="4" w:space="0"/>
+            <w:insideH w:val="single" w:color="auto" w:sz="4" w:space="0"/>
+            <w:insideV w:val="single" w:color="auto" w:sz="4" w:space="0"/>
+          </w:tblBorders>
+          <w:tblCellMar>
+            <w:top w:w="0" w:type="dxa"/>
+            <w:left w:w="108" w:type="dxa"/>
+            <w:bottom w:w="0" w:type="dxa"/>
+            <w:right w:w="108" w:type="dxa"/>
+          </w:tblCellMar>
+        </w:tblPrEx>
         <w:trPr>
           <w:trHeight w:val="565" w:hRule="atLeast"/>
           <w:jc w:val="center"/>
@@ -17638,6 +19409,22 @@
         </w:tc>
       </w:tr>
       <w:tr>
+        <w:tblPrEx>
+          <w:tblBorders>
+            <w:top w:val="single" w:color="auto" w:sz="4" w:space="0"/>
+            <w:left w:val="single" w:color="auto" w:sz="4" w:space="0"/>
+            <w:bottom w:val="single" w:color="auto" w:sz="4" w:space="0"/>
+            <w:right w:val="single" w:color="auto" w:sz="4" w:space="0"/>
+            <w:insideH w:val="single" w:color="auto" w:sz="4" w:space="0"/>
+            <w:insideV w:val="single" w:color="auto" w:sz="4" w:space="0"/>
+          </w:tblBorders>
+          <w:tblCellMar>
+            <w:top w:w="0" w:type="dxa"/>
+            <w:left w:w="108" w:type="dxa"/>
+            <w:bottom w:w="0" w:type="dxa"/>
+            <w:right w:w="108" w:type="dxa"/>
+          </w:tblCellMar>
+        </w:tblPrEx>
         <w:trPr>
           <w:trHeight w:val="3241" w:hRule="atLeast"/>
           <w:jc w:val="center"/>
@@ -17908,6 +19695,22 @@
         </w:tc>
       </w:tr>
       <w:tr>
+        <w:tblPrEx>
+          <w:tblBorders>
+            <w:top w:val="single" w:color="auto" w:sz="4" w:space="0"/>
+            <w:left w:val="single" w:color="auto" w:sz="4" w:space="0"/>
+            <w:bottom w:val="single" w:color="auto" w:sz="4" w:space="0"/>
+            <w:right w:val="single" w:color="auto" w:sz="4" w:space="0"/>
+            <w:insideH w:val="single" w:color="auto" w:sz="4" w:space="0"/>
+            <w:insideV w:val="single" w:color="auto" w:sz="4" w:space="0"/>
+          </w:tblBorders>
+          <w:tblCellMar>
+            <w:top w:w="0" w:type="dxa"/>
+            <w:left w:w="108" w:type="dxa"/>
+            <w:bottom w:w="0" w:type="dxa"/>
+            <w:right w:w="108" w:type="dxa"/>
+          </w:tblCellMar>
+        </w:tblPrEx>
         <w:trPr>
           <w:trHeight w:val="2311" w:hRule="atLeast"/>
           <w:jc w:val="center"/>
@@ -17970,6 +19773,22 @@
         </w:tc>
       </w:tr>
       <w:tr>
+        <w:tblPrEx>
+          <w:tblBorders>
+            <w:top w:val="single" w:color="auto" w:sz="4" w:space="0"/>
+            <w:left w:val="single" w:color="auto" w:sz="4" w:space="0"/>
+            <w:bottom w:val="single" w:color="auto" w:sz="4" w:space="0"/>
+            <w:right w:val="single" w:color="auto" w:sz="4" w:space="0"/>
+            <w:insideH w:val="single" w:color="auto" w:sz="4" w:space="0"/>
+            <w:insideV w:val="single" w:color="auto" w:sz="4" w:space="0"/>
+          </w:tblBorders>
+          <w:tblCellMar>
+            <w:top w:w="0" w:type="dxa"/>
+            <w:left w:w="108" w:type="dxa"/>
+            <w:bottom w:w="0" w:type="dxa"/>
+            <w:right w:w="108" w:type="dxa"/>
+          </w:tblCellMar>
+        </w:tblPrEx>
         <w:trPr>
           <w:trHeight w:val="1237" w:hRule="atLeast"/>
           <w:jc w:val="center"/>
@@ -18086,6 +19905,22 @@
         </w:tc>
       </w:tr>
       <w:tr>
+        <w:tblPrEx>
+          <w:tblBorders>
+            <w:top w:val="single" w:color="auto" w:sz="4" w:space="0"/>
+            <w:left w:val="single" w:color="auto" w:sz="4" w:space="0"/>
+            <w:bottom w:val="single" w:color="auto" w:sz="4" w:space="0"/>
+            <w:right w:val="single" w:color="auto" w:sz="4" w:space="0"/>
+            <w:insideH w:val="single" w:color="auto" w:sz="4" w:space="0"/>
+            <w:insideV w:val="single" w:color="auto" w:sz="4" w:space="0"/>
+          </w:tblBorders>
+          <w:tblCellMar>
+            <w:top w:w="0" w:type="dxa"/>
+            <w:left w:w="108" w:type="dxa"/>
+            <w:bottom w:w="0" w:type="dxa"/>
+            <w:right w:w="108" w:type="dxa"/>
+          </w:tblCellMar>
+        </w:tblPrEx>
         <w:trPr>
           <w:trHeight w:val="1279" w:hRule="atLeast"/>
           <w:jc w:val="center"/>
@@ -18167,6 +20002,22 @@
         </w:tc>
       </w:tr>
       <w:tr>
+        <w:tblPrEx>
+          <w:tblBorders>
+            <w:top w:val="single" w:color="auto" w:sz="4" w:space="0"/>
+            <w:left w:val="single" w:color="auto" w:sz="4" w:space="0"/>
+            <w:bottom w:val="single" w:color="auto" w:sz="4" w:space="0"/>
+            <w:right w:val="single" w:color="auto" w:sz="4" w:space="0"/>
+            <w:insideH w:val="single" w:color="auto" w:sz="4" w:space="0"/>
+            <w:insideV w:val="single" w:color="auto" w:sz="4" w:space="0"/>
+          </w:tblBorders>
+          <w:tblCellMar>
+            <w:top w:w="0" w:type="dxa"/>
+            <w:left w:w="108" w:type="dxa"/>
+            <w:bottom w:w="0" w:type="dxa"/>
+            <w:right w:w="108" w:type="dxa"/>
+          </w:tblCellMar>
+        </w:tblPrEx>
         <w:trPr>
           <w:trHeight w:val="2122" w:hRule="atLeast"/>
           <w:jc w:val="center"/>
@@ -18234,6 +20085,22 @@
         </w:tc>
       </w:tr>
       <w:tr>
+        <w:tblPrEx>
+          <w:tblBorders>
+            <w:top w:val="single" w:color="auto" w:sz="4" w:space="0"/>
+            <w:left w:val="single" w:color="auto" w:sz="4" w:space="0"/>
+            <w:bottom w:val="single" w:color="auto" w:sz="4" w:space="0"/>
+            <w:right w:val="single" w:color="auto" w:sz="4" w:space="0"/>
+            <w:insideH w:val="single" w:color="auto" w:sz="4" w:space="0"/>
+            <w:insideV w:val="single" w:color="auto" w:sz="4" w:space="0"/>
+          </w:tblBorders>
+          <w:tblCellMar>
+            <w:top w:w="0" w:type="dxa"/>
+            <w:left w:w="108" w:type="dxa"/>
+            <w:bottom w:w="0" w:type="dxa"/>
+            <w:right w:w="108" w:type="dxa"/>
+          </w:tblCellMar>
+        </w:tblPrEx>
         <w:trPr>
           <w:trHeight w:val="5232" w:hRule="atLeast"/>
           <w:jc w:val="center"/>
@@ -18376,6 +20243,22 @@
         </w:tc>
       </w:tr>
       <w:tr>
+        <w:tblPrEx>
+          <w:tblBorders>
+            <w:top w:val="single" w:color="auto" w:sz="4" w:space="0"/>
+            <w:left w:val="single" w:color="auto" w:sz="4" w:space="0"/>
+            <w:bottom w:val="single" w:color="auto" w:sz="4" w:space="0"/>
+            <w:right w:val="single" w:color="auto" w:sz="4" w:space="0"/>
+            <w:insideH w:val="single" w:color="auto" w:sz="4" w:space="0"/>
+            <w:insideV w:val="single" w:color="auto" w:sz="4" w:space="0"/>
+          </w:tblBorders>
+          <w:tblCellMar>
+            <w:top w:w="0" w:type="dxa"/>
+            <w:left w:w="108" w:type="dxa"/>
+            <w:bottom w:w="0" w:type="dxa"/>
+            <w:right w:w="108" w:type="dxa"/>
+          </w:tblCellMar>
+        </w:tblPrEx>
         <w:trPr>
           <w:trHeight w:val="23" w:hRule="atLeast"/>
           <w:jc w:val="center"/>
@@ -18466,6 +20349,22 @@
         </w:tc>
       </w:tr>
       <w:tr>
+        <w:tblPrEx>
+          <w:tblBorders>
+            <w:top w:val="single" w:color="auto" w:sz="4" w:space="0"/>
+            <w:left w:val="single" w:color="auto" w:sz="4" w:space="0"/>
+            <w:bottom w:val="single" w:color="auto" w:sz="4" w:space="0"/>
+            <w:right w:val="single" w:color="auto" w:sz="4" w:space="0"/>
+            <w:insideH w:val="single" w:color="auto" w:sz="4" w:space="0"/>
+            <w:insideV w:val="single" w:color="auto" w:sz="4" w:space="0"/>
+          </w:tblBorders>
+          <w:tblCellMar>
+            <w:top w:w="0" w:type="dxa"/>
+            <w:left w:w="108" w:type="dxa"/>
+            <w:bottom w:w="0" w:type="dxa"/>
+            <w:right w:w="108" w:type="dxa"/>
+          </w:tblCellMar>
+        </w:tblPrEx>
         <w:trPr>
           <w:trHeight w:val="3447" w:hRule="atLeast"/>
           <w:jc w:val="center"/>
@@ -19019,6 +20918,22 @@
         </w:tc>
       </w:tr>
       <w:tr>
+        <w:tblPrEx>
+          <w:tblBorders>
+            <w:top w:val="single" w:color="auto" w:sz="4" w:space="0"/>
+            <w:left w:val="single" w:color="auto" w:sz="4" w:space="0"/>
+            <w:bottom w:val="single" w:color="auto" w:sz="4" w:space="0"/>
+            <w:right w:val="single" w:color="auto" w:sz="4" w:space="0"/>
+            <w:insideH w:val="single" w:color="auto" w:sz="4" w:space="0"/>
+            <w:insideV w:val="single" w:color="auto" w:sz="4" w:space="0"/>
+          </w:tblBorders>
+          <w:tblCellMar>
+            <w:top w:w="0" w:type="dxa"/>
+            <w:left w:w="108" w:type="dxa"/>
+            <w:bottom w:w="0" w:type="dxa"/>
+            <w:right w:w="108" w:type="dxa"/>
+          </w:tblCellMar>
+        </w:tblPrEx>
         <w:trPr>
           <w:trHeight w:val="3735" w:hRule="atLeast"/>
           <w:jc w:val="center"/>
@@ -19219,6 +21134,22 @@
         </w:tc>
       </w:tr>
       <w:tr>
+        <w:tblPrEx>
+          <w:tblBorders>
+            <w:top w:val="single" w:color="auto" w:sz="4" w:space="0"/>
+            <w:left w:val="single" w:color="auto" w:sz="4" w:space="0"/>
+            <w:bottom w:val="single" w:color="auto" w:sz="4" w:space="0"/>
+            <w:right w:val="single" w:color="auto" w:sz="4" w:space="0"/>
+            <w:insideH w:val="single" w:color="auto" w:sz="4" w:space="0"/>
+            <w:insideV w:val="single" w:color="auto" w:sz="4" w:space="0"/>
+          </w:tblBorders>
+          <w:tblCellMar>
+            <w:top w:w="0" w:type="dxa"/>
+            <w:left w:w="108" w:type="dxa"/>
+            <w:bottom w:w="0" w:type="dxa"/>
+            <w:right w:w="108" w:type="dxa"/>
+          </w:tblCellMar>
+        </w:tblPrEx>
         <w:trPr>
           <w:trHeight w:val="4634" w:hRule="atLeast"/>
           <w:jc w:val="center"/>
@@ -19352,7 +21283,7 @@
           <w:tab w:val="left" w:pos="7080"/>
           <w:tab w:val="left" w:pos="7371"/>
         </w:tabs>
-        <w:ind w:firstLine="240" w:firstLineChars="100"/>
+        <w:ind w:firstLine="241" w:firstLineChars="100"/>
         <w:jc w:val="right"/>
         <w:rPr>
           <w:rFonts w:hint="eastAsia"/>
@@ -19506,6 +21437,22 @@
         <w:gridCol w:w="1316"/>
       </w:tblGrid>
       <w:tr>
+        <w:tblPrEx>
+          <w:tblBorders>
+            <w:top w:val="single" w:color="auto" w:sz="4" w:space="0"/>
+            <w:left w:val="single" w:color="auto" w:sz="4" w:space="0"/>
+            <w:bottom w:val="single" w:color="auto" w:sz="4" w:space="0"/>
+            <w:right w:val="single" w:color="auto" w:sz="4" w:space="0"/>
+            <w:insideH w:val="single" w:color="auto" w:sz="4" w:space="0"/>
+            <w:insideV w:val="single" w:color="auto" w:sz="4" w:space="0"/>
+          </w:tblBorders>
+          <w:tblCellMar>
+            <w:top w:w="0" w:type="dxa"/>
+            <w:left w:w="108" w:type="dxa"/>
+            <w:bottom w:w="0" w:type="dxa"/>
+            <w:right w:w="108" w:type="dxa"/>
+          </w:tblCellMar>
+        </w:tblPrEx>
         <w:trPr>
           <w:trHeight w:val="614" w:hRule="atLeast"/>
           <w:jc w:val="center"/>
@@ -19619,6 +21566,22 @@
         </w:tc>
       </w:tr>
       <w:tr>
+        <w:tblPrEx>
+          <w:tblBorders>
+            <w:top w:val="single" w:color="auto" w:sz="4" w:space="0"/>
+            <w:left w:val="single" w:color="auto" w:sz="4" w:space="0"/>
+            <w:bottom w:val="single" w:color="auto" w:sz="4" w:space="0"/>
+            <w:right w:val="single" w:color="auto" w:sz="4" w:space="0"/>
+            <w:insideH w:val="single" w:color="auto" w:sz="4" w:space="0"/>
+            <w:insideV w:val="single" w:color="auto" w:sz="4" w:space="0"/>
+          </w:tblBorders>
+          <w:tblCellMar>
+            <w:top w:w="0" w:type="dxa"/>
+            <w:left w:w="108" w:type="dxa"/>
+            <w:bottom w:w="0" w:type="dxa"/>
+            <w:right w:w="108" w:type="dxa"/>
+          </w:tblCellMar>
+        </w:tblPrEx>
         <w:trPr>
           <w:trHeight w:val="565" w:hRule="atLeast"/>
           <w:jc w:val="center"/>
@@ -19692,6 +21655,22 @@
         </w:tc>
       </w:tr>
       <w:tr>
+        <w:tblPrEx>
+          <w:tblBorders>
+            <w:top w:val="single" w:color="auto" w:sz="4" w:space="0"/>
+            <w:left w:val="single" w:color="auto" w:sz="4" w:space="0"/>
+            <w:bottom w:val="single" w:color="auto" w:sz="4" w:space="0"/>
+            <w:right w:val="single" w:color="auto" w:sz="4" w:space="0"/>
+            <w:insideH w:val="single" w:color="auto" w:sz="4" w:space="0"/>
+            <w:insideV w:val="single" w:color="auto" w:sz="4" w:space="0"/>
+          </w:tblBorders>
+          <w:tblCellMar>
+            <w:top w:w="0" w:type="dxa"/>
+            <w:left w:w="108" w:type="dxa"/>
+            <w:bottom w:w="0" w:type="dxa"/>
+            <w:right w:w="108" w:type="dxa"/>
+          </w:tblCellMar>
+        </w:tblPrEx>
         <w:trPr>
           <w:trHeight w:val="3241" w:hRule="atLeast"/>
           <w:jc w:val="center"/>
@@ -19962,6 +21941,22 @@
         </w:tc>
       </w:tr>
       <w:tr>
+        <w:tblPrEx>
+          <w:tblBorders>
+            <w:top w:val="single" w:color="auto" w:sz="4" w:space="0"/>
+            <w:left w:val="single" w:color="auto" w:sz="4" w:space="0"/>
+            <w:bottom w:val="single" w:color="auto" w:sz="4" w:space="0"/>
+            <w:right w:val="single" w:color="auto" w:sz="4" w:space="0"/>
+            <w:insideH w:val="single" w:color="auto" w:sz="4" w:space="0"/>
+            <w:insideV w:val="single" w:color="auto" w:sz="4" w:space="0"/>
+          </w:tblBorders>
+          <w:tblCellMar>
+            <w:top w:w="0" w:type="dxa"/>
+            <w:left w:w="108" w:type="dxa"/>
+            <w:bottom w:w="0" w:type="dxa"/>
+            <w:right w:w="108" w:type="dxa"/>
+          </w:tblCellMar>
+        </w:tblPrEx>
         <w:trPr>
           <w:trHeight w:val="2311" w:hRule="atLeast"/>
           <w:jc w:val="center"/>
@@ -20024,6 +22019,22 @@
         </w:tc>
       </w:tr>
       <w:tr>
+        <w:tblPrEx>
+          <w:tblBorders>
+            <w:top w:val="single" w:color="auto" w:sz="4" w:space="0"/>
+            <w:left w:val="single" w:color="auto" w:sz="4" w:space="0"/>
+            <w:bottom w:val="single" w:color="auto" w:sz="4" w:space="0"/>
+            <w:right w:val="single" w:color="auto" w:sz="4" w:space="0"/>
+            <w:insideH w:val="single" w:color="auto" w:sz="4" w:space="0"/>
+            <w:insideV w:val="single" w:color="auto" w:sz="4" w:space="0"/>
+          </w:tblBorders>
+          <w:tblCellMar>
+            <w:top w:w="0" w:type="dxa"/>
+            <w:left w:w="108" w:type="dxa"/>
+            <w:bottom w:w="0" w:type="dxa"/>
+            <w:right w:w="108" w:type="dxa"/>
+          </w:tblCellMar>
+        </w:tblPrEx>
         <w:trPr>
           <w:trHeight w:val="1237" w:hRule="atLeast"/>
           <w:jc w:val="center"/>
@@ -20140,6 +22151,22 @@
         </w:tc>
       </w:tr>
       <w:tr>
+        <w:tblPrEx>
+          <w:tblBorders>
+            <w:top w:val="single" w:color="auto" w:sz="4" w:space="0"/>
+            <w:left w:val="single" w:color="auto" w:sz="4" w:space="0"/>
+            <w:bottom w:val="single" w:color="auto" w:sz="4" w:space="0"/>
+            <w:right w:val="single" w:color="auto" w:sz="4" w:space="0"/>
+            <w:insideH w:val="single" w:color="auto" w:sz="4" w:space="0"/>
+            <w:insideV w:val="single" w:color="auto" w:sz="4" w:space="0"/>
+          </w:tblBorders>
+          <w:tblCellMar>
+            <w:top w:w="0" w:type="dxa"/>
+            <w:left w:w="108" w:type="dxa"/>
+            <w:bottom w:w="0" w:type="dxa"/>
+            <w:right w:w="108" w:type="dxa"/>
+          </w:tblCellMar>
+        </w:tblPrEx>
         <w:trPr>
           <w:trHeight w:val="1279" w:hRule="atLeast"/>
           <w:jc w:val="center"/>
@@ -20221,6 +22248,22 @@
         </w:tc>
       </w:tr>
       <w:tr>
+        <w:tblPrEx>
+          <w:tblBorders>
+            <w:top w:val="single" w:color="auto" w:sz="4" w:space="0"/>
+            <w:left w:val="single" w:color="auto" w:sz="4" w:space="0"/>
+            <w:bottom w:val="single" w:color="auto" w:sz="4" w:space="0"/>
+            <w:right w:val="single" w:color="auto" w:sz="4" w:space="0"/>
+            <w:insideH w:val="single" w:color="auto" w:sz="4" w:space="0"/>
+            <w:insideV w:val="single" w:color="auto" w:sz="4" w:space="0"/>
+          </w:tblBorders>
+          <w:tblCellMar>
+            <w:top w:w="0" w:type="dxa"/>
+            <w:left w:w="108" w:type="dxa"/>
+            <w:bottom w:w="0" w:type="dxa"/>
+            <w:right w:w="108" w:type="dxa"/>
+          </w:tblCellMar>
+        </w:tblPrEx>
         <w:trPr>
           <w:trHeight w:val="2122" w:hRule="atLeast"/>
           <w:jc w:val="center"/>
@@ -20288,6 +22331,22 @@
         </w:tc>
       </w:tr>
       <w:tr>
+        <w:tblPrEx>
+          <w:tblBorders>
+            <w:top w:val="single" w:color="auto" w:sz="4" w:space="0"/>
+            <w:left w:val="single" w:color="auto" w:sz="4" w:space="0"/>
+            <w:bottom w:val="single" w:color="auto" w:sz="4" w:space="0"/>
+            <w:right w:val="single" w:color="auto" w:sz="4" w:space="0"/>
+            <w:insideH w:val="single" w:color="auto" w:sz="4" w:space="0"/>
+            <w:insideV w:val="single" w:color="auto" w:sz="4" w:space="0"/>
+          </w:tblBorders>
+          <w:tblCellMar>
+            <w:top w:w="0" w:type="dxa"/>
+            <w:left w:w="108" w:type="dxa"/>
+            <w:bottom w:w="0" w:type="dxa"/>
+            <w:right w:w="108" w:type="dxa"/>
+          </w:tblCellMar>
+        </w:tblPrEx>
         <w:trPr>
           <w:trHeight w:val="5232" w:hRule="atLeast"/>
           <w:jc w:val="center"/>
@@ -20430,6 +22489,22 @@
         </w:tc>
       </w:tr>
       <w:tr>
+        <w:tblPrEx>
+          <w:tblBorders>
+            <w:top w:val="single" w:color="auto" w:sz="4" w:space="0"/>
+            <w:left w:val="single" w:color="auto" w:sz="4" w:space="0"/>
+            <w:bottom w:val="single" w:color="auto" w:sz="4" w:space="0"/>
+            <w:right w:val="single" w:color="auto" w:sz="4" w:space="0"/>
+            <w:insideH w:val="single" w:color="auto" w:sz="4" w:space="0"/>
+            <w:insideV w:val="single" w:color="auto" w:sz="4" w:space="0"/>
+          </w:tblBorders>
+          <w:tblCellMar>
+            <w:top w:w="0" w:type="dxa"/>
+            <w:left w:w="108" w:type="dxa"/>
+            <w:bottom w:w="0" w:type="dxa"/>
+            <w:right w:w="108" w:type="dxa"/>
+          </w:tblCellMar>
+        </w:tblPrEx>
         <w:trPr>
           <w:trHeight w:val="23" w:hRule="atLeast"/>
           <w:jc w:val="center"/>
@@ -20520,6 +22595,22 @@
         </w:tc>
       </w:tr>
       <w:tr>
+        <w:tblPrEx>
+          <w:tblBorders>
+            <w:top w:val="single" w:color="auto" w:sz="4" w:space="0"/>
+            <w:left w:val="single" w:color="auto" w:sz="4" w:space="0"/>
+            <w:bottom w:val="single" w:color="auto" w:sz="4" w:space="0"/>
+            <w:right w:val="single" w:color="auto" w:sz="4" w:space="0"/>
+            <w:insideH w:val="single" w:color="auto" w:sz="4" w:space="0"/>
+            <w:insideV w:val="single" w:color="auto" w:sz="4" w:space="0"/>
+          </w:tblBorders>
+          <w:tblCellMar>
+            <w:top w:w="0" w:type="dxa"/>
+            <w:left w:w="108" w:type="dxa"/>
+            <w:bottom w:w="0" w:type="dxa"/>
+            <w:right w:w="108" w:type="dxa"/>
+          </w:tblCellMar>
+        </w:tblPrEx>
         <w:trPr>
           <w:trHeight w:val="3447" w:hRule="atLeast"/>
           <w:jc w:val="center"/>
@@ -20986,6 +23077,22 @@
         </w:tc>
       </w:tr>
       <w:tr>
+        <w:tblPrEx>
+          <w:tblBorders>
+            <w:top w:val="single" w:color="auto" w:sz="4" w:space="0"/>
+            <w:left w:val="single" w:color="auto" w:sz="4" w:space="0"/>
+            <w:bottom w:val="single" w:color="auto" w:sz="4" w:space="0"/>
+            <w:right w:val="single" w:color="auto" w:sz="4" w:space="0"/>
+            <w:insideH w:val="single" w:color="auto" w:sz="4" w:space="0"/>
+            <w:insideV w:val="single" w:color="auto" w:sz="4" w:space="0"/>
+          </w:tblBorders>
+          <w:tblCellMar>
+            <w:top w:w="0" w:type="dxa"/>
+            <w:left w:w="108" w:type="dxa"/>
+            <w:bottom w:w="0" w:type="dxa"/>
+            <w:right w:w="108" w:type="dxa"/>
+          </w:tblCellMar>
+        </w:tblPrEx>
         <w:trPr>
           <w:trHeight w:val="3735" w:hRule="atLeast"/>
           <w:jc w:val="center"/>
@@ -21246,8 +23353,24 @@
         </w:tc>
       </w:tr>
       <w:tr>
+        <w:tblPrEx>
+          <w:tblBorders>
+            <w:top w:val="single" w:color="auto" w:sz="4" w:space="0"/>
+            <w:left w:val="single" w:color="auto" w:sz="4" w:space="0"/>
+            <w:bottom w:val="single" w:color="auto" w:sz="4" w:space="0"/>
+            <w:right w:val="single" w:color="auto" w:sz="4" w:space="0"/>
+            <w:insideH w:val="single" w:color="auto" w:sz="4" w:space="0"/>
+            <w:insideV w:val="single" w:color="auto" w:sz="4" w:space="0"/>
+          </w:tblBorders>
+          <w:tblCellMar>
+            <w:top w:w="0" w:type="dxa"/>
+            <w:left w:w="108" w:type="dxa"/>
+            <w:bottom w:w="0" w:type="dxa"/>
+            <w:right w:w="108" w:type="dxa"/>
+          </w:tblCellMar>
+        </w:tblPrEx>
         <w:trPr>
-          <w:trHeight w:val="4634" w:hRule="atLeast"/>
+          <w:trHeight w:val="3247" w:hRule="atLeast"/>
           <w:jc w:val="center"/>
         </w:trPr>
         <w:tc>
@@ -21394,7 +23517,7 @@
           <w:tab w:val="left" w:pos="7080"/>
           <w:tab w:val="left" w:pos="7371"/>
         </w:tabs>
-        <w:ind w:firstLine="240" w:firstLineChars="100"/>
+        <w:ind w:firstLine="241" w:firstLineChars="100"/>
         <w:jc w:val="right"/>
         <w:rPr>
           <w:rFonts w:hint="eastAsia"/>
@@ -21548,6 +23671,22 @@
         <w:gridCol w:w="1316"/>
       </w:tblGrid>
       <w:tr>
+        <w:tblPrEx>
+          <w:tblBorders>
+            <w:top w:val="single" w:color="auto" w:sz="4" w:space="0"/>
+            <w:left w:val="single" w:color="auto" w:sz="4" w:space="0"/>
+            <w:bottom w:val="single" w:color="auto" w:sz="4" w:space="0"/>
+            <w:right w:val="single" w:color="auto" w:sz="4" w:space="0"/>
+            <w:insideH w:val="single" w:color="auto" w:sz="4" w:space="0"/>
+            <w:insideV w:val="single" w:color="auto" w:sz="4" w:space="0"/>
+          </w:tblBorders>
+          <w:tblCellMar>
+            <w:top w:w="0" w:type="dxa"/>
+            <w:left w:w="108" w:type="dxa"/>
+            <w:bottom w:w="0" w:type="dxa"/>
+            <w:right w:w="108" w:type="dxa"/>
+          </w:tblCellMar>
+        </w:tblPrEx>
         <w:trPr>
           <w:trHeight w:val="614" w:hRule="atLeast"/>
           <w:jc w:val="center"/>
@@ -21661,6 +23800,22 @@
         </w:tc>
       </w:tr>
       <w:tr>
+        <w:tblPrEx>
+          <w:tblBorders>
+            <w:top w:val="single" w:color="auto" w:sz="4" w:space="0"/>
+            <w:left w:val="single" w:color="auto" w:sz="4" w:space="0"/>
+            <w:bottom w:val="single" w:color="auto" w:sz="4" w:space="0"/>
+            <w:right w:val="single" w:color="auto" w:sz="4" w:space="0"/>
+            <w:insideH w:val="single" w:color="auto" w:sz="4" w:space="0"/>
+            <w:insideV w:val="single" w:color="auto" w:sz="4" w:space="0"/>
+          </w:tblBorders>
+          <w:tblCellMar>
+            <w:top w:w="0" w:type="dxa"/>
+            <w:left w:w="108" w:type="dxa"/>
+            <w:bottom w:w="0" w:type="dxa"/>
+            <w:right w:w="108" w:type="dxa"/>
+          </w:tblCellMar>
+        </w:tblPrEx>
         <w:trPr>
           <w:trHeight w:val="565" w:hRule="atLeast"/>
           <w:jc w:val="center"/>
@@ -21734,6 +23889,22 @@
         </w:tc>
       </w:tr>
       <w:tr>
+        <w:tblPrEx>
+          <w:tblBorders>
+            <w:top w:val="single" w:color="auto" w:sz="4" w:space="0"/>
+            <w:left w:val="single" w:color="auto" w:sz="4" w:space="0"/>
+            <w:bottom w:val="single" w:color="auto" w:sz="4" w:space="0"/>
+            <w:right w:val="single" w:color="auto" w:sz="4" w:space="0"/>
+            <w:insideH w:val="single" w:color="auto" w:sz="4" w:space="0"/>
+            <w:insideV w:val="single" w:color="auto" w:sz="4" w:space="0"/>
+          </w:tblBorders>
+          <w:tblCellMar>
+            <w:top w:w="0" w:type="dxa"/>
+            <w:left w:w="108" w:type="dxa"/>
+            <w:bottom w:w="0" w:type="dxa"/>
+            <w:right w:w="108" w:type="dxa"/>
+          </w:tblCellMar>
+        </w:tblPrEx>
         <w:trPr>
           <w:trHeight w:val="3241" w:hRule="atLeast"/>
           <w:jc w:val="center"/>
@@ -22004,6 +24175,22 @@
         </w:tc>
       </w:tr>
       <w:tr>
+        <w:tblPrEx>
+          <w:tblBorders>
+            <w:top w:val="single" w:color="auto" w:sz="4" w:space="0"/>
+            <w:left w:val="single" w:color="auto" w:sz="4" w:space="0"/>
+            <w:bottom w:val="single" w:color="auto" w:sz="4" w:space="0"/>
+            <w:right w:val="single" w:color="auto" w:sz="4" w:space="0"/>
+            <w:insideH w:val="single" w:color="auto" w:sz="4" w:space="0"/>
+            <w:insideV w:val="single" w:color="auto" w:sz="4" w:space="0"/>
+          </w:tblBorders>
+          <w:tblCellMar>
+            <w:top w:w="0" w:type="dxa"/>
+            <w:left w:w="108" w:type="dxa"/>
+            <w:bottom w:w="0" w:type="dxa"/>
+            <w:right w:w="108" w:type="dxa"/>
+          </w:tblCellMar>
+        </w:tblPrEx>
         <w:trPr>
           <w:trHeight w:val="2311" w:hRule="atLeast"/>
           <w:jc w:val="center"/>
@@ -22066,6 +24253,22 @@
         </w:tc>
       </w:tr>
       <w:tr>
+        <w:tblPrEx>
+          <w:tblBorders>
+            <w:top w:val="single" w:color="auto" w:sz="4" w:space="0"/>
+            <w:left w:val="single" w:color="auto" w:sz="4" w:space="0"/>
+            <w:bottom w:val="single" w:color="auto" w:sz="4" w:space="0"/>
+            <w:right w:val="single" w:color="auto" w:sz="4" w:space="0"/>
+            <w:insideH w:val="single" w:color="auto" w:sz="4" w:space="0"/>
+            <w:insideV w:val="single" w:color="auto" w:sz="4" w:space="0"/>
+          </w:tblBorders>
+          <w:tblCellMar>
+            <w:top w:w="0" w:type="dxa"/>
+            <w:left w:w="108" w:type="dxa"/>
+            <w:bottom w:w="0" w:type="dxa"/>
+            <w:right w:w="108" w:type="dxa"/>
+          </w:tblCellMar>
+        </w:tblPrEx>
         <w:trPr>
           <w:trHeight w:val="1237" w:hRule="atLeast"/>
           <w:jc w:val="center"/>
@@ -22182,6 +24385,22 @@
         </w:tc>
       </w:tr>
       <w:tr>
+        <w:tblPrEx>
+          <w:tblBorders>
+            <w:top w:val="single" w:color="auto" w:sz="4" w:space="0"/>
+            <w:left w:val="single" w:color="auto" w:sz="4" w:space="0"/>
+            <w:bottom w:val="single" w:color="auto" w:sz="4" w:space="0"/>
+            <w:right w:val="single" w:color="auto" w:sz="4" w:space="0"/>
+            <w:insideH w:val="single" w:color="auto" w:sz="4" w:space="0"/>
+            <w:insideV w:val="single" w:color="auto" w:sz="4" w:space="0"/>
+          </w:tblBorders>
+          <w:tblCellMar>
+            <w:top w:w="0" w:type="dxa"/>
+            <w:left w:w="108" w:type="dxa"/>
+            <w:bottom w:w="0" w:type="dxa"/>
+            <w:right w:w="108" w:type="dxa"/>
+          </w:tblCellMar>
+        </w:tblPrEx>
         <w:trPr>
           <w:trHeight w:val="1279" w:hRule="atLeast"/>
           <w:jc w:val="center"/>
@@ -22263,6 +24482,22 @@
         </w:tc>
       </w:tr>
       <w:tr>
+        <w:tblPrEx>
+          <w:tblBorders>
+            <w:top w:val="single" w:color="auto" w:sz="4" w:space="0"/>
+            <w:left w:val="single" w:color="auto" w:sz="4" w:space="0"/>
+            <w:bottom w:val="single" w:color="auto" w:sz="4" w:space="0"/>
+            <w:right w:val="single" w:color="auto" w:sz="4" w:space="0"/>
+            <w:insideH w:val="single" w:color="auto" w:sz="4" w:space="0"/>
+            <w:insideV w:val="single" w:color="auto" w:sz="4" w:space="0"/>
+          </w:tblBorders>
+          <w:tblCellMar>
+            <w:top w:w="0" w:type="dxa"/>
+            <w:left w:w="108" w:type="dxa"/>
+            <w:bottom w:w="0" w:type="dxa"/>
+            <w:right w:w="108" w:type="dxa"/>
+          </w:tblCellMar>
+        </w:tblPrEx>
         <w:trPr>
           <w:trHeight w:val="2122" w:hRule="atLeast"/>
           <w:jc w:val="center"/>
@@ -22330,6 +24565,22 @@
         </w:tc>
       </w:tr>
       <w:tr>
+        <w:tblPrEx>
+          <w:tblBorders>
+            <w:top w:val="single" w:color="auto" w:sz="4" w:space="0"/>
+            <w:left w:val="single" w:color="auto" w:sz="4" w:space="0"/>
+            <w:bottom w:val="single" w:color="auto" w:sz="4" w:space="0"/>
+            <w:right w:val="single" w:color="auto" w:sz="4" w:space="0"/>
+            <w:insideH w:val="single" w:color="auto" w:sz="4" w:space="0"/>
+            <w:insideV w:val="single" w:color="auto" w:sz="4" w:space="0"/>
+          </w:tblBorders>
+          <w:tblCellMar>
+            <w:top w:w="0" w:type="dxa"/>
+            <w:left w:w="108" w:type="dxa"/>
+            <w:bottom w:w="0" w:type="dxa"/>
+            <w:right w:w="108" w:type="dxa"/>
+          </w:tblCellMar>
+        </w:tblPrEx>
         <w:trPr>
           <w:trHeight w:val="5232" w:hRule="atLeast"/>
           <w:jc w:val="center"/>
@@ -22472,6 +24723,22 @@
         </w:tc>
       </w:tr>
       <w:tr>
+        <w:tblPrEx>
+          <w:tblBorders>
+            <w:top w:val="single" w:color="auto" w:sz="4" w:space="0"/>
+            <w:left w:val="single" w:color="auto" w:sz="4" w:space="0"/>
+            <w:bottom w:val="single" w:color="auto" w:sz="4" w:space="0"/>
+            <w:right w:val="single" w:color="auto" w:sz="4" w:space="0"/>
+            <w:insideH w:val="single" w:color="auto" w:sz="4" w:space="0"/>
+            <w:insideV w:val="single" w:color="auto" w:sz="4" w:space="0"/>
+          </w:tblBorders>
+          <w:tblCellMar>
+            <w:top w:w="0" w:type="dxa"/>
+            <w:left w:w="108" w:type="dxa"/>
+            <w:bottom w:w="0" w:type="dxa"/>
+            <w:right w:w="108" w:type="dxa"/>
+          </w:tblCellMar>
+        </w:tblPrEx>
         <w:trPr>
           <w:trHeight w:val="23" w:hRule="atLeast"/>
           <w:jc w:val="center"/>
@@ -22562,6 +24829,22 @@
         </w:tc>
       </w:tr>
       <w:tr>
+        <w:tblPrEx>
+          <w:tblBorders>
+            <w:top w:val="single" w:color="auto" w:sz="4" w:space="0"/>
+            <w:left w:val="single" w:color="auto" w:sz="4" w:space="0"/>
+            <w:bottom w:val="single" w:color="auto" w:sz="4" w:space="0"/>
+            <w:right w:val="single" w:color="auto" w:sz="4" w:space="0"/>
+            <w:insideH w:val="single" w:color="auto" w:sz="4" w:space="0"/>
+            <w:insideV w:val="single" w:color="auto" w:sz="4" w:space="0"/>
+          </w:tblBorders>
+          <w:tblCellMar>
+            <w:top w:w="0" w:type="dxa"/>
+            <w:left w:w="108" w:type="dxa"/>
+            <w:bottom w:w="0" w:type="dxa"/>
+            <w:right w:w="108" w:type="dxa"/>
+          </w:tblCellMar>
+        </w:tblPrEx>
         <w:trPr>
           <w:trHeight w:val="3447" w:hRule="atLeast"/>
           <w:jc w:val="center"/>
@@ -23016,8 +25299,24 @@
         </w:tc>
       </w:tr>
       <w:tr>
+        <w:tblPrEx>
+          <w:tblBorders>
+            <w:top w:val="single" w:color="auto" w:sz="4" w:space="0"/>
+            <w:left w:val="single" w:color="auto" w:sz="4" w:space="0"/>
+            <w:bottom w:val="single" w:color="auto" w:sz="4" w:space="0"/>
+            <w:right w:val="single" w:color="auto" w:sz="4" w:space="0"/>
+            <w:insideH w:val="single" w:color="auto" w:sz="4" w:space="0"/>
+            <w:insideV w:val="single" w:color="auto" w:sz="4" w:space="0"/>
+          </w:tblBorders>
+          <w:tblCellMar>
+            <w:top w:w="0" w:type="dxa"/>
+            <w:left w:w="108" w:type="dxa"/>
+            <w:bottom w:w="0" w:type="dxa"/>
+            <w:right w:w="108" w:type="dxa"/>
+          </w:tblCellMar>
+        </w:tblPrEx>
         <w:trPr>
-          <w:trHeight w:val="3735" w:hRule="atLeast"/>
+          <w:trHeight w:val="1779" w:hRule="atLeast"/>
           <w:jc w:val="center"/>
         </w:trPr>
         <w:tc>
@@ -23236,8 +25535,24 @@
         </w:tc>
       </w:tr>
       <w:tr>
+        <w:tblPrEx>
+          <w:tblBorders>
+            <w:top w:val="single" w:color="auto" w:sz="4" w:space="0"/>
+            <w:left w:val="single" w:color="auto" w:sz="4" w:space="0"/>
+            <w:bottom w:val="single" w:color="auto" w:sz="4" w:space="0"/>
+            <w:right w:val="single" w:color="auto" w:sz="4" w:space="0"/>
+            <w:insideH w:val="single" w:color="auto" w:sz="4" w:space="0"/>
+            <w:insideV w:val="single" w:color="auto" w:sz="4" w:space="0"/>
+          </w:tblBorders>
+          <w:tblCellMar>
+            <w:top w:w="0" w:type="dxa"/>
+            <w:left w:w="108" w:type="dxa"/>
+            <w:bottom w:w="0" w:type="dxa"/>
+            <w:right w:w="108" w:type="dxa"/>
+          </w:tblCellMar>
+        </w:tblPrEx>
         <w:trPr>
-          <w:trHeight w:val="4634" w:hRule="atLeast"/>
+          <w:trHeight w:val="3629" w:hRule="atLeast"/>
           <w:jc w:val="center"/>
         </w:trPr>
         <w:tc>
@@ -23369,7 +25684,7 @@
           <w:tab w:val="left" w:pos="7080"/>
           <w:tab w:val="left" w:pos="7371"/>
         </w:tabs>
-        <w:ind w:firstLine="240" w:firstLineChars="100"/>
+        <w:ind w:firstLine="241" w:firstLineChars="100"/>
         <w:jc w:val="right"/>
         <w:rPr>
           <w:rFonts w:hint="eastAsia"/>
@@ -23523,6 +25838,22 @@
         <w:gridCol w:w="1316"/>
       </w:tblGrid>
       <w:tr>
+        <w:tblPrEx>
+          <w:tblBorders>
+            <w:top w:val="single" w:color="auto" w:sz="4" w:space="0"/>
+            <w:left w:val="single" w:color="auto" w:sz="4" w:space="0"/>
+            <w:bottom w:val="single" w:color="auto" w:sz="4" w:space="0"/>
+            <w:right w:val="single" w:color="auto" w:sz="4" w:space="0"/>
+            <w:insideH w:val="single" w:color="auto" w:sz="4" w:space="0"/>
+            <w:insideV w:val="single" w:color="auto" w:sz="4" w:space="0"/>
+          </w:tblBorders>
+          <w:tblCellMar>
+            <w:top w:w="0" w:type="dxa"/>
+            <w:left w:w="108" w:type="dxa"/>
+            <w:bottom w:w="0" w:type="dxa"/>
+            <w:right w:w="108" w:type="dxa"/>
+          </w:tblCellMar>
+        </w:tblPrEx>
         <w:trPr>
           <w:trHeight w:val="614" w:hRule="atLeast"/>
           <w:jc w:val="center"/>
@@ -23636,6 +25967,22 @@
         </w:tc>
       </w:tr>
       <w:tr>
+        <w:tblPrEx>
+          <w:tblBorders>
+            <w:top w:val="single" w:color="auto" w:sz="4" w:space="0"/>
+            <w:left w:val="single" w:color="auto" w:sz="4" w:space="0"/>
+            <w:bottom w:val="single" w:color="auto" w:sz="4" w:space="0"/>
+            <w:right w:val="single" w:color="auto" w:sz="4" w:space="0"/>
+            <w:insideH w:val="single" w:color="auto" w:sz="4" w:space="0"/>
+            <w:insideV w:val="single" w:color="auto" w:sz="4" w:space="0"/>
+          </w:tblBorders>
+          <w:tblCellMar>
+            <w:top w:w="0" w:type="dxa"/>
+            <w:left w:w="108" w:type="dxa"/>
+            <w:bottom w:w="0" w:type="dxa"/>
+            <w:right w:w="108" w:type="dxa"/>
+          </w:tblCellMar>
+        </w:tblPrEx>
         <w:trPr>
           <w:trHeight w:val="565" w:hRule="atLeast"/>
           <w:jc w:val="center"/>
@@ -23709,6 +26056,22 @@
         </w:tc>
       </w:tr>
       <w:tr>
+        <w:tblPrEx>
+          <w:tblBorders>
+            <w:top w:val="single" w:color="auto" w:sz="4" w:space="0"/>
+            <w:left w:val="single" w:color="auto" w:sz="4" w:space="0"/>
+            <w:bottom w:val="single" w:color="auto" w:sz="4" w:space="0"/>
+            <w:right w:val="single" w:color="auto" w:sz="4" w:space="0"/>
+            <w:insideH w:val="single" w:color="auto" w:sz="4" w:space="0"/>
+            <w:insideV w:val="single" w:color="auto" w:sz="4" w:space="0"/>
+          </w:tblBorders>
+          <w:tblCellMar>
+            <w:top w:w="0" w:type="dxa"/>
+            <w:left w:w="108" w:type="dxa"/>
+            <w:bottom w:w="0" w:type="dxa"/>
+            <w:right w:w="108" w:type="dxa"/>
+          </w:tblCellMar>
+        </w:tblPrEx>
         <w:trPr>
           <w:trHeight w:val="3241" w:hRule="atLeast"/>
           <w:jc w:val="center"/>
@@ -23979,6 +26342,22 @@
         </w:tc>
       </w:tr>
       <w:tr>
+        <w:tblPrEx>
+          <w:tblBorders>
+            <w:top w:val="single" w:color="auto" w:sz="4" w:space="0"/>
+            <w:left w:val="single" w:color="auto" w:sz="4" w:space="0"/>
+            <w:bottom w:val="single" w:color="auto" w:sz="4" w:space="0"/>
+            <w:right w:val="single" w:color="auto" w:sz="4" w:space="0"/>
+            <w:insideH w:val="single" w:color="auto" w:sz="4" w:space="0"/>
+            <w:insideV w:val="single" w:color="auto" w:sz="4" w:space="0"/>
+          </w:tblBorders>
+          <w:tblCellMar>
+            <w:top w:w="0" w:type="dxa"/>
+            <w:left w:w="108" w:type="dxa"/>
+            <w:bottom w:w="0" w:type="dxa"/>
+            <w:right w:w="108" w:type="dxa"/>
+          </w:tblCellMar>
+        </w:tblPrEx>
         <w:trPr>
           <w:trHeight w:val="2311" w:hRule="atLeast"/>
           <w:jc w:val="center"/>
@@ -24041,6 +26420,22 @@
         </w:tc>
       </w:tr>
       <w:tr>
+        <w:tblPrEx>
+          <w:tblBorders>
+            <w:top w:val="single" w:color="auto" w:sz="4" w:space="0"/>
+            <w:left w:val="single" w:color="auto" w:sz="4" w:space="0"/>
+            <w:bottom w:val="single" w:color="auto" w:sz="4" w:space="0"/>
+            <w:right w:val="single" w:color="auto" w:sz="4" w:space="0"/>
+            <w:insideH w:val="single" w:color="auto" w:sz="4" w:space="0"/>
+            <w:insideV w:val="single" w:color="auto" w:sz="4" w:space="0"/>
+          </w:tblBorders>
+          <w:tblCellMar>
+            <w:top w:w="0" w:type="dxa"/>
+            <w:left w:w="108" w:type="dxa"/>
+            <w:bottom w:w="0" w:type="dxa"/>
+            <w:right w:w="108" w:type="dxa"/>
+          </w:tblCellMar>
+        </w:tblPrEx>
         <w:trPr>
           <w:trHeight w:val="1237" w:hRule="atLeast"/>
           <w:jc w:val="center"/>
@@ -24172,6 +26567,22 @@
         </w:tc>
       </w:tr>
       <w:tr>
+        <w:tblPrEx>
+          <w:tblBorders>
+            <w:top w:val="single" w:color="auto" w:sz="4" w:space="0"/>
+            <w:left w:val="single" w:color="auto" w:sz="4" w:space="0"/>
+            <w:bottom w:val="single" w:color="auto" w:sz="4" w:space="0"/>
+            <w:right w:val="single" w:color="auto" w:sz="4" w:space="0"/>
+            <w:insideH w:val="single" w:color="auto" w:sz="4" w:space="0"/>
+            <w:insideV w:val="single" w:color="auto" w:sz="4" w:space="0"/>
+          </w:tblBorders>
+          <w:tblCellMar>
+            <w:top w:w="0" w:type="dxa"/>
+            <w:left w:w="108" w:type="dxa"/>
+            <w:bottom w:w="0" w:type="dxa"/>
+            <w:right w:w="108" w:type="dxa"/>
+          </w:tblCellMar>
+        </w:tblPrEx>
         <w:trPr>
           <w:trHeight w:val="1279" w:hRule="atLeast"/>
           <w:jc w:val="center"/>
@@ -24266,6 +26677,22 @@
         </w:tc>
       </w:tr>
       <w:tr>
+        <w:tblPrEx>
+          <w:tblBorders>
+            <w:top w:val="single" w:color="auto" w:sz="4" w:space="0"/>
+            <w:left w:val="single" w:color="auto" w:sz="4" w:space="0"/>
+            <w:bottom w:val="single" w:color="auto" w:sz="4" w:space="0"/>
+            <w:right w:val="single" w:color="auto" w:sz="4" w:space="0"/>
+            <w:insideH w:val="single" w:color="auto" w:sz="4" w:space="0"/>
+            <w:insideV w:val="single" w:color="auto" w:sz="4" w:space="0"/>
+          </w:tblBorders>
+          <w:tblCellMar>
+            <w:top w:w="0" w:type="dxa"/>
+            <w:left w:w="108" w:type="dxa"/>
+            <w:bottom w:w="0" w:type="dxa"/>
+            <w:right w:w="108" w:type="dxa"/>
+          </w:tblCellMar>
+        </w:tblPrEx>
         <w:trPr>
           <w:trHeight w:val="2122" w:hRule="atLeast"/>
           <w:jc w:val="center"/>
@@ -24333,6 +26760,22 @@
         </w:tc>
       </w:tr>
       <w:tr>
+        <w:tblPrEx>
+          <w:tblBorders>
+            <w:top w:val="single" w:color="auto" w:sz="4" w:space="0"/>
+            <w:left w:val="single" w:color="auto" w:sz="4" w:space="0"/>
+            <w:bottom w:val="single" w:color="auto" w:sz="4" w:space="0"/>
+            <w:right w:val="single" w:color="auto" w:sz="4" w:space="0"/>
+            <w:insideH w:val="single" w:color="auto" w:sz="4" w:space="0"/>
+            <w:insideV w:val="single" w:color="auto" w:sz="4" w:space="0"/>
+          </w:tblBorders>
+          <w:tblCellMar>
+            <w:top w:w="0" w:type="dxa"/>
+            <w:left w:w="108" w:type="dxa"/>
+            <w:bottom w:w="0" w:type="dxa"/>
+            <w:right w:w="108" w:type="dxa"/>
+          </w:tblCellMar>
+        </w:tblPrEx>
         <w:trPr>
           <w:trHeight w:val="5232" w:hRule="atLeast"/>
           <w:jc w:val="center"/>
@@ -24475,6 +26918,22 @@
         </w:tc>
       </w:tr>
       <w:tr>
+        <w:tblPrEx>
+          <w:tblBorders>
+            <w:top w:val="single" w:color="auto" w:sz="4" w:space="0"/>
+            <w:left w:val="single" w:color="auto" w:sz="4" w:space="0"/>
+            <w:bottom w:val="single" w:color="auto" w:sz="4" w:space="0"/>
+            <w:right w:val="single" w:color="auto" w:sz="4" w:space="0"/>
+            <w:insideH w:val="single" w:color="auto" w:sz="4" w:space="0"/>
+            <w:insideV w:val="single" w:color="auto" w:sz="4" w:space="0"/>
+          </w:tblBorders>
+          <w:tblCellMar>
+            <w:top w:w="0" w:type="dxa"/>
+            <w:left w:w="108" w:type="dxa"/>
+            <w:bottom w:w="0" w:type="dxa"/>
+            <w:right w:w="108" w:type="dxa"/>
+          </w:tblCellMar>
+        </w:tblPrEx>
         <w:trPr>
           <w:trHeight w:val="23" w:hRule="atLeast"/>
           <w:jc w:val="center"/>
@@ -24565,6 +27024,22 @@
         </w:tc>
       </w:tr>
       <w:tr>
+        <w:tblPrEx>
+          <w:tblBorders>
+            <w:top w:val="single" w:color="auto" w:sz="4" w:space="0"/>
+            <w:left w:val="single" w:color="auto" w:sz="4" w:space="0"/>
+            <w:bottom w:val="single" w:color="auto" w:sz="4" w:space="0"/>
+            <w:right w:val="single" w:color="auto" w:sz="4" w:space="0"/>
+            <w:insideH w:val="single" w:color="auto" w:sz="4" w:space="0"/>
+            <w:insideV w:val="single" w:color="auto" w:sz="4" w:space="0"/>
+          </w:tblBorders>
+          <w:tblCellMar>
+            <w:top w:w="0" w:type="dxa"/>
+            <w:left w:w="108" w:type="dxa"/>
+            <w:bottom w:w="0" w:type="dxa"/>
+            <w:right w:w="108" w:type="dxa"/>
+          </w:tblCellMar>
+        </w:tblPrEx>
         <w:trPr>
           <w:trHeight w:val="3447" w:hRule="atLeast"/>
           <w:jc w:val="center"/>
@@ -25100,6 +27575,22 @@
         </w:tc>
       </w:tr>
       <w:tr>
+        <w:tblPrEx>
+          <w:tblBorders>
+            <w:top w:val="single" w:color="auto" w:sz="4" w:space="0"/>
+            <w:left w:val="single" w:color="auto" w:sz="4" w:space="0"/>
+            <w:bottom w:val="single" w:color="auto" w:sz="4" w:space="0"/>
+            <w:right w:val="single" w:color="auto" w:sz="4" w:space="0"/>
+            <w:insideH w:val="single" w:color="auto" w:sz="4" w:space="0"/>
+            <w:insideV w:val="single" w:color="auto" w:sz="4" w:space="0"/>
+          </w:tblBorders>
+          <w:tblCellMar>
+            <w:top w:w="0" w:type="dxa"/>
+            <w:left w:w="108" w:type="dxa"/>
+            <w:bottom w:w="0" w:type="dxa"/>
+            <w:right w:w="108" w:type="dxa"/>
+          </w:tblCellMar>
+        </w:tblPrEx>
         <w:trPr>
           <w:trHeight w:val="3735" w:hRule="atLeast"/>
           <w:jc w:val="center"/>
@@ -25320,6 +27811,22 @@
         </w:tc>
       </w:tr>
       <w:tr>
+        <w:tblPrEx>
+          <w:tblBorders>
+            <w:top w:val="single" w:color="auto" w:sz="4" w:space="0"/>
+            <w:left w:val="single" w:color="auto" w:sz="4" w:space="0"/>
+            <w:bottom w:val="single" w:color="auto" w:sz="4" w:space="0"/>
+            <w:right w:val="single" w:color="auto" w:sz="4" w:space="0"/>
+            <w:insideH w:val="single" w:color="auto" w:sz="4" w:space="0"/>
+            <w:insideV w:val="single" w:color="auto" w:sz="4" w:space="0"/>
+          </w:tblBorders>
+          <w:tblCellMar>
+            <w:top w:w="0" w:type="dxa"/>
+            <w:left w:w="108" w:type="dxa"/>
+            <w:bottom w:w="0" w:type="dxa"/>
+            <w:right w:w="108" w:type="dxa"/>
+          </w:tblCellMar>
+        </w:tblPrEx>
         <w:trPr>
           <w:trHeight w:val="4634" w:hRule="atLeast"/>
           <w:jc w:val="center"/>
@@ -25453,7 +27960,7 @@
           <w:tab w:val="left" w:pos="7080"/>
           <w:tab w:val="left" w:pos="7371"/>
         </w:tabs>
-        <w:ind w:firstLine="240" w:firstLineChars="100"/>
+        <w:ind w:firstLine="241" w:firstLineChars="100"/>
         <w:jc w:val="right"/>
         <w:rPr>
           <w:rFonts w:hint="eastAsia"/>
@@ -25607,6 +28114,22 @@
         <w:gridCol w:w="1316"/>
       </w:tblGrid>
       <w:tr>
+        <w:tblPrEx>
+          <w:tblBorders>
+            <w:top w:val="single" w:color="auto" w:sz="4" w:space="0"/>
+            <w:left w:val="single" w:color="auto" w:sz="4" w:space="0"/>
+            <w:bottom w:val="single" w:color="auto" w:sz="4" w:space="0"/>
+            <w:right w:val="single" w:color="auto" w:sz="4" w:space="0"/>
+            <w:insideH w:val="single" w:color="auto" w:sz="4" w:space="0"/>
+            <w:insideV w:val="single" w:color="auto" w:sz="4" w:space="0"/>
+          </w:tblBorders>
+          <w:tblCellMar>
+            <w:top w:w="0" w:type="dxa"/>
+            <w:left w:w="108" w:type="dxa"/>
+            <w:bottom w:w="0" w:type="dxa"/>
+            <w:right w:w="108" w:type="dxa"/>
+          </w:tblCellMar>
+        </w:tblPrEx>
         <w:trPr>
           <w:trHeight w:val="614" w:hRule="atLeast"/>
           <w:jc w:val="center"/>
@@ -25720,6 +28243,22 @@
         </w:tc>
       </w:tr>
       <w:tr>
+        <w:tblPrEx>
+          <w:tblBorders>
+            <w:top w:val="single" w:color="auto" w:sz="4" w:space="0"/>
+            <w:left w:val="single" w:color="auto" w:sz="4" w:space="0"/>
+            <w:bottom w:val="single" w:color="auto" w:sz="4" w:space="0"/>
+            <w:right w:val="single" w:color="auto" w:sz="4" w:space="0"/>
+            <w:insideH w:val="single" w:color="auto" w:sz="4" w:space="0"/>
+            <w:insideV w:val="single" w:color="auto" w:sz="4" w:space="0"/>
+          </w:tblBorders>
+          <w:tblCellMar>
+            <w:top w:w="0" w:type="dxa"/>
+            <w:left w:w="108" w:type="dxa"/>
+            <w:bottom w:w="0" w:type="dxa"/>
+            <w:right w:w="108" w:type="dxa"/>
+          </w:tblCellMar>
+        </w:tblPrEx>
         <w:trPr>
           <w:trHeight w:val="565" w:hRule="atLeast"/>
           <w:jc w:val="center"/>
@@ -25793,6 +28332,22 @@
         </w:tc>
       </w:tr>
       <w:tr>
+        <w:tblPrEx>
+          <w:tblBorders>
+            <w:top w:val="single" w:color="auto" w:sz="4" w:space="0"/>
+            <w:left w:val="single" w:color="auto" w:sz="4" w:space="0"/>
+            <w:bottom w:val="single" w:color="auto" w:sz="4" w:space="0"/>
+            <w:right w:val="single" w:color="auto" w:sz="4" w:space="0"/>
+            <w:insideH w:val="single" w:color="auto" w:sz="4" w:space="0"/>
+            <w:insideV w:val="single" w:color="auto" w:sz="4" w:space="0"/>
+          </w:tblBorders>
+          <w:tblCellMar>
+            <w:top w:w="0" w:type="dxa"/>
+            <w:left w:w="108" w:type="dxa"/>
+            <w:bottom w:w="0" w:type="dxa"/>
+            <w:right w:w="108" w:type="dxa"/>
+          </w:tblCellMar>
+        </w:tblPrEx>
         <w:trPr>
           <w:trHeight w:val="3241" w:hRule="atLeast"/>
           <w:jc w:val="center"/>
@@ -26063,6 +28618,22 @@
         </w:tc>
       </w:tr>
       <w:tr>
+        <w:tblPrEx>
+          <w:tblBorders>
+            <w:top w:val="single" w:color="auto" w:sz="4" w:space="0"/>
+            <w:left w:val="single" w:color="auto" w:sz="4" w:space="0"/>
+            <w:bottom w:val="single" w:color="auto" w:sz="4" w:space="0"/>
+            <w:right w:val="single" w:color="auto" w:sz="4" w:space="0"/>
+            <w:insideH w:val="single" w:color="auto" w:sz="4" w:space="0"/>
+            <w:insideV w:val="single" w:color="auto" w:sz="4" w:space="0"/>
+          </w:tblBorders>
+          <w:tblCellMar>
+            <w:top w:w="0" w:type="dxa"/>
+            <w:left w:w="108" w:type="dxa"/>
+            <w:bottom w:w="0" w:type="dxa"/>
+            <w:right w:w="108" w:type="dxa"/>
+          </w:tblCellMar>
+        </w:tblPrEx>
         <w:trPr>
           <w:trHeight w:val="2311" w:hRule="atLeast"/>
           <w:jc w:val="center"/>
@@ -26125,6 +28696,22 @@
         </w:tc>
       </w:tr>
       <w:tr>
+        <w:tblPrEx>
+          <w:tblBorders>
+            <w:top w:val="single" w:color="auto" w:sz="4" w:space="0"/>
+            <w:left w:val="single" w:color="auto" w:sz="4" w:space="0"/>
+            <w:bottom w:val="single" w:color="auto" w:sz="4" w:space="0"/>
+            <w:right w:val="single" w:color="auto" w:sz="4" w:space="0"/>
+            <w:insideH w:val="single" w:color="auto" w:sz="4" w:space="0"/>
+            <w:insideV w:val="single" w:color="auto" w:sz="4" w:space="0"/>
+          </w:tblBorders>
+          <w:tblCellMar>
+            <w:top w:w="0" w:type="dxa"/>
+            <w:left w:w="108" w:type="dxa"/>
+            <w:bottom w:w="0" w:type="dxa"/>
+            <w:right w:w="108" w:type="dxa"/>
+          </w:tblCellMar>
+        </w:tblPrEx>
         <w:trPr>
           <w:trHeight w:val="1237" w:hRule="atLeast"/>
           <w:jc w:val="center"/>
@@ -26241,6 +28828,22 @@
         </w:tc>
       </w:tr>
       <w:tr>
+        <w:tblPrEx>
+          <w:tblBorders>
+            <w:top w:val="single" w:color="auto" w:sz="4" w:space="0"/>
+            <w:left w:val="single" w:color="auto" w:sz="4" w:space="0"/>
+            <w:bottom w:val="single" w:color="auto" w:sz="4" w:space="0"/>
+            <w:right w:val="single" w:color="auto" w:sz="4" w:space="0"/>
+            <w:insideH w:val="single" w:color="auto" w:sz="4" w:space="0"/>
+            <w:insideV w:val="single" w:color="auto" w:sz="4" w:space="0"/>
+          </w:tblBorders>
+          <w:tblCellMar>
+            <w:top w:w="0" w:type="dxa"/>
+            <w:left w:w="108" w:type="dxa"/>
+            <w:bottom w:w="0" w:type="dxa"/>
+            <w:right w:w="108" w:type="dxa"/>
+          </w:tblCellMar>
+        </w:tblPrEx>
         <w:trPr>
           <w:trHeight w:val="1279" w:hRule="atLeast"/>
           <w:jc w:val="center"/>
@@ -26322,6 +28925,22 @@
         </w:tc>
       </w:tr>
       <w:tr>
+        <w:tblPrEx>
+          <w:tblBorders>
+            <w:top w:val="single" w:color="auto" w:sz="4" w:space="0"/>
+            <w:left w:val="single" w:color="auto" w:sz="4" w:space="0"/>
+            <w:bottom w:val="single" w:color="auto" w:sz="4" w:space="0"/>
+            <w:right w:val="single" w:color="auto" w:sz="4" w:space="0"/>
+            <w:insideH w:val="single" w:color="auto" w:sz="4" w:space="0"/>
+            <w:insideV w:val="single" w:color="auto" w:sz="4" w:space="0"/>
+          </w:tblBorders>
+          <w:tblCellMar>
+            <w:top w:w="0" w:type="dxa"/>
+            <w:left w:w="108" w:type="dxa"/>
+            <w:bottom w:w="0" w:type="dxa"/>
+            <w:right w:w="108" w:type="dxa"/>
+          </w:tblCellMar>
+        </w:tblPrEx>
         <w:trPr>
           <w:trHeight w:val="2122" w:hRule="atLeast"/>
           <w:jc w:val="center"/>
@@ -26389,6 +29008,22 @@
         </w:tc>
       </w:tr>
       <w:tr>
+        <w:tblPrEx>
+          <w:tblBorders>
+            <w:top w:val="single" w:color="auto" w:sz="4" w:space="0"/>
+            <w:left w:val="single" w:color="auto" w:sz="4" w:space="0"/>
+            <w:bottom w:val="single" w:color="auto" w:sz="4" w:space="0"/>
+            <w:right w:val="single" w:color="auto" w:sz="4" w:space="0"/>
+            <w:insideH w:val="single" w:color="auto" w:sz="4" w:space="0"/>
+            <w:insideV w:val="single" w:color="auto" w:sz="4" w:space="0"/>
+          </w:tblBorders>
+          <w:tblCellMar>
+            <w:top w:w="0" w:type="dxa"/>
+            <w:left w:w="108" w:type="dxa"/>
+            <w:bottom w:w="0" w:type="dxa"/>
+            <w:right w:w="108" w:type="dxa"/>
+          </w:tblCellMar>
+        </w:tblPrEx>
         <w:trPr>
           <w:trHeight w:val="5232" w:hRule="atLeast"/>
           <w:jc w:val="center"/>
@@ -26531,6 +29166,22 @@
         </w:tc>
       </w:tr>
       <w:tr>
+        <w:tblPrEx>
+          <w:tblBorders>
+            <w:top w:val="single" w:color="auto" w:sz="4" w:space="0"/>
+            <w:left w:val="single" w:color="auto" w:sz="4" w:space="0"/>
+            <w:bottom w:val="single" w:color="auto" w:sz="4" w:space="0"/>
+            <w:right w:val="single" w:color="auto" w:sz="4" w:space="0"/>
+            <w:insideH w:val="single" w:color="auto" w:sz="4" w:space="0"/>
+            <w:insideV w:val="single" w:color="auto" w:sz="4" w:space="0"/>
+          </w:tblBorders>
+          <w:tblCellMar>
+            <w:top w:w="0" w:type="dxa"/>
+            <w:left w:w="108" w:type="dxa"/>
+            <w:bottom w:w="0" w:type="dxa"/>
+            <w:right w:w="108" w:type="dxa"/>
+          </w:tblCellMar>
+        </w:tblPrEx>
         <w:trPr>
           <w:trHeight w:val="23" w:hRule="atLeast"/>
           <w:jc w:val="center"/>
@@ -26621,6 +29272,22 @@
         </w:tc>
       </w:tr>
       <w:tr>
+        <w:tblPrEx>
+          <w:tblBorders>
+            <w:top w:val="single" w:color="auto" w:sz="4" w:space="0"/>
+            <w:left w:val="single" w:color="auto" w:sz="4" w:space="0"/>
+            <w:bottom w:val="single" w:color="auto" w:sz="4" w:space="0"/>
+            <w:right w:val="single" w:color="auto" w:sz="4" w:space="0"/>
+            <w:insideH w:val="single" w:color="auto" w:sz="4" w:space="0"/>
+            <w:insideV w:val="single" w:color="auto" w:sz="4" w:space="0"/>
+          </w:tblBorders>
+          <w:tblCellMar>
+            <w:top w:w="0" w:type="dxa"/>
+            <w:left w:w="108" w:type="dxa"/>
+            <w:bottom w:w="0" w:type="dxa"/>
+            <w:right w:w="108" w:type="dxa"/>
+          </w:tblCellMar>
+        </w:tblPrEx>
         <w:trPr>
           <w:trHeight w:val="3447" w:hRule="atLeast"/>
           <w:jc w:val="center"/>
@@ -27069,6 +29736,22 @@
         </w:tc>
       </w:tr>
       <w:tr>
+        <w:tblPrEx>
+          <w:tblBorders>
+            <w:top w:val="single" w:color="auto" w:sz="4" w:space="0"/>
+            <w:left w:val="single" w:color="auto" w:sz="4" w:space="0"/>
+            <w:bottom w:val="single" w:color="auto" w:sz="4" w:space="0"/>
+            <w:right w:val="single" w:color="auto" w:sz="4" w:space="0"/>
+            <w:insideH w:val="single" w:color="auto" w:sz="4" w:space="0"/>
+            <w:insideV w:val="single" w:color="auto" w:sz="4" w:space="0"/>
+          </w:tblBorders>
+          <w:tblCellMar>
+            <w:top w:w="0" w:type="dxa"/>
+            <w:left w:w="108" w:type="dxa"/>
+            <w:bottom w:w="0" w:type="dxa"/>
+            <w:right w:w="108" w:type="dxa"/>
+          </w:tblCellMar>
+        </w:tblPrEx>
         <w:trPr>
           <w:trHeight w:val="3735" w:hRule="atLeast"/>
           <w:jc w:val="center"/>
@@ -27289,8 +29972,24 @@
         </w:tc>
       </w:tr>
       <w:tr>
+        <w:tblPrEx>
+          <w:tblBorders>
+            <w:top w:val="single" w:color="auto" w:sz="4" w:space="0"/>
+            <w:left w:val="single" w:color="auto" w:sz="4" w:space="0"/>
+            <w:bottom w:val="single" w:color="auto" w:sz="4" w:space="0"/>
+            <w:right w:val="single" w:color="auto" w:sz="4" w:space="0"/>
+            <w:insideH w:val="single" w:color="auto" w:sz="4" w:space="0"/>
+            <w:insideV w:val="single" w:color="auto" w:sz="4" w:space="0"/>
+          </w:tblBorders>
+          <w:tblCellMar>
+            <w:top w:w="0" w:type="dxa"/>
+            <w:left w:w="108" w:type="dxa"/>
+            <w:bottom w:w="0" w:type="dxa"/>
+            <w:right w:w="108" w:type="dxa"/>
+          </w:tblCellMar>
+        </w:tblPrEx>
         <w:trPr>
-          <w:trHeight w:val="4634" w:hRule="atLeast"/>
+          <w:trHeight w:val="3952" w:hRule="atLeast"/>
           <w:jc w:val="center"/>
         </w:trPr>
         <w:tc>
@@ -27361,18 +30060,6 @@
         </w:rPr>
         <w:t>注：教案按授课次数填写，每次授课均应填写一份。</w:t>
       </w:r>
-    </w:p>
-    <w:p>
-      <w:pPr>
-        <w:spacing w:line="360" w:lineRule="auto"/>
-        <w:jc w:val="left"/>
-        <w:rPr>
-          <w:rFonts w:hint="eastAsia" w:ascii="Times New Roman" w:hAnsi="Times New Roman" w:eastAsia="仿宋_GB2312" w:cs="Times New Roman"/>
-          <w:color w:val="auto"/>
-          <w:sz w:val="24"/>
-          <w:lang w:val="en-US" w:eastAsia="zh-CN"/>
-        </w:rPr>
-      </w:pPr>
     </w:p>
     <w:p>
       <w:pPr>
@@ -27496,7 +30183,7 @@
         </mc:Choice>
         <mc:Fallback>
           <w:pict>
-            <v:shape id="文本框 1" o:spid="_x0000_s1026" o:spt="202" type="#_x0000_t202" style="position:absolute;left:0pt;margin-top:0pt;height:144pt;width:144pt;mso-position-horizontal:outside;mso-position-horizontal-relative:margin;mso-wrap-style:none;z-index:251659264;mso-width-relative:page;mso-height-relative:page;" filled="f" stroked="f" coordsize="21600,21600" o:gfxdata="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">
+            <v:shape id="文本框 1" o:spid="_x0000_s1026" o:spt="202" type="#_x0000_t202" style="position:absolute;left:0pt;margin-top:0pt;height:144pt;width:144pt;mso-position-horizontal:outside;mso-position-horizontal-relative:margin;mso-wrap-style:none;z-index:251659264;mso-width-relative:page;mso-height-relative:page;" filled="f" stroked="f" coordsize="21600,21600" o:gfxdata="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">
               <v:fill on="f" focussize="0,0"/>
               <v:stroke on="f"/>
               <v:imagedata o:title=""/>
@@ -27560,14 +30247,13 @@
 </file>
 
 <file path=word/styles.xml><?xml version="1.0" encoding="utf-8"?>
-<w:styles xmlns:mc="http://schemas.openxmlformats.org/markup-compatibility/2006" xmlns:o="urn:schemas-microsoft-com:office:office" xmlns:r="http://schemas.openxmlformats.org/officeDocument/2006/relationships" xmlns:m="http://schemas.openxmlformats.org/officeDocument/2006/math" xmlns:v="urn:schemas-microsoft-com:vml" xmlns:w="http://schemas.openxmlformats.org/wordprocessingml/2006/main" xmlns:w14="http://schemas.microsoft.com/office/word/2010/wordml" xmlns:w10="urn:schemas-microsoft-com:office:word" xmlns:sl="http://schemas.openxmlformats.org/schemaLibrary/2006/main" xmlns:wpsCustomData="http://www.wps.cn/officeDocument/2013/wpsCustomData" mc:Ignorable="w14">
+<w:styles xmlns:mc="http://schemas.openxmlformats.org/markup-compatibility/2006" xmlns:o="urn:schemas-microsoft-com:office:office" xmlns:r="http://schemas.openxmlformats.org/officeDocument/2006/relationships" xmlns:m="http://schemas.openxmlformats.org/officeDocument/2006/math" xmlns:v="urn:schemas-microsoft-com:vml" xmlns:w="http://schemas.openxmlformats.org/wordprocessingml/2006/main" xmlns:w14="http://schemas.microsoft.com/office/word/2010/wordml" xmlns:w10="urn:schemas-microsoft-com:office:word" xmlns:sl="http://schemas.openxmlformats.org/schemaLibrary/2006/main" mc:Ignorable="w14">
   <w:docDefaults>
     <w:rPrDefault>
       <w:rPr>
         <w:rFonts w:ascii="Times New Roman" w:hAnsi="Times New Roman" w:eastAsia="宋体" w:cs="Times New Roman"/>
       </w:rPr>
     </w:rPrDefault>
-    <w:pPrDefault/>
   </w:docDefaults>
   <w:latentStyles w:count="260" w:defQFormat="0" w:defUnhideWhenUsed="1" w:defSemiHidden="1" w:defUIPriority="99" w:defLockedState="0">
     <w:lsdException w:qFormat="1" w:unhideWhenUsed="0" w:uiPriority="0" w:semiHidden="0" w:name="Normal"/>
@@ -28302,6 +30988,7 @@
 <s:customData xmlns="http://www.wps.cn/officeDocument/2013/wpsCustomData" xmlns:s="http://www.wps.cn/officeDocument/2013/wpsCustomData">
   <customSectProps>
     <customSectPr/>
+    <customSectPr/>
   </customSectProps>
   <customShpExts>
     <customShpInfo spid="_x0000_s1026" textRotate="1"/>
